--- a/docs/routes.docx
+++ b/docs/routes.docx
@@ -1,10 +1,9 @@
 
 <file path=word/document.xml><?xml version="1.0" encoding="utf-8"?>
-<w:document xmlns:o="urn:schemas-microsoft-com:office:office" xmlns:r="http://schemas.openxmlformats.org/officeDocument/2006/relationships" xmlns:v="urn:schemas-microsoft-com:vml" xmlns:w="http://schemas.openxmlformats.org/wordprocessingml/2006/main" xmlns:w10="urn:schemas-microsoft-com:office:word" xmlns:wp="http://schemas.openxmlformats.org/drawingml/2006/wordprocessingDrawing" xmlns:pic="http://schemas.openxmlformats.org/drawingml/2006/picture" xmlns:wps="http://schemas.microsoft.com/office/word/2010/wordprocessingShape" xmlns:wpg="http://schemas.microsoft.com/office/word/2010/wordprocessingGroup" xmlns:mc="http://schemas.openxmlformats.org/markup-compatibility/2006" xmlns:wp14="http://schemas.microsoft.com/office/word/2010/wordprocessingDrawing" xmlns:w14="http://schemas.microsoft.com/office/word/2010/wordml" xmlns:w15="http://schemas.microsoft.com/office/word/2012/wordml" mc:Ignorable="w14 wp14 w15">
+<w:document xmlns:wpc="http://schemas.microsoft.com/office/word/2010/wordprocessingCanvas" xmlns:cx="http://schemas.microsoft.com/office/drawing/2014/chartex" xmlns:cx1="http://schemas.microsoft.com/office/drawing/2015/9/8/chartex" xmlns:cx2="http://schemas.microsoft.com/office/drawing/2015/10/21/chartex" xmlns:cx3="http://schemas.microsoft.com/office/drawing/2016/5/9/chartex" xmlns:cx4="http://schemas.microsoft.com/office/drawing/2016/5/10/chartex" xmlns:cx5="http://schemas.microsoft.com/office/drawing/2016/5/11/chartex" xmlns:cx6="http://schemas.microsoft.com/office/drawing/2016/5/12/chartex" xmlns:cx7="http://schemas.microsoft.com/office/drawing/2016/5/13/chartex" xmlns:cx8="http://schemas.microsoft.com/office/drawing/2016/5/14/chartex" xmlns:mc="http://schemas.openxmlformats.org/markup-compatibility/2006" xmlns:aink="http://schemas.microsoft.com/office/drawing/2016/ink" xmlns:am3d="http://schemas.microsoft.com/office/drawing/2017/model3d" xmlns:o="urn:schemas-microsoft-com:office:office" xmlns:r="http://schemas.openxmlformats.org/officeDocument/2006/relationships" xmlns:m="http://schemas.openxmlformats.org/officeDocument/2006/math" xmlns:v="urn:schemas-microsoft-com:vml" xmlns:wp14="http://schemas.microsoft.com/office/word/2010/wordprocessingDrawing" xmlns:wp="http://schemas.openxmlformats.org/drawingml/2006/wordprocessingDrawing" xmlns:w10="urn:schemas-microsoft-com:office:word" xmlns:w="http://schemas.openxmlformats.org/wordprocessingml/2006/main" xmlns:w14="http://schemas.microsoft.com/office/word/2010/wordml" xmlns:w15="http://schemas.microsoft.com/office/word/2012/wordml" xmlns:w16cex="http://schemas.microsoft.com/office/word/2018/wordml/cex" xmlns:w16cid="http://schemas.microsoft.com/office/word/2016/wordml/cid" xmlns:w16="http://schemas.microsoft.com/office/word/2018/wordml" xmlns:w16sdtdh="http://schemas.microsoft.com/office/word/2020/wordml/sdtdatahash" xmlns:w16se="http://schemas.microsoft.com/office/word/2015/wordml/symex" xmlns:wpg="http://schemas.microsoft.com/office/word/2010/wordprocessingGroup" xmlns:wpi="http://schemas.microsoft.com/office/word/2010/wordprocessingInk" xmlns:wne="http://schemas.microsoft.com/office/word/2006/wordml" xmlns:wps="http://schemas.microsoft.com/office/word/2010/wordprocessingShape" mc:Ignorable="w14 w15 w16se w16cid w16 w16cex w16sdtdh wp14">
   <w:body>
     <w:p>
       <w:pPr>
-        <w:pStyle w:val="Normal"/>
         <w:rPr>
           <w:rFonts w:ascii="Arial Black" w:hAnsi="Arial Black"/>
         </w:rPr>
@@ -18,7 +17,6 @@
     </w:p>
     <w:p>
       <w:pPr>
-        <w:pStyle w:val="Normal"/>
         <w:rPr>
           <w:b/>
           <w:bCs/>
@@ -36,7 +34,6 @@
       <w:tblPr>
         <w:tblW w:w="9445" w:type="dxa"/>
         <w:jc w:val="center"/>
-        <w:tblInd w:w="0" w:type="dxa"/>
         <w:tblLayout w:type="fixed"/>
         <w:tblCellMar>
           <w:top w:w="15" w:type="dxa"/>
@@ -44,17 +41,18 @@
           <w:bottom w:w="15" w:type="dxa"/>
           <w:right w:w="15" w:type="dxa"/>
         </w:tblCellMar>
-        <w:tblLook w:val="04a0" w:noHBand="0" w:noVBand="1" w:firstColumn="1" w:lastRow="0" w:lastColumn="0" w:firstRow="1"/>
+        <w:tblLook w:val="04A0" w:firstRow="1" w:lastRow="0" w:firstColumn="1" w:lastColumn="0" w:noHBand="0" w:noVBand="1"/>
       </w:tblPr>
       <w:tblGrid>
-        <w:gridCol w:w="1256"/>
+        <w:gridCol w:w="1257"/>
         <w:gridCol w:w="3928"/>
         <w:gridCol w:w="1572"/>
         <w:gridCol w:w="2688"/>
       </w:tblGrid>
       <w:tr>
         <w:trPr>
-          <w:tblHeader w:val="true"/>
+          <w:tblHeader/>
+          <w:jc w:val="center"/>
         </w:trPr>
         <w:tc>
           <w:tcPr>
@@ -69,11 +67,10 @@
           </w:tcPr>
           <w:p>
             <w:pPr>
-              <w:pStyle w:val="Normal"/>
-              <w:spacing w:lineRule="auto" w:line="240" w:before="0" w:after="0"/>
+              <w:spacing w:after="0" w:line="240" w:lineRule="auto"/>
               <w:jc w:val="center"/>
               <w:rPr>
-                <w:rFonts w:ascii="Times New Roman" w:hAnsi="Times New Roman" w:eastAsia="Times New Roman" w:cs="Times New Roman"/>
+                <w:rFonts w:ascii="Times New Roman" w:eastAsia="Times New Roman" w:hAnsi="Times New Roman" w:cs="Times New Roman"/>
                 <w:b/>
                 <w:bCs/>
                 <w:sz w:val="24"/>
@@ -82,7 +79,7 @@
             </w:pPr>
             <w:r>
               <w:rPr>
-                <w:rFonts w:eastAsia="Times New Roman" w:cs="Times New Roman" w:ascii="Times New Roman" w:hAnsi="Times New Roman"/>
+                <w:rFonts w:ascii="Times New Roman" w:eastAsia="Times New Roman" w:hAnsi="Times New Roman" w:cs="Times New Roman"/>
                 <w:b/>
                 <w:bCs/>
                 <w:sz w:val="24"/>
@@ -105,11 +102,10 @@
           </w:tcPr>
           <w:p>
             <w:pPr>
-              <w:pStyle w:val="Normal"/>
-              <w:spacing w:lineRule="auto" w:line="240" w:before="0" w:after="0"/>
+              <w:spacing w:after="0" w:line="240" w:lineRule="auto"/>
               <w:jc w:val="center"/>
               <w:rPr>
-                <w:rFonts w:ascii="Times New Roman" w:hAnsi="Times New Roman" w:eastAsia="Times New Roman" w:cs="Times New Roman"/>
+                <w:rFonts w:ascii="Times New Roman" w:eastAsia="Times New Roman" w:hAnsi="Times New Roman" w:cs="Times New Roman"/>
                 <w:b/>
                 <w:bCs/>
                 <w:sz w:val="24"/>
@@ -118,7 +114,7 @@
             </w:pPr>
             <w:r>
               <w:rPr>
-                <w:rFonts w:eastAsia="Times New Roman" w:cs="Times New Roman" w:ascii="Times New Roman" w:hAnsi="Times New Roman"/>
+                <w:rFonts w:ascii="Times New Roman" w:eastAsia="Times New Roman" w:hAnsi="Times New Roman" w:cs="Times New Roman"/>
                 <w:b/>
                 <w:bCs/>
                 <w:sz w:val="24"/>
@@ -141,11 +137,10 @@
           </w:tcPr>
           <w:p>
             <w:pPr>
-              <w:pStyle w:val="Normal"/>
-              <w:spacing w:lineRule="auto" w:line="240" w:before="0" w:after="0"/>
+              <w:spacing w:after="0" w:line="240" w:lineRule="auto"/>
               <w:jc w:val="center"/>
               <w:rPr>
-                <w:rFonts w:ascii="Times New Roman" w:hAnsi="Times New Roman" w:eastAsia="Times New Roman" w:cs="Times New Roman"/>
+                <w:rFonts w:ascii="Times New Roman" w:eastAsia="Times New Roman" w:hAnsi="Times New Roman" w:cs="Times New Roman"/>
                 <w:b/>
                 <w:bCs/>
                 <w:sz w:val="24"/>
@@ -154,7 +149,7 @@
             </w:pPr>
             <w:r>
               <w:rPr>
-                <w:rFonts w:eastAsia="Times New Roman" w:cs="Times New Roman" w:ascii="Times New Roman" w:hAnsi="Times New Roman"/>
+                <w:rFonts w:ascii="Times New Roman" w:eastAsia="Times New Roman" w:hAnsi="Times New Roman" w:cs="Times New Roman"/>
                 <w:b/>
                 <w:bCs/>
                 <w:sz w:val="24"/>
@@ -177,11 +172,10 @@
           </w:tcPr>
           <w:p>
             <w:pPr>
-              <w:pStyle w:val="Normal"/>
-              <w:spacing w:lineRule="auto" w:line="240" w:before="0" w:after="0"/>
+              <w:spacing w:after="0" w:line="240" w:lineRule="auto"/>
               <w:jc w:val="center"/>
               <w:rPr>
-                <w:rFonts w:ascii="Times New Roman" w:hAnsi="Times New Roman" w:eastAsia="Times New Roman" w:cs="Times New Roman"/>
+                <w:rFonts w:ascii="Times New Roman" w:eastAsia="Times New Roman" w:hAnsi="Times New Roman" w:cs="Times New Roman"/>
                 <w:b/>
                 <w:bCs/>
                 <w:sz w:val="24"/>
@@ -190,7 +184,7 @@
             </w:pPr>
             <w:r>
               <w:rPr>
-                <w:rFonts w:eastAsia="Times New Roman" w:cs="Times New Roman" w:ascii="Times New Roman" w:hAnsi="Times New Roman"/>
+                <w:rFonts w:ascii="Times New Roman" w:eastAsia="Times New Roman" w:hAnsi="Times New Roman" w:cs="Times New Roman"/>
                 <w:b/>
                 <w:bCs/>
                 <w:sz w:val="24"/>
@@ -202,7 +196,9 @@
         </w:tc>
       </w:tr>
       <w:tr>
-        <w:trPr/>
+        <w:trPr>
+          <w:jc w:val="center"/>
+        </w:trPr>
         <w:tc>
           <w:tcPr>
             <w:tcW w:w="1256" w:type="dxa"/>
@@ -216,17 +212,16 @@
           </w:tcPr>
           <w:p>
             <w:pPr>
-              <w:pStyle w:val="Normal"/>
-              <w:spacing w:lineRule="auto" w:line="240" w:before="0" w:after="0"/>
-              <w:rPr>
-                <w:rFonts w:ascii="Times New Roman" w:hAnsi="Times New Roman" w:eastAsia="Times New Roman" w:cs="Times New Roman"/>
-                <w:sz w:val="24"/>
-                <w:szCs w:val="24"/>
-              </w:rPr>
-            </w:pPr>
-            <w:r>
-              <w:rPr>
-                <w:rFonts w:eastAsia="Times New Roman" w:cs="Times New Roman" w:ascii="Times New Roman" w:hAnsi="Times New Roman"/>
+              <w:spacing w:after="0" w:line="240" w:lineRule="auto"/>
+              <w:rPr>
+                <w:rFonts w:ascii="Times New Roman" w:eastAsia="Times New Roman" w:hAnsi="Times New Roman" w:cs="Times New Roman"/>
+                <w:sz w:val="24"/>
+                <w:szCs w:val="24"/>
+              </w:rPr>
+            </w:pPr>
+            <w:r>
+              <w:rPr>
+                <w:rFonts w:ascii="Times New Roman" w:eastAsia="Times New Roman" w:hAnsi="Times New Roman" w:cs="Times New Roman"/>
                 <w:sz w:val="24"/>
                 <w:szCs w:val="24"/>
               </w:rPr>
@@ -247,17 +242,16 @@
           </w:tcPr>
           <w:p>
             <w:pPr>
-              <w:pStyle w:val="Normal"/>
-              <w:spacing w:lineRule="auto" w:line="240" w:before="0" w:after="0"/>
-              <w:rPr>
-                <w:rFonts w:ascii="Times New Roman" w:hAnsi="Times New Roman" w:eastAsia="Times New Roman" w:cs="Times New Roman"/>
-                <w:sz w:val="24"/>
-                <w:szCs w:val="24"/>
-              </w:rPr>
-            </w:pPr>
-            <w:r>
-              <w:rPr>
-                <w:rFonts w:eastAsia="Times New Roman" w:cs="Times New Roman" w:ascii="Times New Roman" w:hAnsi="Times New Roman"/>
+              <w:spacing w:after="0" w:line="240" w:lineRule="auto"/>
+              <w:rPr>
+                <w:rFonts w:ascii="Times New Roman" w:eastAsia="Times New Roman" w:hAnsi="Times New Roman" w:cs="Times New Roman"/>
+                <w:sz w:val="24"/>
+                <w:szCs w:val="24"/>
+              </w:rPr>
+            </w:pPr>
+            <w:r>
+              <w:rPr>
+                <w:rFonts w:ascii="Times New Roman" w:eastAsia="Times New Roman" w:hAnsi="Times New Roman" w:cs="Times New Roman"/>
                 <w:sz w:val="24"/>
                 <w:szCs w:val="24"/>
               </w:rPr>
@@ -278,17 +272,16 @@
           </w:tcPr>
           <w:p>
             <w:pPr>
-              <w:pStyle w:val="Normal"/>
-              <w:spacing w:lineRule="auto" w:line="240" w:before="0" w:after="0"/>
-              <w:rPr>
-                <w:rFonts w:ascii="Times New Roman" w:hAnsi="Times New Roman" w:eastAsia="Times New Roman" w:cs="Times New Roman"/>
-                <w:sz w:val="24"/>
-                <w:szCs w:val="24"/>
-              </w:rPr>
-            </w:pPr>
-            <w:r>
-              <w:rPr>
-                <w:rFonts w:eastAsia="Times New Roman" w:cs="Times New Roman" w:ascii="Times New Roman" w:hAnsi="Times New Roman"/>
+              <w:spacing w:after="0" w:line="240" w:lineRule="auto"/>
+              <w:rPr>
+                <w:rFonts w:ascii="Times New Roman" w:eastAsia="Times New Roman" w:hAnsi="Times New Roman" w:cs="Times New Roman"/>
+                <w:sz w:val="24"/>
+                <w:szCs w:val="24"/>
+              </w:rPr>
+            </w:pPr>
+            <w:r>
+              <w:rPr>
+                <w:rFonts w:ascii="Times New Roman" w:eastAsia="Times New Roman" w:hAnsi="Times New Roman" w:cs="Times New Roman"/>
                 <w:sz w:val="24"/>
                 <w:szCs w:val="24"/>
               </w:rPr>
@@ -309,17 +302,16 @@
           </w:tcPr>
           <w:p>
             <w:pPr>
-              <w:pStyle w:val="Normal"/>
-              <w:spacing w:lineRule="auto" w:line="240" w:before="0" w:after="0"/>
-              <w:rPr>
-                <w:rFonts w:ascii="Times New Roman" w:hAnsi="Times New Roman" w:eastAsia="Times New Roman" w:cs="Times New Roman"/>
-                <w:sz w:val="24"/>
-                <w:szCs w:val="24"/>
-              </w:rPr>
-            </w:pPr>
-            <w:r>
-              <w:rPr>
-                <w:rFonts w:eastAsia="Times New Roman" w:cs="Times New Roman" w:ascii="Times New Roman" w:hAnsi="Times New Roman"/>
+              <w:spacing w:after="0" w:line="240" w:lineRule="auto"/>
+              <w:rPr>
+                <w:rFonts w:ascii="Times New Roman" w:eastAsia="Times New Roman" w:hAnsi="Times New Roman" w:cs="Times New Roman"/>
+                <w:sz w:val="24"/>
+                <w:szCs w:val="24"/>
+              </w:rPr>
+            </w:pPr>
+            <w:r>
+              <w:rPr>
+                <w:rFonts w:ascii="Times New Roman" w:eastAsia="Times New Roman" w:hAnsi="Times New Roman" w:cs="Times New Roman"/>
                 <w:sz w:val="24"/>
                 <w:szCs w:val="24"/>
               </w:rPr>
@@ -329,7 +321,9 @@
         </w:tc>
       </w:tr>
       <w:tr>
-        <w:trPr/>
+        <w:trPr>
+          <w:jc w:val="center"/>
+        </w:trPr>
         <w:tc>
           <w:tcPr>
             <w:tcW w:w="1256" w:type="dxa"/>
@@ -343,17 +337,16 @@
           </w:tcPr>
           <w:p>
             <w:pPr>
-              <w:pStyle w:val="Normal"/>
-              <w:spacing w:lineRule="auto" w:line="240" w:before="0" w:after="0"/>
-              <w:rPr>
-                <w:rFonts w:ascii="Times New Roman" w:hAnsi="Times New Roman" w:eastAsia="Times New Roman" w:cs="Times New Roman"/>
-                <w:sz w:val="24"/>
-                <w:szCs w:val="24"/>
-              </w:rPr>
-            </w:pPr>
-            <w:r>
-              <w:rPr>
-                <w:rFonts w:eastAsia="Times New Roman" w:cs="Times New Roman" w:ascii="Times New Roman" w:hAnsi="Times New Roman"/>
+              <w:spacing w:after="0" w:line="240" w:lineRule="auto"/>
+              <w:rPr>
+                <w:rFonts w:ascii="Times New Roman" w:eastAsia="Times New Roman" w:hAnsi="Times New Roman" w:cs="Times New Roman"/>
+                <w:sz w:val="24"/>
+                <w:szCs w:val="24"/>
+              </w:rPr>
+            </w:pPr>
+            <w:r>
+              <w:rPr>
+                <w:rFonts w:ascii="Times New Roman" w:eastAsia="Times New Roman" w:hAnsi="Times New Roman" w:cs="Times New Roman"/>
                 <w:sz w:val="24"/>
                 <w:szCs w:val="24"/>
               </w:rPr>
@@ -374,17 +367,16 @@
           </w:tcPr>
           <w:p>
             <w:pPr>
-              <w:pStyle w:val="Normal"/>
-              <w:spacing w:lineRule="auto" w:line="240" w:before="0" w:after="0"/>
-              <w:rPr>
-                <w:rFonts w:ascii="Times New Roman" w:hAnsi="Times New Roman" w:eastAsia="Times New Roman" w:cs="Times New Roman"/>
-                <w:sz w:val="24"/>
-                <w:szCs w:val="24"/>
-              </w:rPr>
-            </w:pPr>
-            <w:r>
-              <w:rPr>
-                <w:rFonts w:eastAsia="Times New Roman" w:cs="Times New Roman" w:ascii="Times New Roman" w:hAnsi="Times New Roman"/>
+              <w:spacing w:after="0" w:line="240" w:lineRule="auto"/>
+              <w:rPr>
+                <w:rFonts w:ascii="Times New Roman" w:eastAsia="Times New Roman" w:hAnsi="Times New Roman" w:cs="Times New Roman"/>
+                <w:sz w:val="24"/>
+                <w:szCs w:val="24"/>
+              </w:rPr>
+            </w:pPr>
+            <w:r>
+              <w:rPr>
+                <w:rFonts w:ascii="Times New Roman" w:eastAsia="Times New Roman" w:hAnsi="Times New Roman" w:cs="Times New Roman"/>
                 <w:sz w:val="24"/>
                 <w:szCs w:val="24"/>
               </w:rPr>
@@ -405,17 +397,16 @@
           </w:tcPr>
           <w:p>
             <w:pPr>
-              <w:pStyle w:val="Normal"/>
-              <w:spacing w:lineRule="auto" w:line="240" w:before="0" w:after="0"/>
-              <w:rPr>
-                <w:rFonts w:ascii="Times New Roman" w:hAnsi="Times New Roman" w:eastAsia="Times New Roman" w:cs="Times New Roman"/>
-                <w:sz w:val="24"/>
-                <w:szCs w:val="24"/>
-              </w:rPr>
-            </w:pPr>
-            <w:r>
-              <w:rPr>
-                <w:rFonts w:eastAsia="Times New Roman" w:cs="Times New Roman" w:ascii="Times New Roman" w:hAnsi="Times New Roman"/>
+              <w:spacing w:after="0" w:line="240" w:lineRule="auto"/>
+              <w:rPr>
+                <w:rFonts w:ascii="Times New Roman" w:eastAsia="Times New Roman" w:hAnsi="Times New Roman" w:cs="Times New Roman"/>
+                <w:sz w:val="24"/>
+                <w:szCs w:val="24"/>
+              </w:rPr>
+            </w:pPr>
+            <w:r>
+              <w:rPr>
+                <w:rFonts w:ascii="Times New Roman" w:eastAsia="Times New Roman" w:hAnsi="Times New Roman" w:cs="Times New Roman"/>
                 <w:sz w:val="24"/>
                 <w:szCs w:val="24"/>
               </w:rPr>
@@ -436,17 +427,16 @@
           </w:tcPr>
           <w:p>
             <w:pPr>
-              <w:pStyle w:val="Normal"/>
-              <w:spacing w:lineRule="auto" w:line="240" w:before="0" w:after="0"/>
-              <w:rPr>
-                <w:rFonts w:ascii="Times New Roman" w:hAnsi="Times New Roman" w:eastAsia="Times New Roman" w:cs="Times New Roman"/>
-                <w:sz w:val="24"/>
-                <w:szCs w:val="24"/>
-              </w:rPr>
-            </w:pPr>
-            <w:r>
-              <w:rPr>
-                <w:rFonts w:eastAsia="Times New Roman" w:cs="Times New Roman" w:ascii="Times New Roman" w:hAnsi="Times New Roman"/>
+              <w:spacing w:after="0" w:line="240" w:lineRule="auto"/>
+              <w:rPr>
+                <w:rFonts w:ascii="Times New Roman" w:eastAsia="Times New Roman" w:hAnsi="Times New Roman" w:cs="Times New Roman"/>
+                <w:sz w:val="24"/>
+                <w:szCs w:val="24"/>
+              </w:rPr>
+            </w:pPr>
+            <w:r>
+              <w:rPr>
+                <w:rFonts w:ascii="Times New Roman" w:eastAsia="Times New Roman" w:hAnsi="Times New Roman" w:cs="Times New Roman"/>
                 <w:sz w:val="24"/>
                 <w:szCs w:val="24"/>
               </w:rPr>
@@ -456,7 +446,9 @@
         </w:tc>
       </w:tr>
       <w:tr>
-        <w:trPr/>
+        <w:trPr>
+          <w:jc w:val="center"/>
+        </w:trPr>
         <w:tc>
           <w:tcPr>
             <w:tcW w:w="1256" w:type="dxa"/>
@@ -470,17 +462,16 @@
           </w:tcPr>
           <w:p>
             <w:pPr>
-              <w:pStyle w:val="Normal"/>
-              <w:spacing w:lineRule="auto" w:line="240" w:before="0" w:after="0"/>
-              <w:rPr>
-                <w:rFonts w:ascii="Times New Roman" w:hAnsi="Times New Roman" w:eastAsia="Times New Roman" w:cs="Times New Roman"/>
-                <w:sz w:val="24"/>
-                <w:szCs w:val="24"/>
-              </w:rPr>
-            </w:pPr>
-            <w:r>
-              <w:rPr>
-                <w:rFonts w:eastAsia="Times New Roman" w:cs="Times New Roman" w:ascii="Times New Roman" w:hAnsi="Times New Roman"/>
+              <w:spacing w:after="0" w:line="240" w:lineRule="auto"/>
+              <w:rPr>
+                <w:rFonts w:ascii="Times New Roman" w:eastAsia="Times New Roman" w:hAnsi="Times New Roman" w:cs="Times New Roman"/>
+                <w:sz w:val="24"/>
+                <w:szCs w:val="24"/>
+              </w:rPr>
+            </w:pPr>
+            <w:r>
+              <w:rPr>
+                <w:rFonts w:ascii="Times New Roman" w:eastAsia="Times New Roman" w:hAnsi="Times New Roman" w:cs="Times New Roman"/>
                 <w:sz w:val="24"/>
                 <w:szCs w:val="24"/>
               </w:rPr>
@@ -501,17 +492,16 @@
           </w:tcPr>
           <w:p>
             <w:pPr>
-              <w:pStyle w:val="Normal"/>
-              <w:spacing w:lineRule="auto" w:line="240" w:before="0" w:after="0"/>
-              <w:rPr>
-                <w:rFonts w:ascii="Times New Roman" w:hAnsi="Times New Roman" w:eastAsia="Times New Roman" w:cs="Times New Roman"/>
-                <w:sz w:val="24"/>
-                <w:szCs w:val="24"/>
-              </w:rPr>
-            </w:pPr>
-            <w:r>
-              <w:rPr>
-                <w:rFonts w:eastAsia="Times New Roman" w:cs="Times New Roman" w:ascii="Times New Roman" w:hAnsi="Times New Roman"/>
+              <w:spacing w:after="0" w:line="240" w:lineRule="auto"/>
+              <w:rPr>
+                <w:rFonts w:ascii="Times New Roman" w:eastAsia="Times New Roman" w:hAnsi="Times New Roman" w:cs="Times New Roman"/>
+                <w:sz w:val="24"/>
+                <w:szCs w:val="24"/>
+              </w:rPr>
+            </w:pPr>
+            <w:r>
+              <w:rPr>
+                <w:rFonts w:ascii="Times New Roman" w:eastAsia="Times New Roman" w:hAnsi="Times New Roman" w:cs="Times New Roman"/>
                 <w:sz w:val="24"/>
                 <w:szCs w:val="24"/>
               </w:rPr>
@@ -532,17 +522,16 @@
           </w:tcPr>
           <w:p>
             <w:pPr>
-              <w:pStyle w:val="Normal"/>
-              <w:spacing w:lineRule="auto" w:line="240" w:before="0" w:after="0"/>
-              <w:rPr>
-                <w:rFonts w:ascii="Times New Roman" w:hAnsi="Times New Roman" w:eastAsia="Times New Roman" w:cs="Times New Roman"/>
-                <w:sz w:val="24"/>
-                <w:szCs w:val="24"/>
-              </w:rPr>
-            </w:pPr>
-            <w:r>
-              <w:rPr>
-                <w:rFonts w:eastAsia="Times New Roman" w:cs="Times New Roman" w:ascii="Times New Roman" w:hAnsi="Times New Roman"/>
+              <w:spacing w:after="0" w:line="240" w:lineRule="auto"/>
+              <w:rPr>
+                <w:rFonts w:ascii="Times New Roman" w:eastAsia="Times New Roman" w:hAnsi="Times New Roman" w:cs="Times New Roman"/>
+                <w:sz w:val="24"/>
+                <w:szCs w:val="24"/>
+              </w:rPr>
+            </w:pPr>
+            <w:r>
+              <w:rPr>
+                <w:rFonts w:ascii="Times New Roman" w:eastAsia="Times New Roman" w:hAnsi="Times New Roman" w:cs="Times New Roman"/>
                 <w:sz w:val="24"/>
                 <w:szCs w:val="24"/>
               </w:rPr>
@@ -563,17 +552,16 @@
           </w:tcPr>
           <w:p>
             <w:pPr>
-              <w:pStyle w:val="Normal"/>
-              <w:spacing w:lineRule="auto" w:line="240" w:before="0" w:after="0"/>
-              <w:rPr>
-                <w:rFonts w:ascii="Times New Roman" w:hAnsi="Times New Roman" w:eastAsia="Times New Roman" w:cs="Times New Roman"/>
-                <w:sz w:val="24"/>
-                <w:szCs w:val="24"/>
-              </w:rPr>
-            </w:pPr>
-            <w:r>
-              <w:rPr>
-                <w:rFonts w:eastAsia="Times New Roman" w:cs="Times New Roman" w:ascii="Times New Roman" w:hAnsi="Times New Roman"/>
+              <w:spacing w:after="0" w:line="240" w:lineRule="auto"/>
+              <w:rPr>
+                <w:rFonts w:ascii="Times New Roman" w:eastAsia="Times New Roman" w:hAnsi="Times New Roman" w:cs="Times New Roman"/>
+                <w:sz w:val="24"/>
+                <w:szCs w:val="24"/>
+              </w:rPr>
+            </w:pPr>
+            <w:r>
+              <w:rPr>
+                <w:rFonts w:ascii="Times New Roman" w:eastAsia="Times New Roman" w:hAnsi="Times New Roman" w:cs="Times New Roman"/>
                 <w:sz w:val="24"/>
                 <w:szCs w:val="24"/>
               </w:rPr>
@@ -583,7 +571,9 @@
         </w:tc>
       </w:tr>
       <w:tr>
-        <w:trPr/>
+        <w:trPr>
+          <w:jc w:val="center"/>
+        </w:trPr>
         <w:tc>
           <w:tcPr>
             <w:tcW w:w="1256" w:type="dxa"/>
@@ -597,17 +587,16 @@
           </w:tcPr>
           <w:p>
             <w:pPr>
-              <w:pStyle w:val="Normal"/>
-              <w:spacing w:lineRule="auto" w:line="240" w:before="0" w:after="0"/>
-              <w:rPr>
-                <w:rFonts w:ascii="Times New Roman" w:hAnsi="Times New Roman" w:eastAsia="Times New Roman" w:cs="Times New Roman"/>
-                <w:sz w:val="24"/>
-                <w:szCs w:val="24"/>
-              </w:rPr>
-            </w:pPr>
-            <w:r>
-              <w:rPr>
-                <w:rFonts w:eastAsia="Times New Roman" w:cs="Times New Roman" w:ascii="Times New Roman" w:hAnsi="Times New Roman"/>
+              <w:spacing w:after="0" w:line="240" w:lineRule="auto"/>
+              <w:rPr>
+                <w:rFonts w:ascii="Times New Roman" w:eastAsia="Times New Roman" w:hAnsi="Times New Roman" w:cs="Times New Roman"/>
+                <w:sz w:val="24"/>
+                <w:szCs w:val="24"/>
+              </w:rPr>
+            </w:pPr>
+            <w:r>
+              <w:rPr>
+                <w:rFonts w:ascii="Times New Roman" w:eastAsia="Times New Roman" w:hAnsi="Times New Roman" w:cs="Times New Roman"/>
                 <w:sz w:val="24"/>
                 <w:szCs w:val="24"/>
               </w:rPr>
@@ -628,17 +617,16 @@
           </w:tcPr>
           <w:p>
             <w:pPr>
-              <w:pStyle w:val="Normal"/>
-              <w:spacing w:lineRule="auto" w:line="240" w:before="0" w:after="0"/>
-              <w:rPr>
-                <w:rFonts w:ascii="Times New Roman" w:hAnsi="Times New Roman" w:eastAsia="Times New Roman" w:cs="Times New Roman"/>
-                <w:sz w:val="24"/>
-                <w:szCs w:val="24"/>
-              </w:rPr>
-            </w:pPr>
-            <w:r>
-              <w:rPr>
-                <w:rFonts w:eastAsia="Times New Roman" w:cs="Times New Roman" w:ascii="Times New Roman" w:hAnsi="Times New Roman"/>
+              <w:spacing w:after="0" w:line="240" w:lineRule="auto"/>
+              <w:rPr>
+                <w:rFonts w:ascii="Times New Roman" w:eastAsia="Times New Roman" w:hAnsi="Times New Roman" w:cs="Times New Roman"/>
+                <w:sz w:val="24"/>
+                <w:szCs w:val="24"/>
+              </w:rPr>
+            </w:pPr>
+            <w:r>
+              <w:rPr>
+                <w:rFonts w:ascii="Times New Roman" w:eastAsia="Times New Roman" w:hAnsi="Times New Roman" w:cs="Times New Roman"/>
                 <w:sz w:val="24"/>
                 <w:szCs w:val="24"/>
               </w:rPr>
@@ -659,17 +647,16 @@
           </w:tcPr>
           <w:p>
             <w:pPr>
-              <w:pStyle w:val="Normal"/>
-              <w:spacing w:lineRule="auto" w:line="240" w:before="0" w:after="0"/>
-              <w:rPr>
-                <w:rFonts w:ascii="Times New Roman" w:hAnsi="Times New Roman" w:eastAsia="Times New Roman" w:cs="Times New Roman"/>
-                <w:sz w:val="24"/>
-                <w:szCs w:val="24"/>
-              </w:rPr>
-            </w:pPr>
-            <w:r>
-              <w:rPr>
-                <w:rFonts w:eastAsia="Times New Roman" w:cs="Times New Roman" w:ascii="Times New Roman" w:hAnsi="Times New Roman"/>
+              <w:spacing w:after="0" w:line="240" w:lineRule="auto"/>
+              <w:rPr>
+                <w:rFonts w:ascii="Times New Roman" w:eastAsia="Times New Roman" w:hAnsi="Times New Roman" w:cs="Times New Roman"/>
+                <w:sz w:val="24"/>
+                <w:szCs w:val="24"/>
+              </w:rPr>
+            </w:pPr>
+            <w:r>
+              <w:rPr>
+                <w:rFonts w:ascii="Times New Roman" w:eastAsia="Times New Roman" w:hAnsi="Times New Roman" w:cs="Times New Roman"/>
                 <w:sz w:val="24"/>
                 <w:szCs w:val="24"/>
               </w:rPr>
@@ -690,17 +677,16 @@
           </w:tcPr>
           <w:p>
             <w:pPr>
-              <w:pStyle w:val="Normal"/>
-              <w:spacing w:lineRule="auto" w:line="240" w:before="0" w:after="0"/>
-              <w:rPr>
-                <w:rFonts w:ascii="Times New Roman" w:hAnsi="Times New Roman" w:eastAsia="Times New Roman" w:cs="Times New Roman"/>
-                <w:sz w:val="24"/>
-                <w:szCs w:val="24"/>
-              </w:rPr>
-            </w:pPr>
-            <w:r>
-              <w:rPr>
-                <w:rFonts w:eastAsia="Times New Roman" w:cs="Times New Roman" w:ascii="Times New Roman" w:hAnsi="Times New Roman"/>
+              <w:spacing w:after="0" w:line="240" w:lineRule="auto"/>
+              <w:rPr>
+                <w:rFonts w:ascii="Times New Roman" w:eastAsia="Times New Roman" w:hAnsi="Times New Roman" w:cs="Times New Roman"/>
+                <w:sz w:val="24"/>
+                <w:szCs w:val="24"/>
+              </w:rPr>
+            </w:pPr>
+            <w:r>
+              <w:rPr>
+                <w:rFonts w:ascii="Times New Roman" w:eastAsia="Times New Roman" w:hAnsi="Times New Roman" w:cs="Times New Roman"/>
                 <w:sz w:val="24"/>
                 <w:szCs w:val="24"/>
               </w:rPr>
@@ -710,7 +696,9 @@
         </w:tc>
       </w:tr>
       <w:tr>
-        <w:trPr/>
+        <w:trPr>
+          <w:jc w:val="center"/>
+        </w:trPr>
         <w:tc>
           <w:tcPr>
             <w:tcW w:w="1256" w:type="dxa"/>
@@ -724,17 +712,16 @@
           </w:tcPr>
           <w:p>
             <w:pPr>
-              <w:pStyle w:val="Normal"/>
-              <w:spacing w:lineRule="auto" w:line="240" w:before="0" w:after="0"/>
-              <w:rPr>
-                <w:rFonts w:ascii="Times New Roman" w:hAnsi="Times New Roman" w:eastAsia="Times New Roman" w:cs="Times New Roman"/>
-                <w:sz w:val="24"/>
-                <w:szCs w:val="24"/>
-              </w:rPr>
-            </w:pPr>
-            <w:r>
-              <w:rPr>
-                <w:rFonts w:eastAsia="Times New Roman" w:cs="Times New Roman" w:ascii="Times New Roman" w:hAnsi="Times New Roman"/>
+              <w:spacing w:after="0" w:line="240" w:lineRule="auto"/>
+              <w:rPr>
+                <w:rFonts w:ascii="Times New Roman" w:eastAsia="Times New Roman" w:hAnsi="Times New Roman" w:cs="Times New Roman"/>
+                <w:sz w:val="24"/>
+                <w:szCs w:val="24"/>
+              </w:rPr>
+            </w:pPr>
+            <w:r>
+              <w:rPr>
+                <w:rFonts w:ascii="Times New Roman" w:eastAsia="Times New Roman" w:hAnsi="Times New Roman" w:cs="Times New Roman"/>
                 <w:sz w:val="24"/>
                 <w:szCs w:val="24"/>
               </w:rPr>
@@ -755,17 +742,16 @@
           </w:tcPr>
           <w:p>
             <w:pPr>
-              <w:pStyle w:val="Normal"/>
-              <w:spacing w:lineRule="auto" w:line="240" w:before="0" w:after="0"/>
-              <w:rPr>
-                <w:rFonts w:ascii="Times New Roman" w:hAnsi="Times New Roman" w:eastAsia="Times New Roman" w:cs="Times New Roman"/>
-                <w:sz w:val="24"/>
-                <w:szCs w:val="24"/>
-              </w:rPr>
-            </w:pPr>
-            <w:r>
-              <w:rPr>
-                <w:rFonts w:eastAsia="Times New Roman" w:cs="Times New Roman" w:ascii="Times New Roman" w:hAnsi="Times New Roman"/>
+              <w:spacing w:after="0" w:line="240" w:lineRule="auto"/>
+              <w:rPr>
+                <w:rFonts w:ascii="Times New Roman" w:eastAsia="Times New Roman" w:hAnsi="Times New Roman" w:cs="Times New Roman"/>
+                <w:sz w:val="24"/>
+                <w:szCs w:val="24"/>
+              </w:rPr>
+            </w:pPr>
+            <w:r>
+              <w:rPr>
+                <w:rFonts w:ascii="Times New Roman" w:eastAsia="Times New Roman" w:hAnsi="Times New Roman" w:cs="Times New Roman"/>
                 <w:sz w:val="24"/>
                 <w:szCs w:val="24"/>
               </w:rPr>
@@ -786,17 +772,16 @@
           </w:tcPr>
           <w:p>
             <w:pPr>
-              <w:pStyle w:val="Normal"/>
-              <w:spacing w:lineRule="auto" w:line="240" w:before="0" w:after="0"/>
-              <w:rPr>
-                <w:rFonts w:ascii="Times New Roman" w:hAnsi="Times New Roman" w:eastAsia="Times New Roman" w:cs="Times New Roman"/>
-                <w:sz w:val="24"/>
-                <w:szCs w:val="24"/>
-              </w:rPr>
-            </w:pPr>
-            <w:r>
-              <w:rPr>
-                <w:rFonts w:eastAsia="Times New Roman" w:cs="Times New Roman" w:ascii="Times New Roman" w:hAnsi="Times New Roman"/>
+              <w:spacing w:after="0" w:line="240" w:lineRule="auto"/>
+              <w:rPr>
+                <w:rFonts w:ascii="Times New Roman" w:eastAsia="Times New Roman" w:hAnsi="Times New Roman" w:cs="Times New Roman"/>
+                <w:sz w:val="24"/>
+                <w:szCs w:val="24"/>
+              </w:rPr>
+            </w:pPr>
+            <w:r>
+              <w:rPr>
+                <w:rFonts w:ascii="Times New Roman" w:eastAsia="Times New Roman" w:hAnsi="Times New Roman" w:cs="Times New Roman"/>
                 <w:sz w:val="24"/>
                 <w:szCs w:val="24"/>
               </w:rPr>
@@ -817,17 +802,16 @@
           </w:tcPr>
           <w:p>
             <w:pPr>
-              <w:pStyle w:val="Normal"/>
-              <w:spacing w:lineRule="auto" w:line="240" w:before="0" w:after="0"/>
-              <w:rPr>
-                <w:rFonts w:ascii="Times New Roman" w:hAnsi="Times New Roman" w:eastAsia="Times New Roman" w:cs="Times New Roman"/>
-                <w:sz w:val="24"/>
-                <w:szCs w:val="24"/>
-              </w:rPr>
-            </w:pPr>
-            <w:r>
-              <w:rPr>
-                <w:rFonts w:eastAsia="Times New Roman" w:cs="Times New Roman" w:ascii="Times New Roman" w:hAnsi="Times New Roman"/>
+              <w:spacing w:after="0" w:line="240" w:lineRule="auto"/>
+              <w:rPr>
+                <w:rFonts w:ascii="Times New Roman" w:eastAsia="Times New Roman" w:hAnsi="Times New Roman" w:cs="Times New Roman"/>
+                <w:sz w:val="24"/>
+                <w:szCs w:val="24"/>
+              </w:rPr>
+            </w:pPr>
+            <w:r>
+              <w:rPr>
+                <w:rFonts w:ascii="Times New Roman" w:eastAsia="Times New Roman" w:hAnsi="Times New Roman" w:cs="Times New Roman"/>
                 <w:sz w:val="24"/>
                 <w:szCs w:val="24"/>
               </w:rPr>
@@ -837,7 +821,9 @@
         </w:tc>
       </w:tr>
       <w:tr>
-        <w:trPr/>
+        <w:trPr>
+          <w:jc w:val="center"/>
+        </w:trPr>
         <w:tc>
           <w:tcPr>
             <w:tcW w:w="1256" w:type="dxa"/>
@@ -851,17 +837,16 @@
           </w:tcPr>
           <w:p>
             <w:pPr>
-              <w:pStyle w:val="Normal"/>
-              <w:spacing w:lineRule="auto" w:line="240" w:before="0" w:after="0"/>
-              <w:rPr>
-                <w:rFonts w:ascii="Times New Roman" w:hAnsi="Times New Roman" w:eastAsia="Times New Roman" w:cs="Times New Roman"/>
-                <w:sz w:val="24"/>
-                <w:szCs w:val="24"/>
-              </w:rPr>
-            </w:pPr>
-            <w:r>
-              <w:rPr>
-                <w:rFonts w:eastAsia="Times New Roman" w:cs="Times New Roman" w:ascii="Times New Roman" w:hAnsi="Times New Roman"/>
+              <w:spacing w:after="0" w:line="240" w:lineRule="auto"/>
+              <w:rPr>
+                <w:rFonts w:ascii="Times New Roman" w:eastAsia="Times New Roman" w:hAnsi="Times New Roman" w:cs="Times New Roman"/>
+                <w:sz w:val="24"/>
+                <w:szCs w:val="24"/>
+              </w:rPr>
+            </w:pPr>
+            <w:r>
+              <w:rPr>
+                <w:rFonts w:ascii="Times New Roman" w:eastAsia="Times New Roman" w:hAnsi="Times New Roman" w:cs="Times New Roman"/>
                 <w:sz w:val="24"/>
                 <w:szCs w:val="24"/>
               </w:rPr>
@@ -882,17 +867,16 @@
           </w:tcPr>
           <w:p>
             <w:pPr>
-              <w:pStyle w:val="Normal"/>
-              <w:spacing w:lineRule="auto" w:line="240" w:before="0" w:after="0"/>
-              <w:rPr>
-                <w:rFonts w:ascii="Times New Roman" w:hAnsi="Times New Roman" w:eastAsia="Times New Roman" w:cs="Times New Roman"/>
-                <w:sz w:val="24"/>
-                <w:szCs w:val="24"/>
-              </w:rPr>
-            </w:pPr>
-            <w:r>
-              <w:rPr>
-                <w:rFonts w:eastAsia="Times New Roman" w:cs="Times New Roman" w:ascii="Times New Roman" w:hAnsi="Times New Roman"/>
+              <w:spacing w:after="0" w:line="240" w:lineRule="auto"/>
+              <w:rPr>
+                <w:rFonts w:ascii="Times New Roman" w:eastAsia="Times New Roman" w:hAnsi="Times New Roman" w:cs="Times New Roman"/>
+                <w:sz w:val="24"/>
+                <w:szCs w:val="24"/>
+              </w:rPr>
+            </w:pPr>
+            <w:r>
+              <w:rPr>
+                <w:rFonts w:ascii="Times New Roman" w:eastAsia="Times New Roman" w:hAnsi="Times New Roman" w:cs="Times New Roman"/>
                 <w:sz w:val="24"/>
                 <w:szCs w:val="24"/>
               </w:rPr>
@@ -913,17 +897,16 @@
           </w:tcPr>
           <w:p>
             <w:pPr>
-              <w:pStyle w:val="Normal"/>
-              <w:spacing w:lineRule="auto" w:line="240" w:before="0" w:after="0"/>
-              <w:rPr>
-                <w:rFonts w:ascii="Times New Roman" w:hAnsi="Times New Roman" w:eastAsia="Times New Roman" w:cs="Times New Roman"/>
-                <w:sz w:val="24"/>
-                <w:szCs w:val="24"/>
-              </w:rPr>
-            </w:pPr>
-            <w:r>
-              <w:rPr>
-                <w:rFonts w:eastAsia="Times New Roman" w:cs="Times New Roman" w:ascii="Times New Roman" w:hAnsi="Times New Roman"/>
+              <w:spacing w:after="0" w:line="240" w:lineRule="auto"/>
+              <w:rPr>
+                <w:rFonts w:ascii="Times New Roman" w:eastAsia="Times New Roman" w:hAnsi="Times New Roman" w:cs="Times New Roman"/>
+                <w:sz w:val="24"/>
+                <w:szCs w:val="24"/>
+              </w:rPr>
+            </w:pPr>
+            <w:r>
+              <w:rPr>
+                <w:rFonts w:ascii="Times New Roman" w:eastAsia="Times New Roman" w:hAnsi="Times New Roman" w:cs="Times New Roman"/>
                 <w:sz w:val="24"/>
                 <w:szCs w:val="24"/>
               </w:rPr>
@@ -944,17 +927,16 @@
           </w:tcPr>
           <w:p>
             <w:pPr>
-              <w:pStyle w:val="Normal"/>
-              <w:spacing w:lineRule="auto" w:line="240" w:before="0" w:after="0"/>
-              <w:rPr>
-                <w:rFonts w:ascii="Times New Roman" w:hAnsi="Times New Roman" w:eastAsia="Times New Roman" w:cs="Times New Roman"/>
-                <w:sz w:val="24"/>
-                <w:szCs w:val="24"/>
-              </w:rPr>
-            </w:pPr>
-            <w:r>
-              <w:rPr>
-                <w:rFonts w:eastAsia="Times New Roman" w:cs="Times New Roman" w:ascii="Times New Roman" w:hAnsi="Times New Roman"/>
+              <w:spacing w:after="0" w:line="240" w:lineRule="auto"/>
+              <w:rPr>
+                <w:rFonts w:ascii="Times New Roman" w:eastAsia="Times New Roman" w:hAnsi="Times New Roman" w:cs="Times New Roman"/>
+                <w:sz w:val="24"/>
+                <w:szCs w:val="24"/>
+              </w:rPr>
+            </w:pPr>
+            <w:r>
+              <w:rPr>
+                <w:rFonts w:ascii="Times New Roman" w:eastAsia="Times New Roman" w:hAnsi="Times New Roman" w:cs="Times New Roman"/>
                 <w:sz w:val="24"/>
                 <w:szCs w:val="24"/>
               </w:rPr>
@@ -964,7 +946,9 @@
         </w:tc>
       </w:tr>
       <w:tr>
-        <w:trPr/>
+        <w:trPr>
+          <w:jc w:val="center"/>
+        </w:trPr>
         <w:tc>
           <w:tcPr>
             <w:tcW w:w="1256" w:type="dxa"/>
@@ -978,17 +962,16 @@
           </w:tcPr>
           <w:p>
             <w:pPr>
-              <w:pStyle w:val="Normal"/>
-              <w:spacing w:lineRule="auto" w:line="240" w:before="0" w:after="0"/>
-              <w:rPr>
-                <w:rFonts w:ascii="Times New Roman" w:hAnsi="Times New Roman" w:eastAsia="Times New Roman" w:cs="Times New Roman"/>
-                <w:sz w:val="24"/>
-                <w:szCs w:val="24"/>
-              </w:rPr>
-            </w:pPr>
-            <w:r>
-              <w:rPr>
-                <w:rFonts w:eastAsia="Times New Roman" w:cs="Times New Roman" w:ascii="Times New Roman" w:hAnsi="Times New Roman"/>
+              <w:spacing w:after="0" w:line="240" w:lineRule="auto"/>
+              <w:rPr>
+                <w:rFonts w:ascii="Times New Roman" w:eastAsia="Times New Roman" w:hAnsi="Times New Roman" w:cs="Times New Roman"/>
+                <w:sz w:val="24"/>
+                <w:szCs w:val="24"/>
+              </w:rPr>
+            </w:pPr>
+            <w:r>
+              <w:rPr>
+                <w:rFonts w:ascii="Times New Roman" w:eastAsia="Times New Roman" w:hAnsi="Times New Roman" w:cs="Times New Roman"/>
                 <w:sz w:val="24"/>
                 <w:szCs w:val="24"/>
               </w:rPr>
@@ -1009,17 +992,16 @@
           </w:tcPr>
           <w:p>
             <w:pPr>
-              <w:pStyle w:val="Normal"/>
-              <w:spacing w:lineRule="auto" w:line="240" w:before="0" w:after="0"/>
-              <w:rPr>
-                <w:rFonts w:ascii="Times New Roman" w:hAnsi="Times New Roman" w:eastAsia="Times New Roman" w:cs="Times New Roman"/>
-                <w:sz w:val="24"/>
-                <w:szCs w:val="24"/>
-              </w:rPr>
-            </w:pPr>
-            <w:r>
-              <w:rPr>
-                <w:rFonts w:eastAsia="Times New Roman" w:cs="Times New Roman" w:ascii="Times New Roman" w:hAnsi="Times New Roman"/>
+              <w:spacing w:after="0" w:line="240" w:lineRule="auto"/>
+              <w:rPr>
+                <w:rFonts w:ascii="Times New Roman" w:eastAsia="Times New Roman" w:hAnsi="Times New Roman" w:cs="Times New Roman"/>
+                <w:sz w:val="24"/>
+                <w:szCs w:val="24"/>
+              </w:rPr>
+            </w:pPr>
+            <w:r>
+              <w:rPr>
+                <w:rFonts w:ascii="Times New Roman" w:eastAsia="Times New Roman" w:hAnsi="Times New Roman" w:cs="Times New Roman"/>
                 <w:sz w:val="24"/>
                 <w:szCs w:val="24"/>
               </w:rPr>
@@ -1040,17 +1022,16 @@
           </w:tcPr>
           <w:p>
             <w:pPr>
-              <w:pStyle w:val="Normal"/>
-              <w:spacing w:lineRule="auto" w:line="240" w:before="0" w:after="0"/>
-              <w:rPr>
-                <w:rFonts w:ascii="Times New Roman" w:hAnsi="Times New Roman" w:eastAsia="Times New Roman" w:cs="Times New Roman"/>
-                <w:sz w:val="24"/>
-                <w:szCs w:val="24"/>
-              </w:rPr>
-            </w:pPr>
-            <w:r>
-              <w:rPr>
-                <w:rFonts w:eastAsia="Times New Roman" w:cs="Times New Roman" w:ascii="Times New Roman" w:hAnsi="Times New Roman"/>
+              <w:spacing w:after="0" w:line="240" w:lineRule="auto"/>
+              <w:rPr>
+                <w:rFonts w:ascii="Times New Roman" w:eastAsia="Times New Roman" w:hAnsi="Times New Roman" w:cs="Times New Roman"/>
+                <w:sz w:val="24"/>
+                <w:szCs w:val="24"/>
+              </w:rPr>
+            </w:pPr>
+            <w:r>
+              <w:rPr>
+                <w:rFonts w:ascii="Times New Roman" w:eastAsia="Times New Roman" w:hAnsi="Times New Roman" w:cs="Times New Roman"/>
                 <w:sz w:val="24"/>
                 <w:szCs w:val="24"/>
               </w:rPr>
@@ -1071,17 +1052,16 @@
           </w:tcPr>
           <w:p>
             <w:pPr>
-              <w:pStyle w:val="Normal"/>
-              <w:spacing w:lineRule="auto" w:line="240" w:before="0" w:after="0"/>
-              <w:rPr>
-                <w:rFonts w:ascii="Times New Roman" w:hAnsi="Times New Roman" w:eastAsia="Times New Roman" w:cs="Times New Roman"/>
-                <w:sz w:val="24"/>
-                <w:szCs w:val="24"/>
-              </w:rPr>
-            </w:pPr>
-            <w:r>
-              <w:rPr>
-                <w:rFonts w:eastAsia="Times New Roman" w:cs="Times New Roman" w:ascii="Times New Roman" w:hAnsi="Times New Roman"/>
+              <w:spacing w:after="0" w:line="240" w:lineRule="auto"/>
+              <w:rPr>
+                <w:rFonts w:ascii="Times New Roman" w:eastAsia="Times New Roman" w:hAnsi="Times New Roman" w:cs="Times New Roman"/>
+                <w:sz w:val="24"/>
+                <w:szCs w:val="24"/>
+              </w:rPr>
+            </w:pPr>
+            <w:r>
+              <w:rPr>
+                <w:rFonts w:ascii="Times New Roman" w:eastAsia="Times New Roman" w:hAnsi="Times New Roman" w:cs="Times New Roman"/>
                 <w:sz w:val="24"/>
                 <w:szCs w:val="24"/>
               </w:rPr>
@@ -1091,7 +1071,9 @@
         </w:tc>
       </w:tr>
       <w:tr>
-        <w:trPr/>
+        <w:trPr>
+          <w:jc w:val="center"/>
+        </w:trPr>
         <w:tc>
           <w:tcPr>
             <w:tcW w:w="1256" w:type="dxa"/>
@@ -1105,17 +1087,16 @@
           </w:tcPr>
           <w:p>
             <w:pPr>
-              <w:pStyle w:val="Normal"/>
-              <w:spacing w:lineRule="auto" w:line="240" w:before="0" w:after="0"/>
-              <w:rPr>
-                <w:rFonts w:ascii="Times New Roman" w:hAnsi="Times New Roman" w:eastAsia="Times New Roman" w:cs="Times New Roman"/>
-                <w:sz w:val="24"/>
-                <w:szCs w:val="24"/>
-              </w:rPr>
-            </w:pPr>
-            <w:r>
-              <w:rPr>
-                <w:rFonts w:eastAsia="Times New Roman" w:cs="Times New Roman" w:ascii="Times New Roman" w:hAnsi="Times New Roman"/>
+              <w:spacing w:after="0" w:line="240" w:lineRule="auto"/>
+              <w:rPr>
+                <w:rFonts w:ascii="Times New Roman" w:eastAsia="Times New Roman" w:hAnsi="Times New Roman" w:cs="Times New Roman"/>
+                <w:sz w:val="24"/>
+                <w:szCs w:val="24"/>
+              </w:rPr>
+            </w:pPr>
+            <w:r>
+              <w:rPr>
+                <w:rFonts w:ascii="Times New Roman" w:eastAsia="Times New Roman" w:hAnsi="Times New Roman" w:cs="Times New Roman"/>
                 <w:sz w:val="24"/>
                 <w:szCs w:val="24"/>
               </w:rPr>
@@ -1136,17 +1117,16 @@
           </w:tcPr>
           <w:p>
             <w:pPr>
-              <w:pStyle w:val="Normal"/>
-              <w:spacing w:lineRule="auto" w:line="240" w:before="0" w:after="0"/>
-              <w:rPr>
-                <w:rFonts w:ascii="Times New Roman" w:hAnsi="Times New Roman" w:eastAsia="Times New Roman" w:cs="Times New Roman"/>
-                <w:sz w:val="24"/>
-                <w:szCs w:val="24"/>
-              </w:rPr>
-            </w:pPr>
-            <w:r>
-              <w:rPr>
-                <w:rFonts w:eastAsia="Times New Roman" w:cs="Times New Roman" w:ascii="Times New Roman" w:hAnsi="Times New Roman"/>
+              <w:spacing w:after="0" w:line="240" w:lineRule="auto"/>
+              <w:rPr>
+                <w:rFonts w:ascii="Times New Roman" w:eastAsia="Times New Roman" w:hAnsi="Times New Roman" w:cs="Times New Roman"/>
+                <w:sz w:val="24"/>
+                <w:szCs w:val="24"/>
+              </w:rPr>
+            </w:pPr>
+            <w:r>
+              <w:rPr>
+                <w:rFonts w:ascii="Times New Roman" w:eastAsia="Times New Roman" w:hAnsi="Times New Roman" w:cs="Times New Roman"/>
                 <w:sz w:val="24"/>
                 <w:szCs w:val="24"/>
               </w:rPr>
@@ -1167,17 +1147,16 @@
           </w:tcPr>
           <w:p>
             <w:pPr>
-              <w:pStyle w:val="Normal"/>
-              <w:spacing w:lineRule="auto" w:line="240" w:before="0" w:after="0"/>
-              <w:rPr>
-                <w:rFonts w:ascii="Times New Roman" w:hAnsi="Times New Roman" w:eastAsia="Times New Roman" w:cs="Times New Roman"/>
-                <w:sz w:val="24"/>
-                <w:szCs w:val="24"/>
-              </w:rPr>
-            </w:pPr>
-            <w:r>
-              <w:rPr>
-                <w:rFonts w:eastAsia="Times New Roman" w:cs="Times New Roman" w:ascii="Times New Roman" w:hAnsi="Times New Roman"/>
+              <w:spacing w:after="0" w:line="240" w:lineRule="auto"/>
+              <w:rPr>
+                <w:rFonts w:ascii="Times New Roman" w:eastAsia="Times New Roman" w:hAnsi="Times New Roman" w:cs="Times New Roman"/>
+                <w:sz w:val="24"/>
+                <w:szCs w:val="24"/>
+              </w:rPr>
+            </w:pPr>
+            <w:r>
+              <w:rPr>
+                <w:rFonts w:ascii="Times New Roman" w:eastAsia="Times New Roman" w:hAnsi="Times New Roman" w:cs="Times New Roman"/>
                 <w:sz w:val="24"/>
                 <w:szCs w:val="24"/>
               </w:rPr>
@@ -1198,35 +1177,28 @@
           </w:tcPr>
           <w:p>
             <w:pPr>
-              <w:pStyle w:val="Normal"/>
-              <w:spacing w:lineRule="auto" w:line="240" w:before="0" w:after="0"/>
-              <w:rPr>
-                <w:rFonts w:ascii="Times New Roman" w:hAnsi="Times New Roman" w:eastAsia="Times New Roman" w:cs="Times New Roman"/>
-                <w:sz w:val="24"/>
-                <w:szCs w:val="24"/>
-              </w:rPr>
-            </w:pPr>
-            <w:r>
-              <w:rPr>
-                <w:rFonts w:eastAsia="Times New Roman" w:cs="Times New Roman" w:ascii="Times New Roman" w:hAnsi="Times New Roman"/>
-                <w:sz w:val="24"/>
-                <w:szCs w:val="24"/>
-              </w:rPr>
-              <w:t>A</w:t>
-            </w:r>
-            <w:r>
-              <w:rPr>
-                <w:rFonts w:eastAsia="Times New Roman" w:cs="Times New Roman" w:ascii="Times New Roman" w:hAnsi="Times New Roman"/>
-                <w:sz w:val="24"/>
-                <w:szCs w:val="24"/>
-              </w:rPr>
-              <w:t>LL</w:t>
+              <w:spacing w:after="0" w:line="240" w:lineRule="auto"/>
+              <w:rPr>
+                <w:rFonts w:ascii="Times New Roman" w:eastAsia="Times New Roman" w:hAnsi="Times New Roman" w:cs="Times New Roman"/>
+                <w:sz w:val="24"/>
+                <w:szCs w:val="24"/>
+              </w:rPr>
+            </w:pPr>
+            <w:r>
+              <w:rPr>
+                <w:rFonts w:ascii="Times New Roman" w:eastAsia="Times New Roman" w:hAnsi="Times New Roman" w:cs="Times New Roman"/>
+                <w:sz w:val="24"/>
+                <w:szCs w:val="24"/>
+              </w:rPr>
+              <w:t>ALL</w:t>
             </w:r>
           </w:p>
         </w:tc>
       </w:tr>
       <w:tr>
-        <w:trPr/>
+        <w:trPr>
+          <w:jc w:val="center"/>
+        </w:trPr>
         <w:tc>
           <w:tcPr>
             <w:tcW w:w="1256" w:type="dxa"/>
@@ -1240,17 +1212,16 @@
           </w:tcPr>
           <w:p>
             <w:pPr>
-              <w:pStyle w:val="Normal"/>
-              <w:spacing w:lineRule="auto" w:line="240" w:before="0" w:after="0"/>
-              <w:rPr>
-                <w:rFonts w:ascii="Times New Roman" w:hAnsi="Times New Roman" w:eastAsia="Times New Roman" w:cs="Times New Roman"/>
-                <w:sz w:val="24"/>
-                <w:szCs w:val="24"/>
-              </w:rPr>
-            </w:pPr>
-            <w:r>
-              <w:rPr>
-                <w:rFonts w:eastAsia="Times New Roman" w:cs="Times New Roman" w:ascii="Times New Roman" w:hAnsi="Times New Roman"/>
+              <w:spacing w:after="0" w:line="240" w:lineRule="auto"/>
+              <w:rPr>
+                <w:rFonts w:ascii="Times New Roman" w:eastAsia="Times New Roman" w:hAnsi="Times New Roman" w:cs="Times New Roman"/>
+                <w:sz w:val="24"/>
+                <w:szCs w:val="24"/>
+              </w:rPr>
+            </w:pPr>
+            <w:r>
+              <w:rPr>
+                <w:rFonts w:ascii="Times New Roman" w:eastAsia="Times New Roman" w:hAnsi="Times New Roman" w:cs="Times New Roman"/>
                 <w:sz w:val="24"/>
                 <w:szCs w:val="24"/>
               </w:rPr>
@@ -1271,17 +1242,16 @@
           </w:tcPr>
           <w:p>
             <w:pPr>
-              <w:pStyle w:val="Normal"/>
-              <w:spacing w:lineRule="auto" w:line="240" w:before="0" w:after="0"/>
-              <w:rPr>
-                <w:rFonts w:ascii="Times New Roman" w:hAnsi="Times New Roman" w:eastAsia="Times New Roman" w:cs="Times New Roman"/>
-                <w:sz w:val="24"/>
-                <w:szCs w:val="24"/>
-              </w:rPr>
-            </w:pPr>
-            <w:r>
-              <w:rPr>
-                <w:rFonts w:eastAsia="Times New Roman" w:cs="Times New Roman" w:ascii="Times New Roman" w:hAnsi="Times New Roman"/>
+              <w:spacing w:after="0" w:line="240" w:lineRule="auto"/>
+              <w:rPr>
+                <w:rFonts w:ascii="Times New Roman" w:eastAsia="Times New Roman" w:hAnsi="Times New Roman" w:cs="Times New Roman"/>
+                <w:sz w:val="24"/>
+                <w:szCs w:val="24"/>
+              </w:rPr>
+            </w:pPr>
+            <w:r>
+              <w:rPr>
+                <w:rFonts w:ascii="Times New Roman" w:eastAsia="Times New Roman" w:hAnsi="Times New Roman" w:cs="Times New Roman"/>
                 <w:sz w:val="24"/>
                 <w:szCs w:val="24"/>
               </w:rPr>
@@ -1302,17 +1272,16 @@
           </w:tcPr>
           <w:p>
             <w:pPr>
-              <w:pStyle w:val="Normal"/>
-              <w:spacing w:lineRule="auto" w:line="240" w:before="0" w:after="0"/>
-              <w:rPr>
-                <w:rFonts w:ascii="Times New Roman" w:hAnsi="Times New Roman" w:eastAsia="Times New Roman" w:cs="Times New Roman"/>
-                <w:sz w:val="24"/>
-                <w:szCs w:val="24"/>
-              </w:rPr>
-            </w:pPr>
-            <w:r>
-              <w:rPr>
-                <w:rFonts w:eastAsia="Times New Roman" w:cs="Times New Roman" w:ascii="Times New Roman" w:hAnsi="Times New Roman"/>
+              <w:spacing w:after="0" w:line="240" w:lineRule="auto"/>
+              <w:rPr>
+                <w:rFonts w:ascii="Times New Roman" w:eastAsia="Times New Roman" w:hAnsi="Times New Roman" w:cs="Times New Roman"/>
+                <w:sz w:val="24"/>
+                <w:szCs w:val="24"/>
+              </w:rPr>
+            </w:pPr>
+            <w:r>
+              <w:rPr>
+                <w:rFonts w:ascii="Times New Roman" w:eastAsia="Times New Roman" w:hAnsi="Times New Roman" w:cs="Times New Roman"/>
                 <w:sz w:val="24"/>
                 <w:szCs w:val="24"/>
               </w:rPr>
@@ -1333,17 +1302,16 @@
           </w:tcPr>
           <w:p>
             <w:pPr>
-              <w:pStyle w:val="Normal"/>
-              <w:spacing w:lineRule="auto" w:line="240" w:before="0" w:after="0"/>
-              <w:rPr>
-                <w:rFonts w:ascii="Times New Roman" w:hAnsi="Times New Roman" w:eastAsia="Times New Roman" w:cs="Times New Roman"/>
-                <w:sz w:val="24"/>
-                <w:szCs w:val="24"/>
-              </w:rPr>
-            </w:pPr>
-            <w:r>
-              <w:rPr>
-                <w:rFonts w:eastAsia="Times New Roman" w:cs="Times New Roman" w:ascii="Times New Roman" w:hAnsi="Times New Roman"/>
+              <w:spacing w:after="0" w:line="240" w:lineRule="auto"/>
+              <w:rPr>
+                <w:rFonts w:ascii="Times New Roman" w:eastAsia="Times New Roman" w:hAnsi="Times New Roman" w:cs="Times New Roman"/>
+                <w:sz w:val="24"/>
+                <w:szCs w:val="24"/>
+              </w:rPr>
+            </w:pPr>
+            <w:r>
+              <w:rPr>
+                <w:rFonts w:ascii="Times New Roman" w:eastAsia="Times New Roman" w:hAnsi="Times New Roman" w:cs="Times New Roman"/>
                 <w:sz w:val="24"/>
                 <w:szCs w:val="24"/>
               </w:rPr>
@@ -1353,7 +1321,9 @@
         </w:tc>
       </w:tr>
       <w:tr>
-        <w:trPr/>
+        <w:trPr>
+          <w:jc w:val="center"/>
+        </w:trPr>
         <w:tc>
           <w:tcPr>
             <w:tcW w:w="1256" w:type="dxa"/>
@@ -1367,17 +1337,16 @@
           </w:tcPr>
           <w:p>
             <w:pPr>
-              <w:pStyle w:val="Normal"/>
-              <w:spacing w:lineRule="auto" w:line="240" w:before="0" w:after="0"/>
-              <w:rPr>
-                <w:rFonts w:ascii="Times New Roman" w:hAnsi="Times New Roman" w:eastAsia="Times New Roman" w:cs="Times New Roman"/>
-                <w:sz w:val="24"/>
-                <w:szCs w:val="24"/>
-              </w:rPr>
-            </w:pPr>
-            <w:r>
-              <w:rPr>
-                <w:rFonts w:eastAsia="Times New Roman" w:cs="Times New Roman" w:ascii="Times New Roman" w:hAnsi="Times New Roman"/>
+              <w:spacing w:after="0" w:line="240" w:lineRule="auto"/>
+              <w:rPr>
+                <w:rFonts w:ascii="Times New Roman" w:eastAsia="Times New Roman" w:hAnsi="Times New Roman" w:cs="Times New Roman"/>
+                <w:sz w:val="24"/>
+                <w:szCs w:val="24"/>
+              </w:rPr>
+            </w:pPr>
+            <w:r>
+              <w:rPr>
+                <w:rFonts w:ascii="Times New Roman" w:eastAsia="Times New Roman" w:hAnsi="Times New Roman" w:cs="Times New Roman"/>
                 <w:sz w:val="24"/>
                 <w:szCs w:val="24"/>
               </w:rPr>
@@ -1398,17 +1367,16 @@
           </w:tcPr>
           <w:p>
             <w:pPr>
-              <w:pStyle w:val="Normal"/>
-              <w:spacing w:lineRule="auto" w:line="240" w:before="0" w:after="0"/>
-              <w:rPr>
-                <w:rFonts w:ascii="Times New Roman" w:hAnsi="Times New Roman" w:eastAsia="Times New Roman" w:cs="Times New Roman"/>
-                <w:sz w:val="24"/>
-                <w:szCs w:val="24"/>
-              </w:rPr>
-            </w:pPr>
-            <w:r>
-              <w:rPr>
-                <w:rFonts w:eastAsia="Times New Roman" w:cs="Times New Roman" w:ascii="Times New Roman" w:hAnsi="Times New Roman"/>
+              <w:spacing w:after="0" w:line="240" w:lineRule="auto"/>
+              <w:rPr>
+                <w:rFonts w:ascii="Times New Roman" w:eastAsia="Times New Roman" w:hAnsi="Times New Roman" w:cs="Times New Roman"/>
+                <w:sz w:val="24"/>
+                <w:szCs w:val="24"/>
+              </w:rPr>
+            </w:pPr>
+            <w:r>
+              <w:rPr>
+                <w:rFonts w:ascii="Times New Roman" w:eastAsia="Times New Roman" w:hAnsi="Times New Roman" w:cs="Times New Roman"/>
                 <w:sz w:val="24"/>
                 <w:szCs w:val="24"/>
               </w:rPr>
@@ -1429,17 +1397,16 @@
           </w:tcPr>
           <w:p>
             <w:pPr>
-              <w:pStyle w:val="Normal"/>
-              <w:spacing w:lineRule="auto" w:line="240" w:before="0" w:after="0"/>
-              <w:rPr>
-                <w:rFonts w:ascii="Times New Roman" w:hAnsi="Times New Roman" w:eastAsia="Times New Roman" w:cs="Times New Roman"/>
-                <w:sz w:val="24"/>
-                <w:szCs w:val="24"/>
-              </w:rPr>
-            </w:pPr>
-            <w:r>
-              <w:rPr>
-                <w:rFonts w:eastAsia="Times New Roman" w:cs="Times New Roman" w:ascii="Times New Roman" w:hAnsi="Times New Roman"/>
+              <w:spacing w:after="0" w:line="240" w:lineRule="auto"/>
+              <w:rPr>
+                <w:rFonts w:ascii="Times New Roman" w:eastAsia="Times New Roman" w:hAnsi="Times New Roman" w:cs="Times New Roman"/>
+                <w:sz w:val="24"/>
+                <w:szCs w:val="24"/>
+              </w:rPr>
+            </w:pPr>
+            <w:r>
+              <w:rPr>
+                <w:rFonts w:ascii="Times New Roman" w:eastAsia="Times New Roman" w:hAnsi="Times New Roman" w:cs="Times New Roman"/>
                 <w:sz w:val="24"/>
                 <w:szCs w:val="24"/>
               </w:rPr>
@@ -1460,17 +1427,16 @@
           </w:tcPr>
           <w:p>
             <w:pPr>
-              <w:pStyle w:val="Normal"/>
-              <w:spacing w:lineRule="auto" w:line="240" w:before="0" w:after="0"/>
-              <w:rPr>
-                <w:rFonts w:ascii="Times New Roman" w:hAnsi="Times New Roman" w:eastAsia="Times New Roman" w:cs="Times New Roman"/>
-                <w:sz w:val="24"/>
-                <w:szCs w:val="24"/>
-              </w:rPr>
-            </w:pPr>
-            <w:r>
-              <w:rPr>
-                <w:rFonts w:eastAsia="Times New Roman" w:cs="Times New Roman" w:ascii="Times New Roman" w:hAnsi="Times New Roman"/>
+              <w:spacing w:after="0" w:line="240" w:lineRule="auto"/>
+              <w:rPr>
+                <w:rFonts w:ascii="Times New Roman" w:eastAsia="Times New Roman" w:hAnsi="Times New Roman" w:cs="Times New Roman"/>
+                <w:sz w:val="24"/>
+                <w:szCs w:val="24"/>
+              </w:rPr>
+            </w:pPr>
+            <w:r>
+              <w:rPr>
+                <w:rFonts w:ascii="Times New Roman" w:eastAsia="Times New Roman" w:hAnsi="Times New Roman" w:cs="Times New Roman"/>
                 <w:sz w:val="24"/>
                 <w:szCs w:val="24"/>
               </w:rPr>
@@ -1480,7 +1446,9 @@
         </w:tc>
       </w:tr>
       <w:tr>
-        <w:trPr/>
+        <w:trPr>
+          <w:jc w:val="center"/>
+        </w:trPr>
         <w:tc>
           <w:tcPr>
             <w:tcW w:w="1256" w:type="dxa"/>
@@ -1494,17 +1462,16 @@
           </w:tcPr>
           <w:p>
             <w:pPr>
-              <w:pStyle w:val="Normal"/>
-              <w:spacing w:lineRule="auto" w:line="240" w:before="0" w:after="0"/>
-              <w:rPr>
-                <w:rFonts w:ascii="Times New Roman" w:hAnsi="Times New Roman" w:eastAsia="Times New Roman" w:cs="Times New Roman"/>
-                <w:sz w:val="24"/>
-                <w:szCs w:val="24"/>
-              </w:rPr>
-            </w:pPr>
-            <w:r>
-              <w:rPr>
-                <w:rFonts w:eastAsia="Times New Roman" w:cs="Times New Roman" w:ascii="Times New Roman" w:hAnsi="Times New Roman"/>
+              <w:spacing w:after="0" w:line="240" w:lineRule="auto"/>
+              <w:rPr>
+                <w:rFonts w:ascii="Times New Roman" w:eastAsia="Times New Roman" w:hAnsi="Times New Roman" w:cs="Times New Roman"/>
+                <w:sz w:val="24"/>
+                <w:szCs w:val="24"/>
+              </w:rPr>
+            </w:pPr>
+            <w:r>
+              <w:rPr>
+                <w:rFonts w:ascii="Times New Roman" w:eastAsia="Times New Roman" w:hAnsi="Times New Roman" w:cs="Times New Roman"/>
                 <w:sz w:val="24"/>
                 <w:szCs w:val="24"/>
               </w:rPr>
@@ -1525,17 +1492,16 @@
           </w:tcPr>
           <w:p>
             <w:pPr>
-              <w:pStyle w:val="Normal"/>
-              <w:spacing w:lineRule="auto" w:line="240" w:before="0" w:after="0"/>
-              <w:rPr>
-                <w:rFonts w:ascii="Times New Roman" w:hAnsi="Times New Roman" w:eastAsia="Times New Roman" w:cs="Times New Roman"/>
-                <w:sz w:val="24"/>
-                <w:szCs w:val="24"/>
-              </w:rPr>
-            </w:pPr>
-            <w:r>
-              <w:rPr>
-                <w:rFonts w:eastAsia="Times New Roman" w:cs="Times New Roman" w:ascii="Times New Roman" w:hAnsi="Times New Roman"/>
+              <w:spacing w:after="0" w:line="240" w:lineRule="auto"/>
+              <w:rPr>
+                <w:rFonts w:ascii="Times New Roman" w:eastAsia="Times New Roman" w:hAnsi="Times New Roman" w:cs="Times New Roman"/>
+                <w:sz w:val="24"/>
+                <w:szCs w:val="24"/>
+              </w:rPr>
+            </w:pPr>
+            <w:r>
+              <w:rPr>
+                <w:rFonts w:ascii="Times New Roman" w:eastAsia="Times New Roman" w:hAnsi="Times New Roman" w:cs="Times New Roman"/>
                 <w:sz w:val="24"/>
                 <w:szCs w:val="24"/>
               </w:rPr>
@@ -1556,17 +1522,16 @@
           </w:tcPr>
           <w:p>
             <w:pPr>
-              <w:pStyle w:val="Normal"/>
-              <w:spacing w:lineRule="auto" w:line="240" w:before="0" w:after="0"/>
-              <w:rPr>
-                <w:rFonts w:ascii="Times New Roman" w:hAnsi="Times New Roman" w:eastAsia="Times New Roman" w:cs="Times New Roman"/>
-                <w:sz w:val="24"/>
-                <w:szCs w:val="24"/>
-              </w:rPr>
-            </w:pPr>
-            <w:r>
-              <w:rPr>
-                <w:rFonts w:eastAsia="Times New Roman" w:cs="Times New Roman" w:ascii="Times New Roman" w:hAnsi="Times New Roman"/>
+              <w:spacing w:after="0" w:line="240" w:lineRule="auto"/>
+              <w:rPr>
+                <w:rFonts w:ascii="Times New Roman" w:eastAsia="Times New Roman" w:hAnsi="Times New Roman" w:cs="Times New Roman"/>
+                <w:sz w:val="24"/>
+                <w:szCs w:val="24"/>
+              </w:rPr>
+            </w:pPr>
+            <w:r>
+              <w:rPr>
+                <w:rFonts w:ascii="Times New Roman" w:eastAsia="Times New Roman" w:hAnsi="Times New Roman" w:cs="Times New Roman"/>
                 <w:sz w:val="24"/>
                 <w:szCs w:val="24"/>
               </w:rPr>
@@ -1587,17 +1552,16 @@
           </w:tcPr>
           <w:p>
             <w:pPr>
-              <w:pStyle w:val="Normal"/>
-              <w:spacing w:lineRule="auto" w:line="240" w:before="0" w:after="0"/>
-              <w:rPr>
-                <w:rFonts w:ascii="Times New Roman" w:hAnsi="Times New Roman" w:eastAsia="Times New Roman" w:cs="Times New Roman"/>
-                <w:sz w:val="24"/>
-                <w:szCs w:val="24"/>
-              </w:rPr>
-            </w:pPr>
-            <w:r>
-              <w:rPr>
-                <w:rFonts w:eastAsia="Times New Roman" w:cs="Times New Roman" w:ascii="Times New Roman" w:hAnsi="Times New Roman"/>
+              <w:spacing w:after="0" w:line="240" w:lineRule="auto"/>
+              <w:rPr>
+                <w:rFonts w:ascii="Times New Roman" w:eastAsia="Times New Roman" w:hAnsi="Times New Roman" w:cs="Times New Roman"/>
+                <w:sz w:val="24"/>
+                <w:szCs w:val="24"/>
+              </w:rPr>
+            </w:pPr>
+            <w:r>
+              <w:rPr>
+                <w:rFonts w:ascii="Times New Roman" w:eastAsia="Times New Roman" w:hAnsi="Times New Roman" w:cs="Times New Roman"/>
                 <w:sz w:val="24"/>
                 <w:szCs w:val="24"/>
               </w:rPr>
@@ -1607,7 +1571,9 @@
         </w:tc>
       </w:tr>
       <w:tr>
-        <w:trPr/>
+        <w:trPr>
+          <w:jc w:val="center"/>
+        </w:trPr>
         <w:tc>
           <w:tcPr>
             <w:tcW w:w="1256" w:type="dxa"/>
@@ -1621,17 +1587,16 @@
           </w:tcPr>
           <w:p>
             <w:pPr>
-              <w:pStyle w:val="Normal"/>
-              <w:spacing w:lineRule="auto" w:line="240" w:before="0" w:after="0"/>
-              <w:rPr>
-                <w:rFonts w:ascii="Times New Roman" w:hAnsi="Times New Roman" w:eastAsia="Times New Roman" w:cs="Times New Roman"/>
-                <w:sz w:val="24"/>
-                <w:szCs w:val="24"/>
-              </w:rPr>
-            </w:pPr>
-            <w:r>
-              <w:rPr>
-                <w:rFonts w:eastAsia="Times New Roman" w:cs="Times New Roman" w:ascii="Times New Roman" w:hAnsi="Times New Roman"/>
+              <w:spacing w:after="0" w:line="240" w:lineRule="auto"/>
+              <w:rPr>
+                <w:rFonts w:ascii="Times New Roman" w:eastAsia="Times New Roman" w:hAnsi="Times New Roman" w:cs="Times New Roman"/>
+                <w:sz w:val="24"/>
+                <w:szCs w:val="24"/>
+              </w:rPr>
+            </w:pPr>
+            <w:r>
+              <w:rPr>
+                <w:rFonts w:ascii="Times New Roman" w:eastAsia="Times New Roman" w:hAnsi="Times New Roman" w:cs="Times New Roman"/>
                 <w:sz w:val="24"/>
                 <w:szCs w:val="24"/>
               </w:rPr>
@@ -1652,17 +1617,16 @@
           </w:tcPr>
           <w:p>
             <w:pPr>
-              <w:pStyle w:val="Normal"/>
-              <w:spacing w:lineRule="auto" w:line="240" w:before="0" w:after="0"/>
-              <w:rPr>
-                <w:rFonts w:ascii="Times New Roman" w:hAnsi="Times New Roman" w:eastAsia="Times New Roman" w:cs="Times New Roman"/>
-                <w:sz w:val="24"/>
-                <w:szCs w:val="24"/>
-              </w:rPr>
-            </w:pPr>
-            <w:r>
-              <w:rPr>
-                <w:rFonts w:eastAsia="Times New Roman" w:cs="Times New Roman" w:ascii="Times New Roman" w:hAnsi="Times New Roman"/>
+              <w:spacing w:after="0" w:line="240" w:lineRule="auto"/>
+              <w:rPr>
+                <w:rFonts w:ascii="Times New Roman" w:eastAsia="Times New Roman" w:hAnsi="Times New Roman" w:cs="Times New Roman"/>
+                <w:sz w:val="24"/>
+                <w:szCs w:val="24"/>
+              </w:rPr>
+            </w:pPr>
+            <w:r>
+              <w:rPr>
+                <w:rFonts w:ascii="Times New Roman" w:eastAsia="Times New Roman" w:hAnsi="Times New Roman" w:cs="Times New Roman"/>
                 <w:sz w:val="24"/>
                 <w:szCs w:val="24"/>
               </w:rPr>
@@ -1683,17 +1647,16 @@
           </w:tcPr>
           <w:p>
             <w:pPr>
-              <w:pStyle w:val="Normal"/>
-              <w:spacing w:lineRule="auto" w:line="240" w:before="0" w:after="0"/>
-              <w:rPr>
-                <w:rFonts w:ascii="Times New Roman" w:hAnsi="Times New Roman" w:eastAsia="Times New Roman" w:cs="Times New Roman"/>
-                <w:sz w:val="24"/>
-                <w:szCs w:val="24"/>
-              </w:rPr>
-            </w:pPr>
-            <w:r>
-              <w:rPr>
-                <w:rFonts w:eastAsia="Times New Roman" w:cs="Times New Roman" w:ascii="Times New Roman" w:hAnsi="Times New Roman"/>
+              <w:spacing w:after="0" w:line="240" w:lineRule="auto"/>
+              <w:rPr>
+                <w:rFonts w:ascii="Times New Roman" w:eastAsia="Times New Roman" w:hAnsi="Times New Roman" w:cs="Times New Roman"/>
+                <w:sz w:val="24"/>
+                <w:szCs w:val="24"/>
+              </w:rPr>
+            </w:pPr>
+            <w:r>
+              <w:rPr>
+                <w:rFonts w:ascii="Times New Roman" w:eastAsia="Times New Roman" w:hAnsi="Times New Roman" w:cs="Times New Roman"/>
                 <w:sz w:val="24"/>
                 <w:szCs w:val="24"/>
               </w:rPr>
@@ -1714,17 +1677,16 @@
           </w:tcPr>
           <w:p>
             <w:pPr>
-              <w:pStyle w:val="Normal"/>
-              <w:spacing w:lineRule="auto" w:line="240" w:before="0" w:after="0"/>
-              <w:rPr>
-                <w:rFonts w:ascii="Times New Roman" w:hAnsi="Times New Roman" w:eastAsia="Times New Roman" w:cs="Times New Roman"/>
-                <w:sz w:val="24"/>
-                <w:szCs w:val="24"/>
-              </w:rPr>
-            </w:pPr>
-            <w:r>
-              <w:rPr>
-                <w:rFonts w:eastAsia="Times New Roman" w:cs="Times New Roman" w:ascii="Times New Roman" w:hAnsi="Times New Roman"/>
+              <w:spacing w:after="0" w:line="240" w:lineRule="auto"/>
+              <w:rPr>
+                <w:rFonts w:ascii="Times New Roman" w:eastAsia="Times New Roman" w:hAnsi="Times New Roman" w:cs="Times New Roman"/>
+                <w:sz w:val="24"/>
+                <w:szCs w:val="24"/>
+              </w:rPr>
+            </w:pPr>
+            <w:r>
+              <w:rPr>
+                <w:rFonts w:ascii="Times New Roman" w:eastAsia="Times New Roman" w:hAnsi="Times New Roman" w:cs="Times New Roman"/>
                 <w:sz w:val="24"/>
                 <w:szCs w:val="24"/>
               </w:rPr>
@@ -1734,7 +1696,9 @@
         </w:tc>
       </w:tr>
       <w:tr>
-        <w:trPr/>
+        <w:trPr>
+          <w:jc w:val="center"/>
+        </w:trPr>
         <w:tc>
           <w:tcPr>
             <w:tcW w:w="1256" w:type="dxa"/>
@@ -1748,17 +1712,16 @@
           </w:tcPr>
           <w:p>
             <w:pPr>
-              <w:pStyle w:val="Normal"/>
-              <w:spacing w:lineRule="auto" w:line="240" w:before="0" w:after="0"/>
-              <w:rPr>
-                <w:rFonts w:ascii="Times New Roman" w:hAnsi="Times New Roman" w:eastAsia="Times New Roman" w:cs="Times New Roman"/>
-                <w:sz w:val="24"/>
-                <w:szCs w:val="24"/>
-              </w:rPr>
-            </w:pPr>
-            <w:r>
-              <w:rPr>
-                <w:rFonts w:eastAsia="Times New Roman" w:cs="Times New Roman" w:ascii="Times New Roman" w:hAnsi="Times New Roman"/>
+              <w:spacing w:after="0" w:line="240" w:lineRule="auto"/>
+              <w:rPr>
+                <w:rFonts w:ascii="Times New Roman" w:eastAsia="Times New Roman" w:hAnsi="Times New Roman" w:cs="Times New Roman"/>
+                <w:sz w:val="24"/>
+                <w:szCs w:val="24"/>
+              </w:rPr>
+            </w:pPr>
+            <w:r>
+              <w:rPr>
+                <w:rFonts w:ascii="Times New Roman" w:eastAsia="Times New Roman" w:hAnsi="Times New Roman" w:cs="Times New Roman"/>
                 <w:sz w:val="24"/>
                 <w:szCs w:val="24"/>
               </w:rPr>
@@ -1779,17 +1742,16 @@
           </w:tcPr>
           <w:p>
             <w:pPr>
-              <w:pStyle w:val="Normal"/>
-              <w:spacing w:lineRule="auto" w:line="240" w:before="0" w:after="0"/>
-              <w:rPr>
-                <w:rFonts w:ascii="Times New Roman" w:hAnsi="Times New Roman" w:eastAsia="Times New Roman" w:cs="Times New Roman"/>
-                <w:sz w:val="24"/>
-                <w:szCs w:val="24"/>
-              </w:rPr>
-            </w:pPr>
-            <w:r>
-              <w:rPr>
-                <w:rFonts w:eastAsia="Times New Roman" w:cs="Times New Roman" w:ascii="Times New Roman" w:hAnsi="Times New Roman"/>
+              <w:spacing w:after="0" w:line="240" w:lineRule="auto"/>
+              <w:rPr>
+                <w:rFonts w:ascii="Times New Roman" w:eastAsia="Times New Roman" w:hAnsi="Times New Roman" w:cs="Times New Roman"/>
+                <w:sz w:val="24"/>
+                <w:szCs w:val="24"/>
+              </w:rPr>
+            </w:pPr>
+            <w:r>
+              <w:rPr>
+                <w:rFonts w:ascii="Times New Roman" w:eastAsia="Times New Roman" w:hAnsi="Times New Roman" w:cs="Times New Roman"/>
                 <w:sz w:val="24"/>
                 <w:szCs w:val="24"/>
               </w:rPr>
@@ -1810,17 +1772,16 @@
           </w:tcPr>
           <w:p>
             <w:pPr>
-              <w:pStyle w:val="Normal"/>
-              <w:spacing w:lineRule="auto" w:line="240" w:before="0" w:after="0"/>
-              <w:rPr>
-                <w:rFonts w:ascii="Times New Roman" w:hAnsi="Times New Roman" w:eastAsia="Times New Roman" w:cs="Times New Roman"/>
-                <w:sz w:val="24"/>
-                <w:szCs w:val="24"/>
-              </w:rPr>
-            </w:pPr>
-            <w:r>
-              <w:rPr>
-                <w:rFonts w:eastAsia="Times New Roman" w:cs="Times New Roman" w:ascii="Times New Roman" w:hAnsi="Times New Roman"/>
+              <w:spacing w:after="0" w:line="240" w:lineRule="auto"/>
+              <w:rPr>
+                <w:rFonts w:ascii="Times New Roman" w:eastAsia="Times New Roman" w:hAnsi="Times New Roman" w:cs="Times New Roman"/>
+                <w:sz w:val="24"/>
+                <w:szCs w:val="24"/>
+              </w:rPr>
+            </w:pPr>
+            <w:r>
+              <w:rPr>
+                <w:rFonts w:ascii="Times New Roman" w:eastAsia="Times New Roman" w:hAnsi="Times New Roman" w:cs="Times New Roman"/>
                 <w:sz w:val="24"/>
                 <w:szCs w:val="24"/>
               </w:rPr>
@@ -1841,17 +1802,16 @@
           </w:tcPr>
           <w:p>
             <w:pPr>
-              <w:pStyle w:val="Normal"/>
-              <w:spacing w:lineRule="auto" w:line="240" w:before="0" w:after="0"/>
-              <w:rPr>
-                <w:rFonts w:ascii="Times New Roman" w:hAnsi="Times New Roman" w:eastAsia="Times New Roman" w:cs="Times New Roman"/>
-                <w:sz w:val="24"/>
-                <w:szCs w:val="24"/>
-              </w:rPr>
-            </w:pPr>
-            <w:r>
-              <w:rPr>
-                <w:rFonts w:eastAsia="Times New Roman" w:cs="Times New Roman" w:ascii="Times New Roman" w:hAnsi="Times New Roman"/>
+              <w:spacing w:after="0" w:line="240" w:lineRule="auto"/>
+              <w:rPr>
+                <w:rFonts w:ascii="Times New Roman" w:eastAsia="Times New Roman" w:hAnsi="Times New Roman" w:cs="Times New Roman"/>
+                <w:sz w:val="24"/>
+                <w:szCs w:val="24"/>
+              </w:rPr>
+            </w:pPr>
+            <w:r>
+              <w:rPr>
+                <w:rFonts w:ascii="Times New Roman" w:eastAsia="Times New Roman" w:hAnsi="Times New Roman" w:cs="Times New Roman"/>
                 <w:sz w:val="24"/>
                 <w:szCs w:val="24"/>
               </w:rPr>
@@ -1861,7 +1821,9 @@
         </w:tc>
       </w:tr>
       <w:tr>
-        <w:trPr/>
+        <w:trPr>
+          <w:jc w:val="center"/>
+        </w:trPr>
         <w:tc>
           <w:tcPr>
             <w:tcW w:w="1256" w:type="dxa"/>
@@ -1875,17 +1837,16 @@
           </w:tcPr>
           <w:p>
             <w:pPr>
-              <w:pStyle w:val="Normal"/>
-              <w:spacing w:lineRule="auto" w:line="240" w:before="0" w:after="0"/>
-              <w:rPr>
-                <w:rFonts w:ascii="Times New Roman" w:hAnsi="Times New Roman" w:eastAsia="Times New Roman" w:cs="Times New Roman"/>
-                <w:sz w:val="24"/>
-                <w:szCs w:val="24"/>
-              </w:rPr>
-            </w:pPr>
-            <w:r>
-              <w:rPr>
-                <w:rFonts w:eastAsia="Times New Roman" w:cs="Times New Roman" w:ascii="Times New Roman" w:hAnsi="Times New Roman"/>
+              <w:spacing w:after="0" w:line="240" w:lineRule="auto"/>
+              <w:rPr>
+                <w:rFonts w:ascii="Times New Roman" w:eastAsia="Times New Roman" w:hAnsi="Times New Roman" w:cs="Times New Roman"/>
+                <w:sz w:val="24"/>
+                <w:szCs w:val="24"/>
+              </w:rPr>
+            </w:pPr>
+            <w:r>
+              <w:rPr>
+                <w:rFonts w:ascii="Times New Roman" w:eastAsia="Times New Roman" w:hAnsi="Times New Roman" w:cs="Times New Roman"/>
                 <w:sz w:val="24"/>
                 <w:szCs w:val="24"/>
               </w:rPr>
@@ -1906,17 +1867,16 @@
           </w:tcPr>
           <w:p>
             <w:pPr>
-              <w:pStyle w:val="Normal"/>
-              <w:spacing w:lineRule="auto" w:line="240" w:before="0" w:after="0"/>
-              <w:rPr>
-                <w:rFonts w:ascii="Times New Roman" w:hAnsi="Times New Roman" w:eastAsia="Times New Roman" w:cs="Times New Roman"/>
-                <w:sz w:val="24"/>
-                <w:szCs w:val="24"/>
-              </w:rPr>
-            </w:pPr>
-            <w:r>
-              <w:rPr>
-                <w:rFonts w:eastAsia="Times New Roman" w:cs="Times New Roman" w:ascii="Times New Roman" w:hAnsi="Times New Roman"/>
+              <w:spacing w:after="0" w:line="240" w:lineRule="auto"/>
+              <w:rPr>
+                <w:rFonts w:ascii="Times New Roman" w:eastAsia="Times New Roman" w:hAnsi="Times New Roman" w:cs="Times New Roman"/>
+                <w:sz w:val="24"/>
+                <w:szCs w:val="24"/>
+              </w:rPr>
+            </w:pPr>
+            <w:r>
+              <w:rPr>
+                <w:rFonts w:ascii="Times New Roman" w:eastAsia="Times New Roman" w:hAnsi="Times New Roman" w:cs="Times New Roman"/>
                 <w:sz w:val="24"/>
                 <w:szCs w:val="24"/>
               </w:rPr>
@@ -1937,17 +1897,16 @@
           </w:tcPr>
           <w:p>
             <w:pPr>
-              <w:pStyle w:val="Normal"/>
-              <w:spacing w:lineRule="auto" w:line="240" w:before="0" w:after="0"/>
-              <w:rPr>
-                <w:rFonts w:ascii="Times New Roman" w:hAnsi="Times New Roman" w:eastAsia="Times New Roman" w:cs="Times New Roman"/>
-                <w:sz w:val="24"/>
-                <w:szCs w:val="24"/>
-              </w:rPr>
-            </w:pPr>
-            <w:r>
-              <w:rPr>
-                <w:rFonts w:eastAsia="Times New Roman" w:cs="Times New Roman" w:ascii="Times New Roman" w:hAnsi="Times New Roman"/>
+              <w:spacing w:after="0" w:line="240" w:lineRule="auto"/>
+              <w:rPr>
+                <w:rFonts w:ascii="Times New Roman" w:eastAsia="Times New Roman" w:hAnsi="Times New Roman" w:cs="Times New Roman"/>
+                <w:sz w:val="24"/>
+                <w:szCs w:val="24"/>
+              </w:rPr>
+            </w:pPr>
+            <w:r>
+              <w:rPr>
+                <w:rFonts w:ascii="Times New Roman" w:eastAsia="Times New Roman" w:hAnsi="Times New Roman" w:cs="Times New Roman"/>
                 <w:sz w:val="24"/>
                 <w:szCs w:val="24"/>
               </w:rPr>
@@ -1968,17 +1927,16 @@
           </w:tcPr>
           <w:p>
             <w:pPr>
-              <w:pStyle w:val="Normal"/>
-              <w:spacing w:lineRule="auto" w:line="240" w:before="0" w:after="0"/>
-              <w:rPr>
-                <w:rFonts w:ascii="Times New Roman" w:hAnsi="Times New Roman" w:eastAsia="Times New Roman" w:cs="Times New Roman"/>
-                <w:sz w:val="24"/>
-                <w:szCs w:val="24"/>
-              </w:rPr>
-            </w:pPr>
-            <w:r>
-              <w:rPr>
-                <w:rFonts w:eastAsia="Times New Roman" w:cs="Times New Roman" w:ascii="Times New Roman" w:hAnsi="Times New Roman"/>
+              <w:spacing w:after="0" w:line="240" w:lineRule="auto"/>
+              <w:rPr>
+                <w:rFonts w:ascii="Times New Roman" w:eastAsia="Times New Roman" w:hAnsi="Times New Roman" w:cs="Times New Roman"/>
+                <w:sz w:val="24"/>
+                <w:szCs w:val="24"/>
+              </w:rPr>
+            </w:pPr>
+            <w:r>
+              <w:rPr>
+                <w:rFonts w:ascii="Times New Roman" w:eastAsia="Times New Roman" w:hAnsi="Times New Roman" w:cs="Times New Roman"/>
                 <w:sz w:val="24"/>
                 <w:szCs w:val="24"/>
               </w:rPr>
@@ -1988,7 +1946,9 @@
         </w:tc>
       </w:tr>
       <w:tr>
-        <w:trPr/>
+        <w:trPr>
+          <w:jc w:val="center"/>
+        </w:trPr>
         <w:tc>
           <w:tcPr>
             <w:tcW w:w="1256" w:type="dxa"/>
@@ -2002,17 +1962,16 @@
           </w:tcPr>
           <w:p>
             <w:pPr>
-              <w:pStyle w:val="Normal"/>
-              <w:spacing w:lineRule="auto" w:line="240" w:before="0" w:after="0"/>
-              <w:rPr>
-                <w:rFonts w:ascii="Times New Roman" w:hAnsi="Times New Roman" w:eastAsia="Times New Roman" w:cs="Times New Roman"/>
-                <w:sz w:val="24"/>
-                <w:szCs w:val="24"/>
-              </w:rPr>
-            </w:pPr>
-            <w:r>
-              <w:rPr>
-                <w:rFonts w:eastAsia="Times New Roman" w:cs="Times New Roman" w:ascii="Times New Roman" w:hAnsi="Times New Roman"/>
+              <w:spacing w:after="0" w:line="240" w:lineRule="auto"/>
+              <w:rPr>
+                <w:rFonts w:ascii="Times New Roman" w:eastAsia="Times New Roman" w:hAnsi="Times New Roman" w:cs="Times New Roman"/>
+                <w:sz w:val="24"/>
+                <w:szCs w:val="24"/>
+              </w:rPr>
+            </w:pPr>
+            <w:r>
+              <w:rPr>
+                <w:rFonts w:ascii="Times New Roman" w:eastAsia="Times New Roman" w:hAnsi="Times New Roman" w:cs="Times New Roman"/>
                 <w:sz w:val="24"/>
                 <w:szCs w:val="24"/>
               </w:rPr>
@@ -2033,17 +1992,16 @@
           </w:tcPr>
           <w:p>
             <w:pPr>
-              <w:pStyle w:val="Normal"/>
-              <w:spacing w:lineRule="auto" w:line="240" w:before="0" w:after="0"/>
-              <w:rPr>
-                <w:rFonts w:ascii="Times New Roman" w:hAnsi="Times New Roman" w:eastAsia="Times New Roman" w:cs="Times New Roman"/>
-                <w:sz w:val="24"/>
-                <w:szCs w:val="24"/>
-              </w:rPr>
-            </w:pPr>
-            <w:r>
-              <w:rPr>
-                <w:rFonts w:eastAsia="Times New Roman" w:cs="Times New Roman" w:ascii="Times New Roman" w:hAnsi="Times New Roman"/>
+              <w:spacing w:after="0" w:line="240" w:lineRule="auto"/>
+              <w:rPr>
+                <w:rFonts w:ascii="Times New Roman" w:eastAsia="Times New Roman" w:hAnsi="Times New Roman" w:cs="Times New Roman"/>
+                <w:sz w:val="24"/>
+                <w:szCs w:val="24"/>
+              </w:rPr>
+            </w:pPr>
+            <w:r>
+              <w:rPr>
+                <w:rFonts w:ascii="Times New Roman" w:eastAsia="Times New Roman" w:hAnsi="Times New Roman" w:cs="Times New Roman"/>
                 <w:sz w:val="24"/>
                 <w:szCs w:val="24"/>
               </w:rPr>
@@ -2064,21 +2022,28 @@
           </w:tcPr>
           <w:p>
             <w:pPr>
-              <w:pStyle w:val="Normal"/>
-              <w:spacing w:lineRule="auto" w:line="240" w:before="0" w:after="0"/>
-              <w:rPr>
-                <w:rFonts w:ascii="Times New Roman" w:hAnsi="Times New Roman" w:eastAsia="Times New Roman" w:cs="Times New Roman"/>
-                <w:sz w:val="24"/>
-                <w:szCs w:val="24"/>
-              </w:rPr>
-            </w:pPr>
-            <w:r>
-              <w:rPr>
-                <w:rFonts w:eastAsia="Times New Roman" w:cs="Times New Roman" w:ascii="Times New Roman" w:hAnsi="Times New Roman"/>
-                <w:sz w:val="24"/>
-                <w:szCs w:val="24"/>
-              </w:rPr>
-              <w:t>Delete permission</w:t>
+              <w:spacing w:after="0" w:line="240" w:lineRule="auto"/>
+              <w:rPr>
+                <w:rFonts w:ascii="Times New Roman" w:eastAsia="Times New Roman" w:hAnsi="Times New Roman" w:cs="Times New Roman"/>
+                <w:sz w:val="24"/>
+                <w:szCs w:val="24"/>
+              </w:rPr>
+            </w:pPr>
+            <w:r>
+              <w:rPr>
+                <w:rFonts w:ascii="Times New Roman" w:eastAsia="Times New Roman" w:hAnsi="Times New Roman" w:cs="Times New Roman"/>
+                <w:sz w:val="24"/>
+                <w:szCs w:val="24"/>
+              </w:rPr>
+              <w:t xml:space="preserve">Delete </w:t>
+            </w:r>
+            <w:r>
+              <w:rPr>
+                <w:rFonts w:ascii="Times New Roman" w:eastAsia="Times New Roman" w:hAnsi="Times New Roman" w:cs="Times New Roman"/>
+                <w:sz w:val="24"/>
+                <w:szCs w:val="24"/>
+              </w:rPr>
+              <w:t>permission</w:t>
             </w:r>
           </w:p>
         </w:tc>
@@ -2095,17 +2060,16 @@
           </w:tcPr>
           <w:p>
             <w:pPr>
-              <w:pStyle w:val="Normal"/>
-              <w:spacing w:lineRule="auto" w:line="240" w:before="0" w:after="0"/>
-              <w:rPr>
-                <w:rFonts w:ascii="Times New Roman" w:hAnsi="Times New Roman" w:eastAsia="Times New Roman" w:cs="Times New Roman"/>
-                <w:sz w:val="24"/>
-                <w:szCs w:val="24"/>
-              </w:rPr>
-            </w:pPr>
-            <w:r>
-              <w:rPr>
-                <w:rFonts w:eastAsia="Times New Roman" w:cs="Times New Roman" w:ascii="Times New Roman" w:hAnsi="Times New Roman"/>
+              <w:spacing w:after="0" w:line="240" w:lineRule="auto"/>
+              <w:rPr>
+                <w:rFonts w:ascii="Times New Roman" w:eastAsia="Times New Roman" w:hAnsi="Times New Roman" w:cs="Times New Roman"/>
+                <w:sz w:val="24"/>
+                <w:szCs w:val="24"/>
+              </w:rPr>
+            </w:pPr>
+            <w:r>
+              <w:rPr>
+                <w:rFonts w:ascii="Times New Roman" w:eastAsia="Times New Roman" w:hAnsi="Times New Roman" w:cs="Times New Roman"/>
                 <w:sz w:val="24"/>
                 <w:szCs w:val="24"/>
               </w:rPr>
@@ -2115,7 +2079,9 @@
         </w:tc>
       </w:tr>
       <w:tr>
-        <w:trPr/>
+        <w:trPr>
+          <w:jc w:val="center"/>
+        </w:trPr>
         <w:tc>
           <w:tcPr>
             <w:tcW w:w="1256" w:type="dxa"/>
@@ -2129,17 +2095,16 @@
           </w:tcPr>
           <w:p>
             <w:pPr>
-              <w:pStyle w:val="Normal"/>
-              <w:spacing w:lineRule="auto" w:line="240" w:before="0" w:after="0"/>
-              <w:rPr>
-                <w:rFonts w:ascii="Times New Roman" w:hAnsi="Times New Roman" w:eastAsia="Times New Roman" w:cs="Times New Roman"/>
-                <w:sz w:val="24"/>
-                <w:szCs w:val="24"/>
-              </w:rPr>
-            </w:pPr>
-            <w:r>
-              <w:rPr>
-                <w:rFonts w:eastAsia="Times New Roman" w:cs="Times New Roman" w:ascii="Times New Roman" w:hAnsi="Times New Roman"/>
+              <w:spacing w:after="0" w:line="240" w:lineRule="auto"/>
+              <w:rPr>
+                <w:rFonts w:ascii="Times New Roman" w:eastAsia="Times New Roman" w:hAnsi="Times New Roman" w:cs="Times New Roman"/>
+                <w:sz w:val="24"/>
+                <w:szCs w:val="24"/>
+              </w:rPr>
+            </w:pPr>
+            <w:r>
+              <w:rPr>
+                <w:rFonts w:ascii="Times New Roman" w:eastAsia="Times New Roman" w:hAnsi="Times New Roman" w:cs="Times New Roman"/>
                 <w:sz w:val="24"/>
                 <w:szCs w:val="24"/>
               </w:rPr>
@@ -2160,17 +2125,16 @@
           </w:tcPr>
           <w:p>
             <w:pPr>
-              <w:pStyle w:val="Normal"/>
-              <w:spacing w:lineRule="auto" w:line="240" w:before="0" w:after="0"/>
-              <w:rPr>
-                <w:rFonts w:ascii="Times New Roman" w:hAnsi="Times New Roman" w:eastAsia="Times New Roman" w:cs="Times New Roman"/>
-                <w:sz w:val="24"/>
-                <w:szCs w:val="24"/>
-              </w:rPr>
-            </w:pPr>
-            <w:r>
-              <w:rPr>
-                <w:rFonts w:eastAsia="Times New Roman" w:cs="Times New Roman" w:ascii="Times New Roman" w:hAnsi="Times New Roman"/>
+              <w:spacing w:after="0" w:line="240" w:lineRule="auto"/>
+              <w:rPr>
+                <w:rFonts w:ascii="Times New Roman" w:eastAsia="Times New Roman" w:hAnsi="Times New Roman" w:cs="Times New Roman"/>
+                <w:sz w:val="24"/>
+                <w:szCs w:val="24"/>
+              </w:rPr>
+            </w:pPr>
+            <w:r>
+              <w:rPr>
+                <w:rFonts w:ascii="Times New Roman" w:eastAsia="Times New Roman" w:hAnsi="Times New Roman" w:cs="Times New Roman"/>
                 <w:sz w:val="24"/>
                 <w:szCs w:val="24"/>
               </w:rPr>
@@ -2191,17 +2155,16 @@
           </w:tcPr>
           <w:p>
             <w:pPr>
-              <w:pStyle w:val="Normal"/>
-              <w:spacing w:lineRule="auto" w:line="240" w:before="0" w:after="0"/>
-              <w:rPr>
-                <w:rFonts w:ascii="Times New Roman" w:hAnsi="Times New Roman" w:eastAsia="Times New Roman" w:cs="Times New Roman"/>
-                <w:sz w:val="24"/>
-                <w:szCs w:val="24"/>
-              </w:rPr>
-            </w:pPr>
-            <w:r>
-              <w:rPr>
-                <w:rFonts w:eastAsia="Times New Roman" w:cs="Times New Roman" w:ascii="Times New Roman" w:hAnsi="Times New Roman"/>
+              <w:spacing w:after="0" w:line="240" w:lineRule="auto"/>
+              <w:rPr>
+                <w:rFonts w:ascii="Times New Roman" w:eastAsia="Times New Roman" w:hAnsi="Times New Roman" w:cs="Times New Roman"/>
+                <w:sz w:val="24"/>
+                <w:szCs w:val="24"/>
+              </w:rPr>
+            </w:pPr>
+            <w:r>
+              <w:rPr>
+                <w:rFonts w:ascii="Times New Roman" w:eastAsia="Times New Roman" w:hAnsi="Times New Roman" w:cs="Times New Roman"/>
                 <w:sz w:val="24"/>
                 <w:szCs w:val="24"/>
               </w:rPr>
@@ -2222,17 +2185,16 @@
           </w:tcPr>
           <w:p>
             <w:pPr>
-              <w:pStyle w:val="Normal"/>
-              <w:spacing w:lineRule="auto" w:line="240" w:before="0" w:after="0"/>
-              <w:rPr>
-                <w:rFonts w:ascii="Times New Roman" w:hAnsi="Times New Roman" w:eastAsia="Times New Roman" w:cs="Times New Roman"/>
-                <w:sz w:val="24"/>
-                <w:szCs w:val="24"/>
-              </w:rPr>
-            </w:pPr>
-            <w:r>
-              <w:rPr>
-                <w:rFonts w:eastAsia="Times New Roman" w:cs="Times New Roman" w:ascii="Times New Roman" w:hAnsi="Times New Roman"/>
+              <w:spacing w:after="0" w:line="240" w:lineRule="auto"/>
+              <w:rPr>
+                <w:rFonts w:ascii="Times New Roman" w:eastAsia="Times New Roman" w:hAnsi="Times New Roman" w:cs="Times New Roman"/>
+                <w:sz w:val="24"/>
+                <w:szCs w:val="24"/>
+              </w:rPr>
+            </w:pPr>
+            <w:r>
+              <w:rPr>
+                <w:rFonts w:ascii="Times New Roman" w:eastAsia="Times New Roman" w:hAnsi="Times New Roman" w:cs="Times New Roman"/>
                 <w:sz w:val="24"/>
                 <w:szCs w:val="24"/>
               </w:rPr>
@@ -2242,128 +2204,34 @@
         </w:tc>
       </w:tr>
     </w:tbl>
+    <w:p/>
+    <w:p/>
+    <w:p/>
+    <w:p/>
+    <w:p/>
+    <w:p/>
+    <w:p/>
+    <w:p/>
+    <w:p/>
+    <w:p/>
     <w:p>
       <w:pPr>
-        <w:pStyle w:val="Normal"/>
-        <w:rPr/>
+        <w:rPr>
+          <w:rtl/>
+        </w:rPr>
       </w:pPr>
+    </w:p>
+    <w:p/>
+    <w:p/>
+    <w:p>
       <w:r>
-        <w:rPr/>
-      </w:r>
-    </w:p>
-    <w:p>
-      <w:pPr>
-        <w:pStyle w:val="Normal"/>
-        <w:rPr/>
-      </w:pPr>
-      <w:r>
-        <w:rPr/>
-      </w:r>
-    </w:p>
-    <w:p>
-      <w:pPr>
-        <w:pStyle w:val="Normal"/>
-        <w:rPr/>
-      </w:pPr>
-      <w:r>
-        <w:rPr/>
-      </w:r>
-    </w:p>
-    <w:p>
-      <w:pPr>
-        <w:pStyle w:val="Normal"/>
-        <w:rPr/>
-      </w:pPr>
-      <w:r>
-        <w:rPr/>
-      </w:r>
-    </w:p>
-    <w:p>
-      <w:pPr>
-        <w:pStyle w:val="Normal"/>
-        <w:rPr/>
-      </w:pPr>
-      <w:r>
-        <w:rPr/>
-      </w:r>
-    </w:p>
-    <w:p>
-      <w:pPr>
-        <w:pStyle w:val="Normal"/>
-        <w:rPr/>
-      </w:pPr>
-      <w:r>
-        <w:rPr/>
-      </w:r>
-    </w:p>
-    <w:p>
-      <w:pPr>
-        <w:pStyle w:val="Normal"/>
-        <w:rPr/>
-      </w:pPr>
-      <w:r>
-        <w:rPr/>
-      </w:r>
-    </w:p>
-    <w:p>
-      <w:pPr>
-        <w:pStyle w:val="Normal"/>
-        <w:rPr/>
-      </w:pPr>
-      <w:r>
-        <w:rPr/>
-      </w:r>
-    </w:p>
-    <w:p>
-      <w:pPr>
-        <w:pStyle w:val="Normal"/>
-        <w:rPr/>
-      </w:pPr>
-      <w:r>
-        <w:rPr/>
-      </w:r>
-    </w:p>
-    <w:p>
-      <w:pPr>
-        <w:pStyle w:val="Normal"/>
-        <w:rPr/>
-      </w:pPr>
-      <w:r>
-        <w:rPr/>
-      </w:r>
-    </w:p>
-    <w:p>
-      <w:pPr>
-        <w:pStyle w:val="Normal"/>
-        <w:rPr/>
-      </w:pPr>
-      <w:r>
-        <w:rPr/>
-      </w:r>
-    </w:p>
-    <w:p>
-      <w:pPr>
-        <w:pStyle w:val="Normal"/>
-        <w:rPr/>
-      </w:pPr>
-      <w:r>
-        <w:rPr/>
-      </w:r>
-    </w:p>
-    <w:p>
-      <w:pPr>
-        <w:pStyle w:val="Normal"/>
-        <w:rPr/>
-      </w:pPr>
-      <w:r>
-        <w:rPr/>
+        <w:lastRenderedPageBreak/>
         <w:t>CHAT BOT SERVICE:</w:t>
       </w:r>
     </w:p>
     <w:tbl>
       <w:tblPr>
         <w:tblW w:w="9412" w:type="dxa"/>
-        <w:jc w:val="left"/>
         <w:tblInd w:w="-99" w:type="dxa"/>
         <w:tblLayout w:type="fixed"/>
         <w:tblCellMar>
@@ -2372,6 +2240,7 @@
           <w:bottom w:w="55" w:type="dxa"/>
           <w:right w:w="55" w:type="dxa"/>
         </w:tblCellMar>
+        <w:tblLook w:val="04A0" w:firstRow="1" w:lastRow="0" w:firstColumn="1" w:lastColumn="0" w:noHBand="0" w:noVBand="1"/>
       </w:tblPr>
       <w:tblGrid>
         <w:gridCol w:w="1945"/>
@@ -2380,7 +2249,6 @@
         <w:gridCol w:w="2489"/>
       </w:tblGrid>
       <w:tr>
-        <w:trPr/>
         <w:tc>
           <w:tcPr>
             <w:tcW w:w="1945" w:type="dxa"/>
@@ -2392,11 +2260,10 @@
           </w:tcPr>
           <w:p>
             <w:pPr>
-              <w:pStyle w:val="Normal"/>
-              <w:spacing w:lineRule="auto" w:line="240" w:before="0" w:after="0"/>
+              <w:spacing w:after="0" w:line="240" w:lineRule="auto"/>
               <w:jc w:val="center"/>
               <w:rPr>
-                <w:rFonts w:ascii="Times New Roman" w:hAnsi="Times New Roman" w:eastAsia="Times New Roman" w:cs="Times New Roman"/>
+                <w:rFonts w:ascii="Times New Roman" w:eastAsia="Times New Roman" w:hAnsi="Times New Roman" w:cs="Times New Roman"/>
                 <w:b/>
                 <w:bCs/>
                 <w:sz w:val="24"/>
@@ -2405,7 +2272,7 @@
             </w:pPr>
             <w:r>
               <w:rPr>
-                <w:rFonts w:eastAsia="Times New Roman" w:cs="Times New Roman" w:ascii="Times New Roman" w:hAnsi="Times New Roman"/>
+                <w:rFonts w:ascii="Times New Roman" w:eastAsia="Times New Roman" w:hAnsi="Times New Roman" w:cs="Times New Roman"/>
                 <w:b/>
                 <w:bCs/>
                 <w:sz w:val="24"/>
@@ -2426,8 +2293,7 @@
           </w:tcPr>
           <w:p>
             <w:pPr>
-              <w:pStyle w:val="Normal"/>
-              <w:spacing w:lineRule="auto" w:line="240" w:before="0" w:after="0"/>
+              <w:spacing w:after="0" w:line="240" w:lineRule="auto"/>
               <w:jc w:val="center"/>
               <w:rPr>
                 <w:rFonts w:ascii="Times New Roman" w:hAnsi="Times New Roman"/>
@@ -2437,7 +2303,7 @@
             </w:pPr>
             <w:r>
               <w:rPr>
-                <w:rFonts w:eastAsia="Times New Roman" w:cs="Times New Roman" w:ascii="Times New Roman" w:hAnsi="Times New Roman"/>
+                <w:rFonts w:ascii="Times New Roman" w:eastAsia="Times New Roman" w:hAnsi="Times New Roman" w:cs="Times New Roman"/>
                 <w:b/>
                 <w:bCs/>
                 <w:sz w:val="24"/>
@@ -2458,14 +2324,12 @@
           </w:tcPr>
           <w:p>
             <w:pPr>
-              <w:pStyle w:val="Normal"/>
-              <w:spacing w:lineRule="auto" w:line="240" w:before="0" w:after="0"/>
+              <w:spacing w:after="0" w:line="240" w:lineRule="auto"/>
               <w:jc w:val="center"/>
-              <w:rPr/>
-            </w:pPr>
-            <w:r>
-              <w:rPr>
-                <w:rFonts w:eastAsia="Times New Roman" w:cs="Times New Roman" w:ascii="Times New Roman" w:hAnsi="Times New Roman"/>
+            </w:pPr>
+            <w:r>
+              <w:rPr>
+                <w:rFonts w:ascii="Times New Roman" w:eastAsia="Times New Roman" w:hAnsi="Times New Roman" w:cs="Times New Roman"/>
                 <w:b/>
                 <w:bCs/>
                 <w:sz w:val="24"/>
@@ -2487,11 +2351,10 @@
           </w:tcPr>
           <w:p>
             <w:pPr>
-              <w:pStyle w:val="Normal"/>
-              <w:spacing w:lineRule="auto" w:line="240" w:before="0" w:after="0"/>
+              <w:spacing w:after="0" w:line="240" w:lineRule="auto"/>
               <w:jc w:val="center"/>
               <w:rPr>
-                <w:rFonts w:ascii="Times New Roman" w:hAnsi="Times New Roman" w:eastAsia="Times New Roman" w:cs="Times New Roman"/>
+                <w:rFonts w:ascii="Times New Roman" w:eastAsia="Times New Roman" w:hAnsi="Times New Roman" w:cs="Times New Roman"/>
                 <w:b/>
                 <w:bCs/>
                 <w:sz w:val="24"/>
@@ -2500,7 +2363,7 @@
             </w:pPr>
             <w:r>
               <w:rPr>
-                <w:rFonts w:eastAsia="Times New Roman" w:cs="Times New Roman" w:ascii="Times New Roman" w:hAnsi="Times New Roman"/>
+                <w:rFonts w:ascii="Times New Roman" w:eastAsia="Times New Roman" w:hAnsi="Times New Roman" w:cs="Times New Roman"/>
                 <w:b/>
                 <w:bCs/>
                 <w:sz w:val="24"/>
@@ -2512,7 +2375,6 @@
         </w:tc>
       </w:tr>
       <w:tr>
-        <w:trPr/>
         <w:tc>
           <w:tcPr>
             <w:tcW w:w="1945" w:type="dxa"/>
@@ -2524,11 +2386,8 @@
           <w:p>
             <w:pPr>
               <w:pStyle w:val="TableContents"/>
-              <w:spacing w:before="0" w:after="160"/>
-              <w:rPr/>
-            </w:pPr>
-            <w:r>
-              <w:rPr/>
+            </w:pPr>
+            <w:r>
               <w:t xml:space="preserve">Chat </w:t>
             </w:r>
           </w:p>
@@ -2544,7 +2403,6 @@
           <w:p>
             <w:pPr>
               <w:pStyle w:val="TableContents"/>
-              <w:spacing w:before="0" w:after="160"/>
               <w:rPr>
                 <w:rFonts w:ascii="Times New Roman" w:hAnsi="Times New Roman"/>
                 <w:sz w:val="24"/>
@@ -2572,22 +2430,12 @@
           <w:p>
             <w:pPr>
               <w:pStyle w:val="TableContents"/>
-              <w:widowControl w:val="false"/>
-              <w:suppressLineNumbers/>
-              <w:spacing w:before="0" w:after="160"/>
-              <w:rPr/>
-            </w:pPr>
-            <w:r>
-              <w:rPr/>
+            </w:pPr>
+            <w:r>
               <w:t>I</w:t>
             </w:r>
             <w:r>
-              <w:rPr/>
-              <w:t xml:space="preserve">nitiate a real-time chat session (This is the WebSocket endpoint </w:t>
-            </w:r>
-            <w:r>
-              <w:rPr/>
-              <w:t>)</w:t>
+              <w:t>nitiate a real-time chat session (This is the WebSocket endpoint )</w:t>
             </w:r>
           </w:p>
         </w:tc>
@@ -2603,18 +2451,14 @@
           <w:p>
             <w:pPr>
               <w:pStyle w:val="TableContents"/>
-              <w:spacing w:before="0" w:after="160"/>
-              <w:rPr/>
-            </w:pPr>
-            <w:r>
-              <w:rPr/>
+            </w:pPr>
+            <w:r>
               <w:t>PRO USERS</w:t>
             </w:r>
           </w:p>
         </w:tc>
       </w:tr>
       <w:tr>
-        <w:trPr/>
         <w:tc>
           <w:tcPr>
             <w:tcW w:w="1945" w:type="dxa"/>
@@ -2626,11 +2470,8 @@
           <w:p>
             <w:pPr>
               <w:pStyle w:val="TableContents"/>
-              <w:spacing w:before="0" w:after="160"/>
-              <w:rPr/>
-            </w:pPr>
-            <w:r>
-              <w:rPr/>
+            </w:pPr>
+            <w:r>
               <w:t xml:space="preserve">History </w:t>
             </w:r>
           </w:p>
@@ -2646,7 +2487,6 @@
           <w:p>
             <w:pPr>
               <w:pStyle w:val="TableContents"/>
-              <w:spacing w:before="0" w:after="160"/>
               <w:rPr>
                 <w:rFonts w:ascii="Times New Roman" w:hAnsi="Times New Roman"/>
                 <w:sz w:val="24"/>
@@ -2674,13 +2514,8 @@
           <w:p>
             <w:pPr>
               <w:pStyle w:val="TableContents"/>
-              <w:widowControl w:val="false"/>
-              <w:suppressLineNumbers/>
-              <w:spacing w:before="0" w:after="160"/>
-              <w:rPr/>
-            </w:pPr>
-            <w:r>
-              <w:rPr/>
+            </w:pPr>
+            <w:r>
               <w:t xml:space="preserve">List all conversation </w:t>
             </w:r>
           </w:p>
@@ -2697,18 +2532,14 @@
           <w:p>
             <w:pPr>
               <w:pStyle w:val="TableContents"/>
-              <w:spacing w:before="0" w:after="160"/>
-              <w:rPr/>
-            </w:pPr>
-            <w:r>
-              <w:rPr/>
+            </w:pPr>
+            <w:r>
               <w:t>PRO USERS</w:t>
             </w:r>
           </w:p>
         </w:tc>
       </w:tr>
       <w:tr>
-        <w:trPr/>
         <w:tc>
           <w:tcPr>
             <w:tcW w:w="1945" w:type="dxa"/>
@@ -2720,11 +2551,8 @@
           <w:p>
             <w:pPr>
               <w:pStyle w:val="TableContents"/>
-              <w:spacing w:before="0" w:after="160"/>
-              <w:rPr/>
-            </w:pPr>
-            <w:r>
-              <w:rPr/>
+            </w:pPr>
+            <w:r>
               <w:t xml:space="preserve">History </w:t>
             </w:r>
           </w:p>
@@ -2740,7 +2568,6 @@
           <w:p>
             <w:pPr>
               <w:pStyle w:val="TableContents"/>
-              <w:spacing w:before="0" w:after="160"/>
               <w:rPr>
                 <w:rFonts w:ascii="Times New Roman" w:hAnsi="Times New Roman"/>
                 <w:sz w:val="24"/>
@@ -2753,15 +2580,7 @@
                 <w:sz w:val="24"/>
                 <w:szCs w:val="24"/>
               </w:rPr>
-              <w:t>GET /conversations/</w:t>
-            </w:r>
-            <w:r>
-              <w:rPr>
-                <w:rFonts w:ascii="Times New Roman" w:hAnsi="Times New Roman"/>
-                <w:sz w:val="24"/>
-                <w:szCs w:val="24"/>
-              </w:rPr>
-              <w:t>{id}</w:t>
+              <w:t>GET /conversations/{id}</w:t>
             </w:r>
           </w:p>
         </w:tc>
@@ -2776,13 +2595,8 @@
           <w:p>
             <w:pPr>
               <w:pStyle w:val="TableContents"/>
-              <w:widowControl w:val="false"/>
-              <w:suppressLineNumbers/>
-              <w:spacing w:before="0" w:after="160"/>
-              <w:rPr/>
-            </w:pPr>
-            <w:r>
-              <w:rPr/>
+            </w:pPr>
+            <w:r>
               <w:t>Retrieve the full message history</w:t>
             </w:r>
           </w:p>
@@ -2799,18 +2613,14 @@
           <w:p>
             <w:pPr>
               <w:pStyle w:val="TableContents"/>
-              <w:spacing w:before="0" w:after="160"/>
-              <w:rPr/>
-            </w:pPr>
-            <w:r>
-              <w:rPr/>
+            </w:pPr>
+            <w:r>
               <w:t>PRO USERS</w:t>
             </w:r>
           </w:p>
         </w:tc>
       </w:tr>
       <w:tr>
-        <w:trPr/>
         <w:tc>
           <w:tcPr>
             <w:tcW w:w="1945" w:type="dxa"/>
@@ -2822,11 +2632,8 @@
           <w:p>
             <w:pPr>
               <w:pStyle w:val="TableContents"/>
-              <w:spacing w:before="0" w:after="160"/>
-              <w:rPr/>
-            </w:pPr>
-            <w:r>
-              <w:rPr/>
+            </w:pPr>
+            <w:r>
               <w:t xml:space="preserve">History </w:t>
             </w:r>
           </w:p>
@@ -2842,7 +2649,6 @@
           <w:p>
             <w:pPr>
               <w:pStyle w:val="TableContents"/>
-              <w:spacing w:before="0" w:after="160"/>
               <w:rPr>
                 <w:rFonts w:ascii="Times New Roman" w:hAnsi="Times New Roman"/>
                 <w:sz w:val="24"/>
@@ -2870,11 +2676,8 @@
           <w:p>
             <w:pPr>
               <w:pStyle w:val="TableContents"/>
-              <w:spacing w:before="0" w:after="160"/>
-              <w:rPr/>
-            </w:pPr>
-            <w:r>
-              <w:rPr/>
+            </w:pPr>
+            <w:r>
               <w:t>Update conversation title</w:t>
             </w:r>
           </w:p>
@@ -2891,18 +2694,14 @@
           <w:p>
             <w:pPr>
               <w:pStyle w:val="TableContents"/>
-              <w:spacing w:before="0" w:after="160"/>
-              <w:rPr/>
-            </w:pPr>
-            <w:r>
-              <w:rPr/>
+            </w:pPr>
+            <w:r>
               <w:t>PRO USERS</w:t>
             </w:r>
           </w:p>
         </w:tc>
       </w:tr>
       <w:tr>
-        <w:trPr/>
         <w:tc>
           <w:tcPr>
             <w:tcW w:w="1945" w:type="dxa"/>
@@ -2914,11 +2713,8 @@
           <w:p>
             <w:pPr>
               <w:pStyle w:val="TableContents"/>
-              <w:spacing w:before="0" w:after="160"/>
-              <w:rPr/>
-            </w:pPr>
-            <w:r>
-              <w:rPr/>
+            </w:pPr>
+            <w:r>
               <w:t xml:space="preserve">History </w:t>
             </w:r>
           </w:p>
@@ -2934,10 +2730,6 @@
           <w:p>
             <w:pPr>
               <w:pStyle w:val="TableContents"/>
-              <w:widowControl w:val="false"/>
-              <w:suppressLineNumbers/>
-              <w:spacing w:before="0" w:after="160"/>
-              <w:rPr/>
             </w:pPr>
             <w:r>
               <w:rPr>
@@ -2946,25 +2738,7 @@
                 <w:sz w:val="24"/>
                 <w:szCs w:val="24"/>
               </w:rPr>
-              <w:t>DELETE /conversations/{i</w:t>
-            </w:r>
-            <w:r>
-              <w:rPr>
-                <w:rStyle w:val="SourceText"/>
-                <w:rFonts w:ascii="Times New Roman" w:hAnsi="Times New Roman"/>
-                <w:sz w:val="24"/>
-                <w:szCs w:val="24"/>
-              </w:rPr>
-              <w:t>d</w:t>
-            </w:r>
-            <w:r>
-              <w:rPr>
-                <w:rStyle w:val="SourceText"/>
-                <w:rFonts w:ascii="Times New Roman" w:hAnsi="Times New Roman"/>
-                <w:sz w:val="24"/>
-                <w:szCs w:val="24"/>
-              </w:rPr>
-              <w:t>}</w:t>
+              <w:t>DELETE /conversations/{id}</w:t>
             </w:r>
           </w:p>
         </w:tc>
@@ -2979,11 +2753,8 @@
           <w:p>
             <w:pPr>
               <w:pStyle w:val="TableContents"/>
-              <w:spacing w:before="0" w:after="160"/>
-              <w:rPr/>
-            </w:pPr>
-            <w:r>
-              <w:rPr/>
+            </w:pPr>
+            <w:r>
               <w:t xml:space="preserve">Delete a conversation </w:t>
             </w:r>
           </w:p>
@@ -3000,197 +2771,63 @@
           <w:p>
             <w:pPr>
               <w:pStyle w:val="TableContents"/>
-              <w:spacing w:before="0" w:after="160"/>
-              <w:rPr/>
-            </w:pPr>
-            <w:r>
-              <w:rPr/>
+            </w:pPr>
+            <w:r>
               <w:t>PRO USERS</w:t>
             </w:r>
           </w:p>
         </w:tc>
       </w:tr>
     </w:tbl>
+    <w:p/>
+    <w:p/>
+    <w:p/>
+    <w:p/>
+    <w:p/>
+    <w:p/>
+    <w:p/>
+    <w:p/>
+    <w:p/>
+    <w:p/>
+    <w:p/>
+    <w:p/>
+    <w:p/>
+    <w:p/>
     <w:p>
       <w:pPr>
-        <w:pStyle w:val="Normal"/>
-        <w:spacing w:before="0" w:after="160"/>
-        <w:rPr/>
+        <w:rPr>
+          <w:rtl/>
+        </w:rPr>
       </w:pPr>
-      <w:r>
-        <w:rPr/>
-      </w:r>
     </w:p>
     <w:p>
       <w:pPr>
-        <w:pStyle w:val="Normal"/>
-        <w:spacing w:before="0" w:after="160"/>
-        <w:rPr/>
+        <w:rPr>
+          <w:rtl/>
+        </w:rPr>
       </w:pPr>
-      <w:r>
-        <w:rPr/>
-      </w:r>
     </w:p>
     <w:p>
       <w:pPr>
-        <w:pStyle w:val="Normal"/>
-        <w:spacing w:before="0" w:after="160"/>
-        <w:rPr/>
+        <w:rPr>
+          <w:rtl/>
+        </w:rPr>
       </w:pPr>
+    </w:p>
+    <w:p/>
+    <w:p/>
+    <w:p>
       <w:r>
-        <w:rPr/>
-      </w:r>
-    </w:p>
-    <w:p>
-      <w:pPr>
-        <w:pStyle w:val="Normal"/>
-        <w:spacing w:before="0" w:after="160"/>
-        <w:rPr/>
-      </w:pPr>
-      <w:r>
-        <w:rPr/>
-      </w:r>
-    </w:p>
-    <w:p>
-      <w:pPr>
-        <w:pStyle w:val="Normal"/>
-        <w:spacing w:before="0" w:after="160"/>
-        <w:rPr/>
-      </w:pPr>
-      <w:r>
-        <w:rPr/>
-      </w:r>
-    </w:p>
-    <w:p>
-      <w:pPr>
-        <w:pStyle w:val="Normal"/>
-        <w:spacing w:before="0" w:after="160"/>
-        <w:rPr/>
-      </w:pPr>
-      <w:r>
-        <w:rPr/>
-      </w:r>
-    </w:p>
-    <w:p>
-      <w:pPr>
-        <w:pStyle w:val="Normal"/>
-        <w:spacing w:before="0" w:after="160"/>
-        <w:rPr/>
-      </w:pPr>
-      <w:r>
-        <w:rPr/>
-      </w:r>
-    </w:p>
-    <w:p>
-      <w:pPr>
-        <w:pStyle w:val="Normal"/>
-        <w:spacing w:before="0" w:after="160"/>
-        <w:rPr/>
-      </w:pPr>
-      <w:r>
-        <w:rPr/>
-      </w:r>
-    </w:p>
-    <w:p>
-      <w:pPr>
-        <w:pStyle w:val="Normal"/>
-        <w:spacing w:before="0" w:after="160"/>
-        <w:rPr/>
-      </w:pPr>
-      <w:r>
-        <w:rPr/>
-      </w:r>
-    </w:p>
-    <w:p>
-      <w:pPr>
-        <w:pStyle w:val="Normal"/>
-        <w:spacing w:before="0" w:after="160"/>
-        <w:rPr/>
-      </w:pPr>
-      <w:r>
-        <w:rPr/>
-      </w:r>
-    </w:p>
-    <w:p>
-      <w:pPr>
-        <w:pStyle w:val="Normal"/>
-        <w:spacing w:before="0" w:after="160"/>
-        <w:rPr/>
-      </w:pPr>
-      <w:r>
-        <w:rPr/>
-      </w:r>
-    </w:p>
-    <w:p>
-      <w:pPr>
-        <w:pStyle w:val="Normal"/>
-        <w:spacing w:before="0" w:after="160"/>
-        <w:rPr/>
-      </w:pPr>
-      <w:r>
-        <w:rPr/>
-      </w:r>
-    </w:p>
-    <w:p>
-      <w:pPr>
-        <w:pStyle w:val="Normal"/>
-        <w:spacing w:before="0" w:after="160"/>
-        <w:rPr/>
-      </w:pPr>
-      <w:r>
-        <w:rPr/>
-      </w:r>
-    </w:p>
-    <w:p>
-      <w:pPr>
-        <w:pStyle w:val="Normal"/>
-        <w:spacing w:before="0" w:after="160"/>
-        <w:rPr/>
-      </w:pPr>
-      <w:r>
-        <w:rPr/>
-      </w:r>
-    </w:p>
-    <w:p>
-      <w:pPr>
-        <w:pStyle w:val="Normal"/>
-        <w:spacing w:before="0" w:after="160"/>
-        <w:rPr/>
-      </w:pPr>
-      <w:r>
-        <w:rPr/>
-      </w:r>
-    </w:p>
-    <w:p>
-      <w:pPr>
-        <w:pStyle w:val="Normal"/>
-        <w:spacing w:before="0" w:after="160"/>
-        <w:rPr/>
-      </w:pPr>
-      <w:r>
-        <w:rPr/>
-      </w:r>
-    </w:p>
-    <w:p>
-      <w:pPr>
-        <w:pStyle w:val="Normal"/>
-        <w:spacing w:before="0" w:after="160"/>
-        <w:rPr/>
-      </w:pPr>
-      <w:r>
-        <w:rPr/>
-        <w:t>N</w:t>
+        <w:lastRenderedPageBreak/>
+        <w:t>NOTIFICATION SERVICE:</w:t>
       </w:r>
       <w:r>
-        <w:rPr/>
-        <w:t>OTIFICATION SERVICE:</w:t>
         <w:br/>
       </w:r>
     </w:p>
     <w:tbl>
       <w:tblPr>
         <w:tblW w:w="9478" w:type="dxa"/>
-        <w:jc w:val="left"/>
         <w:tblInd w:w="-165" w:type="dxa"/>
         <w:tblLayout w:type="fixed"/>
         <w:tblCellMar>
@@ -3199,6 +2836,7 @@
           <w:bottom w:w="55" w:type="dxa"/>
           <w:right w:w="55" w:type="dxa"/>
         </w:tblCellMar>
+        <w:tblLook w:val="04A0" w:firstRow="1" w:lastRow="0" w:firstColumn="1" w:lastColumn="0" w:noHBand="0" w:noVBand="1"/>
       </w:tblPr>
       <w:tblGrid>
         <w:gridCol w:w="2093"/>
@@ -3207,7 +2845,6 @@
         <w:gridCol w:w="2489"/>
       </w:tblGrid>
       <w:tr>
-        <w:trPr/>
         <w:tc>
           <w:tcPr>
             <w:tcW w:w="2093" w:type="dxa"/>
@@ -3219,11 +2856,10 @@
           </w:tcPr>
           <w:p>
             <w:pPr>
-              <w:pStyle w:val="Normal"/>
-              <w:spacing w:lineRule="auto" w:line="240" w:before="0" w:after="0"/>
+              <w:spacing w:after="0" w:line="240" w:lineRule="auto"/>
               <w:jc w:val="center"/>
               <w:rPr>
-                <w:rFonts w:ascii="Times New Roman" w:hAnsi="Times New Roman" w:eastAsia="Times New Roman" w:cs="Times New Roman"/>
+                <w:rFonts w:ascii="Times New Roman" w:eastAsia="Times New Roman" w:hAnsi="Times New Roman" w:cs="Times New Roman"/>
                 <w:b/>
                 <w:bCs/>
                 <w:sz w:val="24"/>
@@ -3232,7 +2868,7 @@
             </w:pPr>
             <w:r>
               <w:rPr>
-                <w:rFonts w:eastAsia="Times New Roman" w:cs="Times New Roman" w:ascii="Times New Roman" w:hAnsi="Times New Roman"/>
+                <w:rFonts w:ascii="Times New Roman" w:eastAsia="Times New Roman" w:hAnsi="Times New Roman" w:cs="Times New Roman"/>
                 <w:b/>
                 <w:bCs/>
                 <w:sz w:val="24"/>
@@ -3253,8 +2889,7 @@
           </w:tcPr>
           <w:p>
             <w:pPr>
-              <w:pStyle w:val="Normal"/>
-              <w:spacing w:lineRule="auto" w:line="240" w:before="0" w:after="0"/>
+              <w:spacing w:after="0" w:line="240" w:lineRule="auto"/>
               <w:jc w:val="center"/>
               <w:rPr>
                 <w:rFonts w:ascii="Times New Roman" w:hAnsi="Times New Roman"/>
@@ -3264,7 +2899,7 @@
             </w:pPr>
             <w:r>
               <w:rPr>
-                <w:rFonts w:eastAsia="Times New Roman" w:cs="Times New Roman" w:ascii="Times New Roman" w:hAnsi="Times New Roman"/>
+                <w:rFonts w:ascii="Times New Roman" w:eastAsia="Times New Roman" w:hAnsi="Times New Roman" w:cs="Times New Roman"/>
                 <w:b/>
                 <w:bCs/>
                 <w:sz w:val="24"/>
@@ -3285,11 +2920,10 @@
           </w:tcPr>
           <w:p>
             <w:pPr>
-              <w:pStyle w:val="Normal"/>
-              <w:spacing w:lineRule="auto" w:line="240" w:before="0" w:after="0"/>
+              <w:spacing w:after="0" w:line="240" w:lineRule="auto"/>
               <w:jc w:val="center"/>
               <w:rPr>
-                <w:rFonts w:ascii="Times New Roman" w:hAnsi="Times New Roman" w:eastAsia="Times New Roman" w:cs="Times New Roman"/>
+                <w:rFonts w:ascii="Times New Roman" w:eastAsia="Times New Roman" w:hAnsi="Times New Roman" w:cs="Times New Roman"/>
                 <w:b/>
                 <w:bCs/>
                 <w:sz w:val="24"/>
@@ -3298,7 +2932,7 @@
             </w:pPr>
             <w:r>
               <w:rPr>
-                <w:rFonts w:eastAsia="Times New Roman" w:cs="Times New Roman" w:ascii="Times New Roman" w:hAnsi="Times New Roman"/>
+                <w:rFonts w:ascii="Times New Roman" w:eastAsia="Times New Roman" w:hAnsi="Times New Roman" w:cs="Times New Roman"/>
                 <w:b/>
                 <w:bCs/>
                 <w:sz w:val="24"/>
@@ -3320,11 +2954,10 @@
           </w:tcPr>
           <w:p>
             <w:pPr>
-              <w:pStyle w:val="Normal"/>
-              <w:spacing w:lineRule="auto" w:line="240" w:before="0" w:after="0"/>
+              <w:spacing w:after="0" w:line="240" w:lineRule="auto"/>
               <w:jc w:val="center"/>
               <w:rPr>
-                <w:rFonts w:ascii="Times New Roman" w:hAnsi="Times New Roman" w:eastAsia="Times New Roman" w:cs="Times New Roman"/>
+                <w:rFonts w:ascii="Times New Roman" w:eastAsia="Times New Roman" w:hAnsi="Times New Roman" w:cs="Times New Roman"/>
                 <w:b/>
                 <w:bCs/>
                 <w:sz w:val="24"/>
@@ -3333,7 +2966,7 @@
             </w:pPr>
             <w:r>
               <w:rPr>
-                <w:rFonts w:eastAsia="Times New Roman" w:cs="Times New Roman" w:ascii="Times New Roman" w:hAnsi="Times New Roman"/>
+                <w:rFonts w:ascii="Times New Roman" w:eastAsia="Times New Roman" w:hAnsi="Times New Roman" w:cs="Times New Roman"/>
                 <w:b/>
                 <w:bCs/>
                 <w:sz w:val="24"/>
@@ -3345,7 +2978,6 @@
         </w:tc>
       </w:tr>
       <w:tr>
-        <w:trPr/>
         <w:tc>
           <w:tcPr>
             <w:tcW w:w="2093" w:type="dxa"/>
@@ -3357,13 +2989,8 @@
           <w:p>
             <w:pPr>
               <w:pStyle w:val="TableContents"/>
-              <w:widowControl w:val="false"/>
-              <w:suppressLineNumbers/>
-              <w:spacing w:before="0" w:after="160"/>
-              <w:rPr/>
-            </w:pPr>
-            <w:r>
-              <w:rPr/>
+            </w:pPr>
+            <w:r>
               <w:t>Notifications</w:t>
             </w:r>
           </w:p>
@@ -3379,13 +3006,8 @@
           <w:p>
             <w:pPr>
               <w:pStyle w:val="TableContents"/>
-              <w:widowControl w:val="false"/>
-              <w:suppressLineNumbers/>
-              <w:spacing w:before="0" w:after="160"/>
-              <w:rPr/>
-            </w:pPr>
-            <w:r>
-              <w:rPr/>
+            </w:pPr>
+            <w:r>
               <w:t>GET /notifications</w:t>
             </w:r>
           </w:p>
@@ -3401,11 +3023,8 @@
           <w:p>
             <w:pPr>
               <w:pStyle w:val="TableContents"/>
-              <w:spacing w:before="0" w:after="160"/>
-              <w:rPr/>
-            </w:pPr>
-            <w:r>
-              <w:rPr/>
+            </w:pPr>
+            <w:r>
               <w:t>List all notifications</w:t>
             </w:r>
           </w:p>
@@ -3422,18 +3041,14 @@
           <w:p>
             <w:pPr>
               <w:pStyle w:val="TableContents"/>
-              <w:spacing w:before="0" w:after="160"/>
-              <w:rPr/>
-            </w:pPr>
-            <w:r>
-              <w:rPr/>
+            </w:pPr>
+            <w:r>
               <w:t>ALL</w:t>
             </w:r>
           </w:p>
         </w:tc>
       </w:tr>
       <w:tr>
-        <w:trPr/>
         <w:tc>
           <w:tcPr>
             <w:tcW w:w="2093" w:type="dxa"/>
@@ -3445,13 +3060,8 @@
           <w:p>
             <w:pPr>
               <w:pStyle w:val="TableContents"/>
-              <w:widowControl w:val="false"/>
-              <w:suppressLineNumbers/>
-              <w:spacing w:before="0" w:after="160"/>
-              <w:rPr/>
-            </w:pPr>
-            <w:r>
-              <w:rPr/>
+            </w:pPr>
+            <w:r>
               <w:t>Notifications</w:t>
             </w:r>
           </w:p>
@@ -3467,13 +3077,8 @@
           <w:p>
             <w:pPr>
               <w:pStyle w:val="TableContents"/>
-              <w:widowControl w:val="false"/>
-              <w:suppressLineNumbers/>
-              <w:spacing w:before="0" w:after="160"/>
-              <w:rPr/>
-            </w:pPr>
-            <w:r>
-              <w:rPr/>
+            </w:pPr>
+            <w:r>
               <w:t>PUT /notifications/mark-read</w:t>
             </w:r>
           </w:p>
@@ -3489,11 +3094,8 @@
           <w:p>
             <w:pPr>
               <w:pStyle w:val="TableContents"/>
-              <w:spacing w:before="0" w:after="160"/>
-              <w:rPr/>
-            </w:pPr>
-            <w:r>
-              <w:rPr/>
+            </w:pPr>
+            <w:r>
               <w:t>Mark all unread notifications as read</w:t>
             </w:r>
           </w:p>
@@ -3510,18 +3112,14 @@
           <w:p>
             <w:pPr>
               <w:pStyle w:val="TableContents"/>
-              <w:spacing w:before="0" w:after="160"/>
-              <w:rPr/>
-            </w:pPr>
-            <w:r>
-              <w:rPr/>
+            </w:pPr>
+            <w:r>
               <w:t>ALL</w:t>
             </w:r>
           </w:p>
         </w:tc>
       </w:tr>
       <w:tr>
-        <w:trPr/>
         <w:tc>
           <w:tcPr>
             <w:tcW w:w="2093" w:type="dxa"/>
@@ -3533,11 +3131,8 @@
           <w:p>
             <w:pPr>
               <w:pStyle w:val="TableContents"/>
-              <w:spacing w:before="0" w:after="160"/>
-              <w:rPr/>
-            </w:pPr>
-            <w:r>
-              <w:rPr/>
+            </w:pPr>
+            <w:r>
               <w:t>Notifications</w:t>
             </w:r>
           </w:p>
@@ -3553,13 +3148,8 @@
           <w:p>
             <w:pPr>
               <w:pStyle w:val="TableContents"/>
-              <w:widowControl w:val="false"/>
-              <w:suppressLineNumbers/>
-              <w:spacing w:before="0" w:after="160"/>
-              <w:rPr/>
-            </w:pPr>
-            <w:r>
-              <w:rPr/>
+            </w:pPr>
+            <w:r>
               <w:t>PUT /notifications/{id}/read</w:t>
             </w:r>
           </w:p>
@@ -3575,13 +3165,8 @@
           <w:p>
             <w:pPr>
               <w:pStyle w:val="TableContents"/>
-              <w:widowControl w:val="false"/>
-              <w:suppressLineNumbers/>
-              <w:spacing w:before="0" w:after="160"/>
-              <w:rPr/>
-            </w:pPr>
-            <w:r>
-              <w:rPr/>
+            </w:pPr>
+            <w:r>
               <w:t>Mark a specific notification as read</w:t>
             </w:r>
           </w:p>
@@ -3598,18 +3183,14 @@
           <w:p>
             <w:pPr>
               <w:pStyle w:val="TableContents"/>
-              <w:spacing w:before="0" w:after="160"/>
-              <w:rPr/>
-            </w:pPr>
-            <w:r>
-              <w:rPr/>
+            </w:pPr>
+            <w:r>
               <w:t>ALL</w:t>
             </w:r>
           </w:p>
         </w:tc>
       </w:tr>
       <w:tr>
-        <w:trPr/>
         <w:tc>
           <w:tcPr>
             <w:tcW w:w="2093" w:type="dxa"/>
@@ -3621,13 +3202,8 @@
           <w:p>
             <w:pPr>
               <w:pStyle w:val="TableContents"/>
-              <w:widowControl w:val="false"/>
-              <w:suppressLineNumbers/>
-              <w:spacing w:before="0" w:after="160"/>
-              <w:rPr/>
-            </w:pPr>
-            <w:r>
-              <w:rPr/>
+            </w:pPr>
+            <w:r>
               <w:t>Notifications</w:t>
             </w:r>
           </w:p>
@@ -3643,13 +3219,8 @@
           <w:p>
             <w:pPr>
               <w:pStyle w:val="TableContents"/>
-              <w:widowControl w:val="false"/>
-              <w:suppressLineNumbers/>
-              <w:spacing w:before="0" w:after="160"/>
-              <w:rPr/>
-            </w:pPr>
-            <w:r>
-              <w:rPr/>
+            </w:pPr>
+            <w:r>
               <w:t>POST /notifications</w:t>
             </w:r>
           </w:p>
@@ -3665,11 +3236,8 @@
           <w:p>
             <w:pPr>
               <w:pStyle w:val="TableContents"/>
-              <w:spacing w:before="0" w:after="160"/>
-              <w:rPr/>
-            </w:pPr>
-            <w:r>
-              <w:rPr/>
+            </w:pPr>
+            <w:r>
               <w:t>Create a notification</w:t>
             </w:r>
           </w:p>
@@ -3686,18 +3254,14 @@
           <w:p>
             <w:pPr>
               <w:pStyle w:val="TableContents"/>
-              <w:spacing w:before="0" w:after="160"/>
-              <w:rPr/>
-            </w:pPr>
-            <w:r>
-              <w:rPr/>
+            </w:pPr>
+            <w:r>
               <w:t>SYSTEM</w:t>
             </w:r>
           </w:p>
         </w:tc>
       </w:tr>
       <w:tr>
-        <w:trPr/>
         <w:tc>
           <w:tcPr>
             <w:tcW w:w="2093" w:type="dxa"/>
@@ -3709,11 +3273,8 @@
           <w:p>
             <w:pPr>
               <w:pStyle w:val="TableContents"/>
-              <w:spacing w:before="0" w:after="160"/>
-              <w:rPr/>
-            </w:pPr>
-            <w:r>
-              <w:rPr/>
+            </w:pPr>
+            <w:r>
               <w:t>Notifications</w:t>
             </w:r>
           </w:p>
@@ -3729,14 +3290,12 @@
           <w:p>
             <w:pPr>
               <w:pStyle w:val="TableContents"/>
-              <w:widowControl w:val="false"/>
-              <w:suppressLineNumbers/>
-              <w:spacing w:before="0" w:after="160"/>
-              <w:rPr/>
-            </w:pPr>
-            <w:r>
-              <w:rPr/>
-              <w:t>POST /notifications/broadcast</w:t>
+            </w:pPr>
+            <w:r>
+              <w:t>POST /n</w:t>
+            </w:r>
+            <w:r>
+              <w:t>otifications/broadcast</w:t>
             </w:r>
           </w:p>
         </w:tc>
@@ -3751,11 +3310,8 @@
           <w:p>
             <w:pPr>
               <w:pStyle w:val="TableContents"/>
-              <w:spacing w:before="0" w:after="160"/>
-              <w:rPr/>
-            </w:pPr>
-            <w:r>
-              <w:rPr/>
+            </w:pPr>
+            <w:r>
               <w:t>Create a system-wide notification</w:t>
             </w:r>
           </w:p>
@@ -3772,18 +3328,14 @@
           <w:p>
             <w:pPr>
               <w:pStyle w:val="TableContents"/>
-              <w:spacing w:before="0" w:after="160"/>
-              <w:rPr/>
-            </w:pPr>
-            <w:r>
-              <w:rPr/>
+            </w:pPr>
+            <w:r>
               <w:t>ADMIN</w:t>
             </w:r>
           </w:p>
         </w:tc>
       </w:tr>
       <w:tr>
-        <w:trPr/>
         <w:tc>
           <w:tcPr>
             <w:tcW w:w="2093" w:type="dxa"/>
@@ -3795,11 +3347,8 @@
           <w:p>
             <w:pPr>
               <w:pStyle w:val="TableContents"/>
-              <w:spacing w:before="0" w:after="160"/>
-              <w:rPr/>
-            </w:pPr>
-            <w:r>
-              <w:rPr/>
+            </w:pPr>
+            <w:r>
               <w:t>Notifications</w:t>
             </w:r>
           </w:p>
@@ -3815,10 +3364,6 @@
           <w:p>
             <w:pPr>
               <w:pStyle w:val="TableContents"/>
-              <w:widowControl w:val="false"/>
-              <w:suppressLineNumbers/>
-              <w:spacing w:before="0" w:after="160"/>
-              <w:rPr/>
             </w:pPr>
             <w:r>
               <w:rPr>
@@ -3843,11 +3388,8 @@
           <w:p>
             <w:pPr>
               <w:pStyle w:val="TableContents"/>
-              <w:spacing w:before="0" w:after="160"/>
-              <w:rPr/>
-            </w:pPr>
-            <w:r>
-              <w:rPr/>
+            </w:pPr>
+            <w:r>
               <w:t>Real-time push for notifications and status updates</w:t>
             </w:r>
           </w:p>
@@ -3864,18 +3406,14 @@
           <w:p>
             <w:pPr>
               <w:pStyle w:val="TableContents"/>
-              <w:spacing w:before="0" w:after="160"/>
-              <w:rPr/>
-            </w:pPr>
-            <w:r>
-              <w:rPr/>
+            </w:pPr>
+            <w:r>
               <w:t>ALL</w:t>
             </w:r>
           </w:p>
         </w:tc>
       </w:tr>
       <w:tr>
-        <w:trPr/>
         <w:tc>
           <w:tcPr>
             <w:tcW w:w="2093" w:type="dxa"/>
@@ -3887,7 +3425,6 @@
           <w:p>
             <w:pPr>
               <w:pStyle w:val="TableContents"/>
-              <w:spacing w:before="0" w:after="160"/>
               <w:rPr>
                 <w:b/>
               </w:rPr>
@@ -3911,13 +3448,8 @@
           <w:p>
             <w:pPr>
               <w:pStyle w:val="TableContents"/>
-              <w:widowControl w:val="false"/>
-              <w:suppressLineNumbers/>
-              <w:spacing w:before="0" w:after="160"/>
-              <w:rPr/>
-            </w:pPr>
-            <w:r>
-              <w:rPr/>
+            </w:pPr>
+            <w:r>
               <w:t>GET /preferences</w:t>
             </w:r>
           </w:p>
@@ -3933,13 +3465,8 @@
           <w:p>
             <w:pPr>
               <w:pStyle w:val="TableContents"/>
-              <w:widowControl w:val="false"/>
-              <w:suppressLineNumbers/>
-              <w:spacing w:before="0" w:after="160"/>
-              <w:rPr/>
-            </w:pPr>
-            <w:r>
-              <w:rPr/>
+            </w:pPr>
+            <w:r>
               <w:t>Retrieve the user's notification preferences</w:t>
             </w:r>
           </w:p>
@@ -3956,11 +3483,8 @@
           <w:p>
             <w:pPr>
               <w:pStyle w:val="TableContents"/>
-              <w:spacing w:before="0" w:after="160"/>
-              <w:rPr/>
-            </w:pPr>
-            <w:r>
-              <w:rPr/>
+            </w:pPr>
+            <w:r>
               <w:t>ALL</w:t>
             </w:r>
           </w:p>
@@ -3968,7 +3492,7 @@
       </w:tr>
       <w:tr>
         <w:trPr>
-          <w:trHeight w:val="362" w:hRule="atLeast"/>
+          <w:trHeight w:val="362"/>
         </w:trPr>
         <w:tc>
           <w:tcPr>
@@ -3981,7 +3505,6 @@
           <w:p>
             <w:pPr>
               <w:pStyle w:val="TableContents"/>
-              <w:spacing w:before="0" w:after="160"/>
               <w:rPr>
                 <w:b/>
               </w:rPr>
@@ -4005,22 +3528,12 @@
           <w:p>
             <w:pPr>
               <w:pStyle w:val="TableContents"/>
-              <w:widowControl w:val="false"/>
-              <w:suppressLineNumbers/>
-              <w:spacing w:before="0" w:after="160"/>
-              <w:rPr/>
-            </w:pPr>
-            <w:r>
-              <w:rPr/>
-              <w:t>PUT /preferences/{</w:t>
-            </w:r>
-            <w:r>
-              <w:rPr/>
-              <w:t>user_id</w:t>
-            </w:r>
-            <w:r>
-              <w:rPr/>
-              <w:t>}</w:t>
+            </w:pPr>
+            <w:r>
+              <w:t xml:space="preserve">PUT </w:t>
+            </w:r>
+            <w:r>
+              <w:t>/preferences/{user_id}</w:t>
             </w:r>
           </w:p>
         </w:tc>
@@ -4035,13 +3548,8 @@
           <w:p>
             <w:pPr>
               <w:pStyle w:val="TableContents"/>
-              <w:widowControl w:val="false"/>
-              <w:suppressLineNumbers/>
-              <w:spacing w:before="0" w:after="160"/>
-              <w:rPr/>
-            </w:pPr>
-            <w:r>
-              <w:rPr/>
+            </w:pPr>
+            <w:r>
               <w:t>Update the user's preference</w:t>
             </w:r>
           </w:p>
@@ -4058,136 +3566,61 @@
           <w:p>
             <w:pPr>
               <w:pStyle w:val="TableContents"/>
-              <w:spacing w:before="0" w:after="160"/>
-              <w:rPr/>
-            </w:pPr>
-            <w:r>
-              <w:rPr/>
+            </w:pPr>
+            <w:r>
               <w:t>ALL</w:t>
             </w:r>
           </w:p>
         </w:tc>
       </w:tr>
     </w:tbl>
+    <w:p/>
+    <w:p/>
+    <w:p/>
+    <w:p/>
+    <w:p/>
+    <w:p/>
+    <w:p/>
+    <w:p/>
     <w:p>
       <w:pPr>
-        <w:pStyle w:val="Normal"/>
-        <w:spacing w:before="0" w:after="160"/>
-        <w:rPr/>
+        <w:rPr>
+          <w:rtl/>
+        </w:rPr>
       </w:pPr>
-      <w:r>
-        <w:rPr/>
-      </w:r>
     </w:p>
     <w:p>
       <w:pPr>
-        <w:pStyle w:val="Normal"/>
-        <w:spacing w:before="0" w:after="160"/>
-        <w:rPr/>
+        <w:rPr>
+          <w:rtl/>
+        </w:rPr>
       </w:pPr>
-      <w:r>
-        <w:rPr/>
-      </w:r>
     </w:p>
     <w:p>
       <w:pPr>
-        <w:pStyle w:val="Normal"/>
-        <w:spacing w:before="0" w:after="160"/>
-        <w:rPr/>
+        <w:rPr>
+          <w:rtl/>
+        </w:rPr>
       </w:pPr>
-      <w:r>
-        <w:rPr/>
-      </w:r>
     </w:p>
     <w:p>
       <w:pPr>
-        <w:pStyle w:val="Normal"/>
-        <w:spacing w:before="0" w:after="160"/>
-        <w:rPr/>
+        <w:rPr>
+          <w:rtl/>
+        </w:rPr>
       </w:pPr>
+    </w:p>
+    <w:p/>
+    <w:p/>
+    <w:p>
       <w:r>
-        <w:rPr/>
-      </w:r>
-    </w:p>
-    <w:p>
-      <w:pPr>
-        <w:pStyle w:val="Normal"/>
-        <w:spacing w:before="0" w:after="160"/>
-        <w:rPr/>
-      </w:pPr>
-      <w:r>
-        <w:rPr/>
-      </w:r>
-    </w:p>
-    <w:p>
-      <w:pPr>
-        <w:pStyle w:val="Normal"/>
-        <w:spacing w:before="0" w:after="160"/>
-        <w:rPr/>
-      </w:pPr>
-      <w:r>
-        <w:rPr/>
-      </w:r>
-    </w:p>
-    <w:p>
-      <w:pPr>
-        <w:pStyle w:val="Normal"/>
-        <w:spacing w:before="0" w:after="160"/>
-        <w:rPr/>
-      </w:pPr>
-      <w:r>
-        <w:rPr/>
-      </w:r>
-    </w:p>
-    <w:p>
-      <w:pPr>
-        <w:pStyle w:val="Normal"/>
-        <w:spacing w:before="0" w:after="160"/>
-        <w:rPr/>
-      </w:pPr>
-      <w:r>
-        <w:rPr/>
-      </w:r>
-    </w:p>
-    <w:p>
-      <w:pPr>
-        <w:pStyle w:val="Normal"/>
-        <w:spacing w:before="0" w:after="160"/>
-        <w:rPr/>
-      </w:pPr>
-      <w:r>
-        <w:rPr/>
-      </w:r>
-    </w:p>
-    <w:p>
-      <w:pPr>
-        <w:pStyle w:val="Normal"/>
-        <w:spacing w:before="0" w:after="160"/>
-        <w:rPr/>
-      </w:pPr>
-      <w:r>
-        <w:rPr/>
-      </w:r>
-    </w:p>
-    <w:p>
-      <w:pPr>
-        <w:pStyle w:val="Normal"/>
-        <w:spacing w:before="0" w:after="160"/>
-        <w:rPr/>
-      </w:pPr>
-      <w:r>
-        <w:rPr/>
-        <w:t>WORKOUT</w:t>
-      </w:r>
-      <w:r>
-        <w:rPr/>
-        <w:t xml:space="preserve"> SERVICE:</w:t>
+        <w:lastRenderedPageBreak/>
+        <w:t>WORKOUT SERVICE:</w:t>
       </w:r>
     </w:p>
     <w:tbl>
       <w:tblPr>
         <w:tblW w:w="9412" w:type="dxa"/>
-        <w:jc w:val="left"/>
         <w:tblInd w:w="-116" w:type="dxa"/>
         <w:tblLayout w:type="fixed"/>
         <w:tblCellMar>
@@ -4196,6 +3629,7 @@
           <w:bottom w:w="55" w:type="dxa"/>
           <w:right w:w="55" w:type="dxa"/>
         </w:tblCellMar>
+        <w:tblLook w:val="04A0" w:firstRow="1" w:lastRow="0" w:firstColumn="1" w:lastColumn="0" w:noHBand="0" w:noVBand="1"/>
       </w:tblPr>
       <w:tblGrid>
         <w:gridCol w:w="2423"/>
@@ -4204,7 +3638,6 @@
         <w:gridCol w:w="2472"/>
       </w:tblGrid>
       <w:tr>
-        <w:trPr/>
         <w:tc>
           <w:tcPr>
             <w:tcW w:w="2423" w:type="dxa"/>
@@ -4216,11 +3649,10 @@
           </w:tcPr>
           <w:p>
             <w:pPr>
-              <w:pStyle w:val="Normal"/>
-              <w:spacing w:lineRule="auto" w:line="240" w:before="0" w:after="0"/>
+              <w:spacing w:after="0" w:line="240" w:lineRule="auto"/>
               <w:jc w:val="center"/>
               <w:rPr>
-                <w:rFonts w:ascii="Times New Roman" w:hAnsi="Times New Roman" w:eastAsia="Times New Roman" w:cs="Times New Roman"/>
+                <w:rFonts w:ascii="Times New Roman" w:eastAsia="Times New Roman" w:hAnsi="Times New Roman" w:cs="Times New Roman"/>
                 <w:b/>
                 <w:bCs/>
                 <w:sz w:val="24"/>
@@ -4229,7 +3661,7 @@
             </w:pPr>
             <w:r>
               <w:rPr>
-                <w:rFonts w:eastAsia="Times New Roman" w:cs="Times New Roman" w:ascii="Times New Roman" w:hAnsi="Times New Roman"/>
+                <w:rFonts w:ascii="Times New Roman" w:eastAsia="Times New Roman" w:hAnsi="Times New Roman" w:cs="Times New Roman"/>
                 <w:b/>
                 <w:bCs/>
                 <w:sz w:val="24"/>
@@ -4251,12 +3683,9 @@
           <w:p>
             <w:pPr>
               <w:pStyle w:val="TableContents"/>
-              <w:spacing w:before="0" w:after="160"/>
               <w:jc w:val="center"/>
-              <w:rPr/>
-            </w:pPr>
-            <w:r>
-              <w:rPr/>
+            </w:pPr>
+            <w:r>
               <w:t>API</w:t>
             </w:r>
           </w:p>
@@ -4272,11 +3701,10 @@
           </w:tcPr>
           <w:p>
             <w:pPr>
-              <w:pStyle w:val="Normal"/>
-              <w:spacing w:lineRule="auto" w:line="240" w:before="0" w:after="0"/>
+              <w:spacing w:after="0" w:line="240" w:lineRule="auto"/>
               <w:jc w:val="center"/>
               <w:rPr>
-                <w:rFonts w:ascii="Times New Roman" w:hAnsi="Times New Roman" w:eastAsia="Times New Roman" w:cs="Times New Roman"/>
+                <w:rFonts w:ascii="Times New Roman" w:eastAsia="Times New Roman" w:hAnsi="Times New Roman" w:cs="Times New Roman"/>
                 <w:b/>
                 <w:bCs/>
                 <w:sz w:val="24"/>
@@ -4285,7 +3713,7 @@
             </w:pPr>
             <w:r>
               <w:rPr>
-                <w:rFonts w:eastAsia="Times New Roman" w:cs="Times New Roman" w:ascii="Times New Roman" w:hAnsi="Times New Roman"/>
+                <w:rFonts w:ascii="Times New Roman" w:eastAsia="Times New Roman" w:hAnsi="Times New Roman" w:cs="Times New Roman"/>
                 <w:b/>
                 <w:bCs/>
                 <w:sz w:val="24"/>
@@ -4308,19 +3736,15 @@
           <w:p>
             <w:pPr>
               <w:pStyle w:val="TableContents"/>
-              <w:spacing w:before="0" w:after="160"/>
               <w:jc w:val="center"/>
-              <w:rPr/>
-            </w:pPr>
-            <w:r>
-              <w:rPr/>
+            </w:pPr>
+            <w:r>
               <w:t>FOR?</w:t>
             </w:r>
           </w:p>
         </w:tc>
       </w:tr>
       <w:tr>
-        <w:trPr/>
         <w:tc>
           <w:tcPr>
             <w:tcW w:w="2423" w:type="dxa"/>
@@ -4332,13 +3756,8 @@
           <w:p>
             <w:pPr>
               <w:pStyle w:val="TableContents"/>
-              <w:widowControl w:val="false"/>
-              <w:suppressLineNumbers/>
-              <w:spacing w:before="0" w:after="160"/>
-              <w:rPr/>
-            </w:pPr>
-            <w:r>
-              <w:rPr/>
+            </w:pPr>
+            <w:r>
               <w:t>Plans</w:t>
             </w:r>
           </w:p>
@@ -4354,13 +3773,8 @@
           <w:p>
             <w:pPr>
               <w:pStyle w:val="TableContents"/>
-              <w:widowControl w:val="false"/>
-              <w:suppressLineNumbers/>
-              <w:spacing w:before="0" w:after="160"/>
-              <w:rPr/>
-            </w:pPr>
-            <w:r>
-              <w:rPr/>
+            </w:pPr>
+            <w:r>
               <w:t>GET /plans</w:t>
             </w:r>
           </w:p>
@@ -4376,13 +3790,8 @@
           <w:p>
             <w:pPr>
               <w:pStyle w:val="TableContents"/>
-              <w:widowControl w:val="false"/>
-              <w:suppressLineNumbers/>
-              <w:spacing w:before="0" w:after="160"/>
-              <w:rPr/>
-            </w:pPr>
-            <w:r>
-              <w:rPr/>
+            </w:pPr>
+            <w:r>
               <w:t>List all workout plans</w:t>
             </w:r>
           </w:p>
@@ -4399,18 +3808,14 @@
           <w:p>
             <w:pPr>
               <w:pStyle w:val="TableContents"/>
-              <w:spacing w:before="0" w:after="160"/>
-              <w:rPr/>
-            </w:pPr>
-            <w:r>
-              <w:rPr/>
+            </w:pPr>
+            <w:r>
               <w:t>ALL</w:t>
             </w:r>
           </w:p>
         </w:tc>
       </w:tr>
       <w:tr>
-        <w:trPr/>
         <w:tc>
           <w:tcPr>
             <w:tcW w:w="2423" w:type="dxa"/>
@@ -4422,13 +3827,8 @@
           <w:p>
             <w:pPr>
               <w:pStyle w:val="TableContents"/>
-              <w:widowControl w:val="false"/>
-              <w:suppressLineNumbers/>
-              <w:spacing w:before="0" w:after="160"/>
-              <w:rPr/>
-            </w:pPr>
-            <w:r>
-              <w:rPr/>
+            </w:pPr>
+            <w:r>
               <w:t>Plans</w:t>
             </w:r>
           </w:p>
@@ -4444,18 +3844,9 @@
           <w:p>
             <w:pPr>
               <w:pStyle w:val="TableContents"/>
-              <w:widowControl w:val="false"/>
-              <w:suppressLineNumbers/>
-              <w:spacing w:before="0" w:after="160"/>
-              <w:rPr/>
-            </w:pPr>
-            <w:r>
-              <w:rPr/>
-              <w:t>GET /plans/</w:t>
-            </w:r>
-            <w:r>
-              <w:rPr/>
-              <w:t>{id}</w:t>
+            </w:pPr>
+            <w:r>
+              <w:t>GET /plans/{id}</w:t>
             </w:r>
           </w:p>
         </w:tc>
@@ -4470,13 +3861,8 @@
           <w:p>
             <w:pPr>
               <w:pStyle w:val="TableContents"/>
-              <w:widowControl w:val="false"/>
-              <w:suppressLineNumbers/>
-              <w:spacing w:before="0" w:after="160"/>
-              <w:rPr/>
-            </w:pPr>
-            <w:r>
-              <w:rPr/>
+            </w:pPr>
+            <w:r>
               <w:t>Retrieve a specific workout</w:t>
             </w:r>
           </w:p>
@@ -4493,18 +3879,14 @@
           <w:p>
             <w:pPr>
               <w:pStyle w:val="TableContents"/>
-              <w:spacing w:before="0" w:after="160"/>
-              <w:rPr/>
-            </w:pPr>
-            <w:r>
-              <w:rPr/>
+            </w:pPr>
+            <w:r>
               <w:t>ALL</w:t>
             </w:r>
           </w:p>
         </w:tc>
       </w:tr>
       <w:tr>
-        <w:trPr/>
         <w:tc>
           <w:tcPr>
             <w:tcW w:w="2423" w:type="dxa"/>
@@ -4516,13 +3898,8 @@
           <w:p>
             <w:pPr>
               <w:pStyle w:val="TableContents"/>
-              <w:widowControl w:val="false"/>
-              <w:suppressLineNumbers/>
-              <w:spacing w:before="0" w:after="160"/>
-              <w:rPr/>
-            </w:pPr>
-            <w:r>
-              <w:rPr/>
+            </w:pPr>
+            <w:r>
               <w:t>Plans</w:t>
             </w:r>
           </w:p>
@@ -4538,13 +3915,8 @@
           <w:p>
             <w:pPr>
               <w:pStyle w:val="TableContents"/>
-              <w:widowControl w:val="false"/>
-              <w:suppressLineNumbers/>
-              <w:spacing w:before="0" w:after="160"/>
-              <w:rPr/>
-            </w:pPr>
-            <w:r>
-              <w:rPr/>
+            </w:pPr>
+            <w:r>
               <w:t>POST /plans</w:t>
             </w:r>
           </w:p>
@@ -4560,14 +3932,12 @@
           <w:p>
             <w:pPr>
               <w:pStyle w:val="TableContents"/>
-              <w:widowControl w:val="false"/>
-              <w:suppressLineNumbers/>
-              <w:spacing w:before="0" w:after="160"/>
-              <w:rPr/>
-            </w:pPr>
-            <w:r>
-              <w:rPr/>
-              <w:t>Create a new workout plan</w:t>
+            </w:pPr>
+            <w:r>
+              <w:t xml:space="preserve">Create a new </w:t>
+            </w:r>
+            <w:r>
+              <w:t>workout plan</w:t>
             </w:r>
           </w:p>
         </w:tc>
@@ -4583,18 +3953,14 @@
           <w:p>
             <w:pPr>
               <w:pStyle w:val="TableContents"/>
-              <w:spacing w:before="0" w:after="160"/>
-              <w:rPr/>
-            </w:pPr>
-            <w:r>
-              <w:rPr/>
+            </w:pPr>
+            <w:r>
               <w:t>ALL</w:t>
             </w:r>
           </w:p>
         </w:tc>
       </w:tr>
       <w:tr>
-        <w:trPr/>
         <w:tc>
           <w:tcPr>
             <w:tcW w:w="2423" w:type="dxa"/>
@@ -4606,13 +3972,8 @@
           <w:p>
             <w:pPr>
               <w:pStyle w:val="TableContents"/>
-              <w:widowControl w:val="false"/>
-              <w:suppressLineNumbers/>
-              <w:spacing w:before="0" w:after="160"/>
-              <w:rPr/>
-            </w:pPr>
-            <w:r>
-              <w:rPr/>
+            </w:pPr>
+            <w:r>
               <w:t>Plans</w:t>
             </w:r>
           </w:p>
@@ -4628,13 +3989,8 @@
           <w:p>
             <w:pPr>
               <w:pStyle w:val="TableContents"/>
-              <w:widowControl w:val="false"/>
-              <w:suppressLineNumbers/>
-              <w:spacing w:before="0" w:after="160"/>
-              <w:rPr/>
-            </w:pPr>
-            <w:r>
-              <w:rPr/>
+            </w:pPr>
+            <w:r>
               <w:t>PUT /plans/{id}</w:t>
             </w:r>
           </w:p>
@@ -4650,13 +4006,8 @@
           <w:p>
             <w:pPr>
               <w:pStyle w:val="TableContents"/>
-              <w:widowControl w:val="false"/>
-              <w:suppressLineNumbers/>
-              <w:spacing w:before="0" w:after="160"/>
-              <w:rPr/>
-            </w:pPr>
-            <w:r>
-              <w:rPr/>
+            </w:pPr>
+            <w:r>
               <w:t>Update an existing workout plan.</w:t>
             </w:r>
           </w:p>
@@ -4673,18 +4024,14 @@
           <w:p>
             <w:pPr>
               <w:pStyle w:val="TableContents"/>
-              <w:spacing w:before="0" w:after="160"/>
-              <w:rPr/>
-            </w:pPr>
-            <w:r>
-              <w:rPr/>
+            </w:pPr>
+            <w:r>
               <w:t>ALL</w:t>
             </w:r>
           </w:p>
         </w:tc>
       </w:tr>
       <w:tr>
-        <w:trPr/>
         <w:tc>
           <w:tcPr>
             <w:tcW w:w="2423" w:type="dxa"/>
@@ -4696,13 +4043,8 @@
           <w:p>
             <w:pPr>
               <w:pStyle w:val="TableContents"/>
-              <w:widowControl w:val="false"/>
-              <w:suppressLineNumbers/>
-              <w:spacing w:before="0" w:after="160"/>
-              <w:rPr/>
-            </w:pPr>
-            <w:r>
-              <w:rPr/>
+            </w:pPr>
+            <w:r>
               <w:t>Plans</w:t>
             </w:r>
           </w:p>
@@ -4718,13 +4060,8 @@
           <w:p>
             <w:pPr>
               <w:pStyle w:val="TableContents"/>
-              <w:widowControl w:val="false"/>
-              <w:suppressLineNumbers/>
-              <w:spacing w:before="0" w:after="160"/>
-              <w:rPr/>
-            </w:pPr>
-            <w:r>
-              <w:rPr/>
+            </w:pPr>
+            <w:r>
               <w:t>DELETE /plans/{id}</w:t>
             </w:r>
           </w:p>
@@ -4740,18 +4077,9 @@
           <w:p>
             <w:pPr>
               <w:pStyle w:val="TableContents"/>
-              <w:widowControl w:val="false"/>
-              <w:suppressLineNumbers/>
-              <w:spacing w:before="0" w:after="160"/>
-              <w:rPr/>
-            </w:pPr>
-            <w:r>
-              <w:rPr/>
-              <w:t>Delete</w:t>
-            </w:r>
-            <w:r>
-              <w:rPr/>
-              <w:t xml:space="preserve"> an existing workout plan.</w:t>
+            </w:pPr>
+            <w:r>
+              <w:t>Delete an existing workout plan.</w:t>
             </w:r>
           </w:p>
         </w:tc>
@@ -4767,18 +4095,14 @@
           <w:p>
             <w:pPr>
               <w:pStyle w:val="TableContents"/>
-              <w:spacing w:before="0" w:after="160"/>
-              <w:rPr/>
-            </w:pPr>
-            <w:r>
-              <w:rPr/>
+            </w:pPr>
+            <w:r>
               <w:t>ALL</w:t>
             </w:r>
           </w:p>
         </w:tc>
       </w:tr>
       <w:tr>
-        <w:trPr/>
         <w:tc>
           <w:tcPr>
             <w:tcW w:w="2423" w:type="dxa"/>
@@ -4790,13 +4114,8 @@
           <w:p>
             <w:pPr>
               <w:pStyle w:val="TableContents"/>
-              <w:widowControl w:val="false"/>
-              <w:suppressLineNumbers/>
-              <w:spacing w:before="0" w:after="160"/>
-              <w:rPr/>
-            </w:pPr>
-            <w:r>
-              <w:rPr/>
+            </w:pPr>
+            <w:r>
               <w:t>AI Rec.</w:t>
             </w:r>
           </w:p>
@@ -4812,18 +4131,9 @@
           <w:p>
             <w:pPr>
               <w:pStyle w:val="TableContents"/>
-              <w:widowControl w:val="false"/>
-              <w:suppressLineNumbers/>
-              <w:spacing w:before="0" w:after="160"/>
-              <w:rPr/>
-            </w:pPr>
-            <w:r>
-              <w:rPr/>
-              <w:t>GET</w:t>
-            </w:r>
-            <w:r>
-              <w:rPr/>
-              <w:t xml:space="preserve"> /plans/recommend</w:t>
+            </w:pPr>
+            <w:r>
+              <w:t>GET /plans/recommend</w:t>
             </w:r>
           </w:p>
         </w:tc>
@@ -4838,13 +4148,8 @@
           <w:p>
             <w:pPr>
               <w:pStyle w:val="TableContents"/>
-              <w:widowControl w:val="false"/>
-              <w:suppressLineNumbers/>
-              <w:spacing w:before="0" w:after="160"/>
-              <w:rPr/>
-            </w:pPr>
-            <w:r>
-              <w:rPr/>
+            </w:pPr>
+            <w:r>
               <w:t>Request a new workout plan recommendation from the AI model.</w:t>
             </w:r>
           </w:p>
@@ -4861,18 +4166,14 @@
           <w:p>
             <w:pPr>
               <w:pStyle w:val="TableContents"/>
-              <w:spacing w:before="0" w:after="160"/>
-              <w:rPr/>
-            </w:pPr>
-            <w:r>
-              <w:rPr/>
+            </w:pPr>
+            <w:r>
               <w:t>PRO USERS</w:t>
             </w:r>
           </w:p>
         </w:tc>
       </w:tr>
       <w:tr>
-        <w:trPr/>
         <w:tc>
           <w:tcPr>
             <w:tcW w:w="2423" w:type="dxa"/>
@@ -4884,13 +4185,8 @@
           <w:p>
             <w:pPr>
               <w:pStyle w:val="TableContents"/>
-              <w:widowControl w:val="false"/>
-              <w:suppressLineNumbers/>
-              <w:spacing w:before="0" w:after="160"/>
-              <w:rPr/>
-            </w:pPr>
-            <w:r>
-              <w:rPr/>
+            </w:pPr>
+            <w:r>
               <w:t>Catalog</w:t>
             </w:r>
           </w:p>
@@ -4906,14 +4202,12 @@
           <w:p>
             <w:pPr>
               <w:pStyle w:val="TableContents"/>
-              <w:widowControl w:val="false"/>
-              <w:suppressLineNumbers/>
-              <w:spacing w:before="0" w:after="160"/>
-              <w:rPr/>
-            </w:pPr>
-            <w:r>
-              <w:rPr/>
-              <w:t>GET /exercises</w:t>
+            </w:pPr>
+            <w:r>
+              <w:t xml:space="preserve">GET </w:t>
+            </w:r>
+            <w:r>
+              <w:t>/exercises</w:t>
             </w:r>
           </w:p>
         </w:tc>
@@ -4928,13 +4222,8 @@
           <w:p>
             <w:pPr>
               <w:pStyle w:val="TableContents"/>
-              <w:widowControl w:val="false"/>
-              <w:suppressLineNumbers/>
-              <w:spacing w:before="0" w:after="160"/>
-              <w:rPr/>
-            </w:pPr>
-            <w:r>
-              <w:rPr/>
+            </w:pPr>
+            <w:r>
               <w:t>List all exercises</w:t>
             </w:r>
           </w:p>
@@ -4951,18 +4240,14 @@
           <w:p>
             <w:pPr>
               <w:pStyle w:val="TableContents"/>
-              <w:spacing w:before="0" w:after="160"/>
-              <w:rPr/>
-            </w:pPr>
-            <w:r>
-              <w:rPr/>
+            </w:pPr>
+            <w:r>
               <w:t>ALL</w:t>
             </w:r>
           </w:p>
         </w:tc>
       </w:tr>
       <w:tr>
-        <w:trPr/>
         <w:tc>
           <w:tcPr>
             <w:tcW w:w="2423" w:type="dxa"/>
@@ -4974,13 +4259,8 @@
           <w:p>
             <w:pPr>
               <w:pStyle w:val="TableContents"/>
-              <w:widowControl w:val="false"/>
-              <w:suppressLineNumbers/>
-              <w:spacing w:before="0" w:after="160"/>
-              <w:rPr/>
-            </w:pPr>
-            <w:r>
-              <w:rPr/>
+            </w:pPr>
+            <w:r>
               <w:t>Catalog</w:t>
             </w:r>
           </w:p>
@@ -4996,18 +4276,9 @@
           <w:p>
             <w:pPr>
               <w:pStyle w:val="TableContents"/>
-              <w:widowControl w:val="false"/>
-              <w:suppressLineNumbers/>
-              <w:spacing w:before="0" w:after="160"/>
-              <w:rPr/>
-            </w:pPr>
-            <w:r>
-              <w:rPr/>
-              <w:t>GET /exercises/</w:t>
-            </w:r>
-            <w:r>
-              <w:rPr/>
-              <w:t>{id}</w:t>
+            </w:pPr>
+            <w:r>
+              <w:t>GET /exercises/{id}</w:t>
             </w:r>
           </w:p>
         </w:tc>
@@ -5022,16 +4293,9 @@
           <w:p>
             <w:pPr>
               <w:pStyle w:val="TableContents"/>
-              <w:spacing w:before="0" w:after="160"/>
-              <w:rPr/>
-            </w:pPr>
-            <w:r>
-              <w:rPr/>
-              <w:t xml:space="preserve">Retrieve a specific </w:t>
-            </w:r>
-            <w:r>
-              <w:rPr/>
-              <w:t>exercise</w:t>
+            </w:pPr>
+            <w:r>
+              <w:t>Retrieve a specific exercise</w:t>
             </w:r>
           </w:p>
         </w:tc>
@@ -5047,18 +4311,14 @@
           <w:p>
             <w:pPr>
               <w:pStyle w:val="TableContents"/>
-              <w:spacing w:before="0" w:after="160"/>
-              <w:rPr/>
-            </w:pPr>
-            <w:r>
-              <w:rPr/>
+            </w:pPr>
+            <w:r>
               <w:t>ALL</w:t>
             </w:r>
           </w:p>
         </w:tc>
       </w:tr>
       <w:tr>
-        <w:trPr/>
         <w:tc>
           <w:tcPr>
             <w:tcW w:w="2423" w:type="dxa"/>
@@ -5070,13 +4330,8 @@
           <w:p>
             <w:pPr>
               <w:pStyle w:val="TableContents"/>
-              <w:widowControl w:val="false"/>
-              <w:suppressLineNumbers/>
-              <w:spacing w:before="0" w:after="160"/>
-              <w:rPr/>
-            </w:pPr>
-            <w:r>
-              <w:rPr/>
+            </w:pPr>
+            <w:r>
               <w:t>Catalog</w:t>
             </w:r>
           </w:p>
@@ -5092,13 +4347,8 @@
           <w:p>
             <w:pPr>
               <w:pStyle w:val="TableContents"/>
-              <w:widowControl w:val="false"/>
-              <w:suppressLineNumbers/>
-              <w:spacing w:before="0" w:after="160"/>
-              <w:rPr/>
-            </w:pPr>
-            <w:r>
-              <w:rPr/>
+            </w:pPr>
+            <w:r>
               <w:t>POST /exercises</w:t>
             </w:r>
           </w:p>
@@ -5114,13 +4364,8 @@
           <w:p>
             <w:pPr>
               <w:pStyle w:val="TableContents"/>
-              <w:widowControl w:val="false"/>
-              <w:suppressLineNumbers/>
-              <w:spacing w:before="0" w:after="160"/>
-              <w:rPr/>
-            </w:pPr>
-            <w:r>
-              <w:rPr/>
+            </w:pPr>
+            <w:r>
               <w:t>Create a new exercise</w:t>
             </w:r>
           </w:p>
@@ -5137,18 +4382,14 @@
           <w:p>
             <w:pPr>
               <w:pStyle w:val="TableContents"/>
-              <w:spacing w:before="0" w:after="160"/>
-              <w:rPr/>
-            </w:pPr>
-            <w:r>
-              <w:rPr/>
+            </w:pPr>
+            <w:r>
               <w:t>ADMIN</w:t>
             </w:r>
           </w:p>
         </w:tc>
       </w:tr>
       <w:tr>
-        <w:trPr/>
         <w:tc>
           <w:tcPr>
             <w:tcW w:w="2423" w:type="dxa"/>
@@ -5160,13 +4401,8 @@
           <w:p>
             <w:pPr>
               <w:pStyle w:val="TableContents"/>
-              <w:widowControl w:val="false"/>
-              <w:suppressLineNumbers/>
-              <w:spacing w:before="0" w:after="160"/>
-              <w:rPr/>
-            </w:pPr>
-            <w:r>
-              <w:rPr/>
+            </w:pPr>
+            <w:r>
               <w:t>Catalog</w:t>
             </w:r>
           </w:p>
@@ -5182,20 +4418,9 @@
           <w:p>
             <w:pPr>
               <w:pStyle w:val="TableContents"/>
-              <w:spacing w:before="0" w:after="160"/>
-              <w:rPr/>
-            </w:pPr>
-            <w:r>
-              <w:rPr/>
-              <w:t>PUT</w:t>
-            </w:r>
-            <w:r>
-              <w:rPr/>
-              <w:t xml:space="preserve"> /exercises/</w:t>
-            </w:r>
-            <w:r>
-              <w:rPr/>
-              <w:t>{id}</w:t>
+            </w:pPr>
+            <w:r>
+              <w:t>PUT /exercises/{id}</w:t>
             </w:r>
           </w:p>
         </w:tc>
@@ -5210,18 +4435,9 @@
           <w:p>
             <w:pPr>
               <w:pStyle w:val="TableContents"/>
-              <w:widowControl w:val="false"/>
-              <w:suppressLineNumbers/>
-              <w:spacing w:before="0" w:after="160"/>
-              <w:rPr/>
-            </w:pPr>
-            <w:r>
-              <w:rPr/>
-              <w:t>Update an existing</w:t>
-            </w:r>
-            <w:r>
-              <w:rPr/>
-              <w:t xml:space="preserve"> exercise</w:t>
+            </w:pPr>
+            <w:r>
+              <w:t>Update an existing exercise</w:t>
             </w:r>
           </w:p>
         </w:tc>
@@ -5237,18 +4453,14 @@
           <w:p>
             <w:pPr>
               <w:pStyle w:val="TableContents"/>
-              <w:spacing w:before="0" w:after="160"/>
-              <w:rPr/>
-            </w:pPr>
-            <w:r>
-              <w:rPr/>
+            </w:pPr>
+            <w:r>
               <w:t>ADMIN</w:t>
             </w:r>
           </w:p>
         </w:tc>
       </w:tr>
       <w:tr>
-        <w:trPr/>
         <w:tc>
           <w:tcPr>
             <w:tcW w:w="2423" w:type="dxa"/>
@@ -5260,13 +4472,8 @@
           <w:p>
             <w:pPr>
               <w:pStyle w:val="TableContents"/>
-              <w:widowControl w:val="false"/>
-              <w:suppressLineNumbers/>
-              <w:spacing w:before="0" w:after="160"/>
-              <w:rPr/>
-            </w:pPr>
-            <w:r>
-              <w:rPr/>
+            </w:pPr>
+            <w:r>
               <w:t>Catalog</w:t>
             </w:r>
           </w:p>
@@ -5282,20 +4489,9 @@
           <w:p>
             <w:pPr>
               <w:pStyle w:val="TableContents"/>
-              <w:spacing w:before="0" w:after="160"/>
-              <w:rPr/>
-            </w:pPr>
-            <w:r>
-              <w:rPr/>
-              <w:t>DELETE</w:t>
-            </w:r>
-            <w:r>
-              <w:rPr/>
-              <w:t xml:space="preserve"> /exercises/</w:t>
-            </w:r>
-            <w:r>
-              <w:rPr/>
-              <w:t>{id}</w:t>
+            </w:pPr>
+            <w:r>
+              <w:t>DELETE /exercises/{id}</w:t>
             </w:r>
           </w:p>
         </w:tc>
@@ -5310,16 +4506,12 @@
           <w:p>
             <w:pPr>
               <w:pStyle w:val="TableContents"/>
-              <w:spacing w:before="0" w:after="160"/>
-              <w:rPr/>
-            </w:pPr>
-            <w:r>
-              <w:rPr/>
-              <w:t>Delete an existing</w:t>
-            </w:r>
-            <w:r>
-              <w:rPr/>
-              <w:t xml:space="preserve"> exercise</w:t>
+            </w:pPr>
+            <w:r>
+              <w:t xml:space="preserve">Delete an </w:t>
+            </w:r>
+            <w:r>
+              <w:t>existing exercise</w:t>
             </w:r>
           </w:p>
         </w:tc>
@@ -5335,11 +4527,8 @@
           <w:p>
             <w:pPr>
               <w:pStyle w:val="TableContents"/>
-              <w:spacing w:before="0" w:after="160"/>
-              <w:rPr/>
-            </w:pPr>
-            <w:r>
-              <w:rPr/>
+            </w:pPr>
+            <w:r>
               <w:t>ADMIN</w:t>
             </w:r>
           </w:p>
@@ -5348,33 +4537,1457 @@
     </w:tbl>
     <w:p>
       <w:pPr>
-        <w:pStyle w:val="Normal"/>
-        <w:spacing w:before="0" w:after="160"/>
-        <w:rPr/>
+        <w:rPr>
+          <w:rtl/>
+        </w:rPr>
       </w:pPr>
+    </w:p>
+    <w:p>
+      <w:pPr>
+        <w:rPr>
+          <w:rtl/>
+        </w:rPr>
+      </w:pPr>
+    </w:p>
+    <w:p>
+      <w:pPr>
+        <w:rPr>
+          <w:rtl/>
+        </w:rPr>
+      </w:pPr>
+    </w:p>
+    <w:p>
+      <w:pPr>
+        <w:rPr>
+          <w:rtl/>
+        </w:rPr>
+      </w:pPr>
+    </w:p>
+    <w:p>
+      <w:pPr>
+        <w:rPr>
+          <w:rtl/>
+        </w:rPr>
+      </w:pPr>
+    </w:p>
+    <w:p>
+      <w:pPr>
+        <w:rPr>
+          <w:rtl/>
+        </w:rPr>
+      </w:pPr>
+    </w:p>
+    <w:p>
+      <w:pPr>
+        <w:rPr>
+          <w:rtl/>
+        </w:rPr>
+      </w:pPr>
+    </w:p>
+    <w:p>
+      <w:pPr>
+        <w:rPr>
+          <w:rtl/>
+        </w:rPr>
+      </w:pPr>
+    </w:p>
+    <w:p>
+      <w:pPr>
+        <w:rPr>
+          <w:rtl/>
+        </w:rPr>
+      </w:pPr>
+    </w:p>
+    <w:p>
       <w:r>
-        <w:rPr/>
+        <w:lastRenderedPageBreak/>
+        <w:t>Progress Tracking:</w:t>
       </w:r>
     </w:p>
+    <w:tbl>
+      <w:tblPr>
+        <w:tblW w:w="9545" w:type="dxa"/>
+        <w:jc w:val="center"/>
+        <w:tblLayout w:type="fixed"/>
+        <w:tblCellMar>
+          <w:top w:w="15" w:type="dxa"/>
+          <w:left w:w="15" w:type="dxa"/>
+          <w:bottom w:w="15" w:type="dxa"/>
+          <w:right w:w="15" w:type="dxa"/>
+        </w:tblCellMar>
+        <w:tblLook w:val="04A0" w:firstRow="1" w:lastRow="0" w:firstColumn="1" w:lastColumn="0" w:noHBand="0" w:noVBand="1"/>
+      </w:tblPr>
+      <w:tblGrid>
+        <w:gridCol w:w="1357"/>
+        <w:gridCol w:w="3928"/>
+        <w:gridCol w:w="1572"/>
+        <w:gridCol w:w="2688"/>
+      </w:tblGrid>
+      <w:tr>
+        <w:trPr>
+          <w:tblHeader/>
+          <w:jc w:val="center"/>
+        </w:trPr>
+        <w:tc>
+          <w:tcPr>
+            <w:tcW w:w="1357" w:type="dxa"/>
+            <w:tcBorders>
+              <w:top w:val="single" w:sz="4" w:space="0" w:color="000000"/>
+              <w:left w:val="single" w:sz="4" w:space="0" w:color="000000"/>
+              <w:bottom w:val="single" w:sz="4" w:space="0" w:color="000000"/>
+              <w:right w:val="single" w:sz="4" w:space="0" w:color="000000"/>
+            </w:tcBorders>
+            <w:vAlign w:val="center"/>
+          </w:tcPr>
+          <w:p>
+            <w:pPr>
+              <w:spacing w:after="0" w:line="240" w:lineRule="auto"/>
+              <w:jc w:val="center"/>
+              <w:rPr>
+                <w:rFonts w:ascii="Times New Roman" w:eastAsia="Times New Roman" w:hAnsi="Times New Roman" w:cs="Times New Roman"/>
+                <w:b/>
+                <w:bCs/>
+                <w:sz w:val="24"/>
+                <w:szCs w:val="24"/>
+              </w:rPr>
+            </w:pPr>
+            <w:r>
+              <w:rPr>
+                <w:rFonts w:ascii="Times New Roman" w:eastAsia="Times New Roman" w:hAnsi="Times New Roman" w:cs="Times New Roman"/>
+                <w:b/>
+                <w:bCs/>
+                <w:sz w:val="24"/>
+                <w:szCs w:val="24"/>
+              </w:rPr>
+              <w:t>Category</w:t>
+            </w:r>
+          </w:p>
+        </w:tc>
+        <w:tc>
+          <w:tcPr>
+            <w:tcW w:w="3928" w:type="dxa"/>
+            <w:tcBorders>
+              <w:top w:val="single" w:sz="4" w:space="0" w:color="000000"/>
+              <w:left w:val="single" w:sz="4" w:space="0" w:color="000000"/>
+              <w:bottom w:val="single" w:sz="4" w:space="0" w:color="000000"/>
+              <w:right w:val="single" w:sz="4" w:space="0" w:color="000000"/>
+            </w:tcBorders>
+            <w:vAlign w:val="center"/>
+          </w:tcPr>
+          <w:p>
+            <w:pPr>
+              <w:spacing w:after="0" w:line="240" w:lineRule="auto"/>
+              <w:jc w:val="center"/>
+              <w:rPr>
+                <w:rFonts w:ascii="Times New Roman" w:eastAsia="Times New Roman" w:hAnsi="Times New Roman" w:cs="Times New Roman"/>
+                <w:b/>
+                <w:bCs/>
+                <w:sz w:val="24"/>
+                <w:szCs w:val="24"/>
+              </w:rPr>
+            </w:pPr>
+            <w:r>
+              <w:rPr>
+                <w:rFonts w:ascii="Times New Roman" w:eastAsia="Times New Roman" w:hAnsi="Times New Roman" w:cs="Times New Roman"/>
+                <w:b/>
+                <w:bCs/>
+                <w:sz w:val="24"/>
+                <w:szCs w:val="24"/>
+              </w:rPr>
+              <w:t>API</w:t>
+            </w:r>
+          </w:p>
+        </w:tc>
+        <w:tc>
+          <w:tcPr>
+            <w:tcW w:w="1572" w:type="dxa"/>
+            <w:tcBorders>
+              <w:top w:val="single" w:sz="4" w:space="0" w:color="000000"/>
+              <w:left w:val="single" w:sz="4" w:space="0" w:color="000000"/>
+              <w:bottom w:val="single" w:sz="4" w:space="0" w:color="000000"/>
+              <w:right w:val="single" w:sz="4" w:space="0" w:color="000000"/>
+            </w:tcBorders>
+            <w:vAlign w:val="center"/>
+          </w:tcPr>
+          <w:p>
+            <w:pPr>
+              <w:spacing w:after="0" w:line="240" w:lineRule="auto"/>
+              <w:jc w:val="center"/>
+              <w:rPr>
+                <w:rFonts w:ascii="Times New Roman" w:eastAsia="Times New Roman" w:hAnsi="Times New Roman" w:cs="Times New Roman"/>
+                <w:b/>
+                <w:bCs/>
+                <w:sz w:val="24"/>
+                <w:szCs w:val="24"/>
+              </w:rPr>
+            </w:pPr>
+            <w:r>
+              <w:rPr>
+                <w:rFonts w:ascii="Times New Roman" w:eastAsia="Times New Roman" w:hAnsi="Times New Roman" w:cs="Times New Roman"/>
+                <w:b/>
+                <w:bCs/>
+                <w:sz w:val="24"/>
+                <w:szCs w:val="24"/>
+              </w:rPr>
+              <w:t>Description</w:t>
+            </w:r>
+          </w:p>
+        </w:tc>
+        <w:tc>
+          <w:tcPr>
+            <w:tcW w:w="2688" w:type="dxa"/>
+            <w:tcBorders>
+              <w:top w:val="single" w:sz="4" w:space="0" w:color="000000"/>
+              <w:left w:val="single" w:sz="4" w:space="0" w:color="000000"/>
+              <w:bottom w:val="single" w:sz="4" w:space="0" w:color="000000"/>
+              <w:right w:val="single" w:sz="4" w:space="0" w:color="000000"/>
+            </w:tcBorders>
+            <w:vAlign w:val="center"/>
+          </w:tcPr>
+          <w:p>
+            <w:pPr>
+              <w:spacing w:after="0" w:line="240" w:lineRule="auto"/>
+              <w:jc w:val="center"/>
+              <w:rPr>
+                <w:rFonts w:ascii="Times New Roman" w:eastAsia="Times New Roman" w:hAnsi="Times New Roman" w:cs="Times New Roman"/>
+                <w:b/>
+                <w:bCs/>
+                <w:sz w:val="24"/>
+                <w:szCs w:val="24"/>
+              </w:rPr>
+            </w:pPr>
+            <w:r>
+              <w:rPr>
+                <w:rFonts w:ascii="Times New Roman" w:eastAsia="Times New Roman" w:hAnsi="Times New Roman" w:cs="Times New Roman"/>
+                <w:b/>
+                <w:bCs/>
+                <w:sz w:val="24"/>
+                <w:szCs w:val="24"/>
+              </w:rPr>
+              <w:t>FOR?</w:t>
+            </w:r>
+          </w:p>
+        </w:tc>
+      </w:tr>
+      <w:tr>
+        <w:trPr>
+          <w:jc w:val="center"/>
+        </w:trPr>
+        <w:tc>
+          <w:tcPr>
+            <w:tcW w:w="1357" w:type="dxa"/>
+            <w:tcBorders>
+              <w:top w:val="single" w:sz="4" w:space="0" w:color="000000"/>
+              <w:left w:val="single" w:sz="4" w:space="0" w:color="000000"/>
+              <w:bottom w:val="single" w:sz="4" w:space="0" w:color="000000"/>
+              <w:right w:val="single" w:sz="4" w:space="0" w:color="000000"/>
+            </w:tcBorders>
+            <w:vAlign w:val="center"/>
+          </w:tcPr>
+          <w:p>
+            <w:pPr>
+              <w:spacing w:after="0" w:line="240" w:lineRule="auto"/>
+              <w:rPr>
+                <w:rFonts w:ascii="Times New Roman" w:eastAsia="Times New Roman" w:hAnsi="Times New Roman" w:cs="Times New Roman"/>
+                <w:sz w:val="24"/>
+                <w:szCs w:val="24"/>
+              </w:rPr>
+            </w:pPr>
+            <w:r>
+              <w:rPr>
+                <w:rFonts w:ascii="Times New Roman" w:eastAsia="Times New Roman" w:hAnsi="Times New Roman" w:cs="Times New Roman"/>
+                <w:sz w:val="24"/>
+                <w:szCs w:val="24"/>
+              </w:rPr>
+              <w:t>Progress</w:t>
+            </w:r>
+          </w:p>
+        </w:tc>
+        <w:tc>
+          <w:tcPr>
+            <w:tcW w:w="3928" w:type="dxa"/>
+            <w:tcBorders>
+              <w:top w:val="single" w:sz="4" w:space="0" w:color="000000"/>
+              <w:left w:val="single" w:sz="4" w:space="0" w:color="000000"/>
+              <w:bottom w:val="single" w:sz="4" w:space="0" w:color="000000"/>
+              <w:right w:val="single" w:sz="4" w:space="0" w:color="000000"/>
+            </w:tcBorders>
+            <w:vAlign w:val="center"/>
+          </w:tcPr>
+          <w:p>
+            <w:pPr>
+              <w:spacing w:after="0" w:line="240" w:lineRule="auto"/>
+              <w:rPr>
+                <w:rFonts w:ascii="Times New Roman" w:eastAsia="Times New Roman" w:hAnsi="Times New Roman" w:cs="Times New Roman"/>
+                <w:sz w:val="24"/>
+                <w:szCs w:val="24"/>
+              </w:rPr>
+            </w:pPr>
+            <w:r>
+              <w:t>GET /progress/{user_id}/today</w:t>
+            </w:r>
+          </w:p>
+        </w:tc>
+        <w:tc>
+          <w:tcPr>
+            <w:tcW w:w="1572" w:type="dxa"/>
+            <w:tcBorders>
+              <w:top w:val="single" w:sz="4" w:space="0" w:color="000000"/>
+              <w:left w:val="single" w:sz="4" w:space="0" w:color="000000"/>
+              <w:bottom w:val="single" w:sz="4" w:space="0" w:color="000000"/>
+              <w:right w:val="single" w:sz="4" w:space="0" w:color="000000"/>
+            </w:tcBorders>
+            <w:vAlign w:val="center"/>
+          </w:tcPr>
+          <w:p>
+            <w:pPr>
+              <w:spacing w:after="0" w:line="240" w:lineRule="auto"/>
+              <w:rPr>
+                <w:rFonts w:ascii="Times New Roman" w:eastAsia="Times New Roman" w:hAnsi="Times New Roman" w:cs="Times New Roman"/>
+                <w:sz w:val="24"/>
+                <w:szCs w:val="24"/>
+              </w:rPr>
+            </w:pPr>
+            <w:r>
+              <w:rPr>
+                <w:rFonts w:ascii="Times New Roman" w:eastAsia="Times New Roman" w:hAnsi="Times New Roman" w:cs="Times New Roman"/>
+                <w:sz w:val="24"/>
+                <w:szCs w:val="24"/>
+              </w:rPr>
+              <w:t>Today progress</w:t>
+            </w:r>
+          </w:p>
+        </w:tc>
+        <w:tc>
+          <w:tcPr>
+            <w:tcW w:w="2688" w:type="dxa"/>
+            <w:tcBorders>
+              <w:top w:val="single" w:sz="4" w:space="0" w:color="000000"/>
+              <w:left w:val="single" w:sz="4" w:space="0" w:color="000000"/>
+              <w:bottom w:val="single" w:sz="4" w:space="0" w:color="000000"/>
+              <w:right w:val="single" w:sz="4" w:space="0" w:color="000000"/>
+            </w:tcBorders>
+            <w:vAlign w:val="center"/>
+          </w:tcPr>
+          <w:p>
+            <w:pPr>
+              <w:spacing w:after="0" w:line="240" w:lineRule="auto"/>
+              <w:rPr>
+                <w:rFonts w:ascii="Times New Roman" w:eastAsia="Times New Roman" w:hAnsi="Times New Roman" w:cs="Times New Roman"/>
+                <w:sz w:val="24"/>
+                <w:szCs w:val="24"/>
+              </w:rPr>
+            </w:pPr>
+            <w:r>
+              <w:rPr>
+                <w:rFonts w:ascii="Times New Roman" w:eastAsia="Times New Roman" w:hAnsi="Times New Roman" w:cs="Times New Roman"/>
+                <w:sz w:val="24"/>
+                <w:szCs w:val="24"/>
+              </w:rPr>
+              <w:t>ALL</w:t>
+            </w:r>
+          </w:p>
+        </w:tc>
+      </w:tr>
+      <w:tr>
+        <w:trPr>
+          <w:jc w:val="center"/>
+        </w:trPr>
+        <w:tc>
+          <w:tcPr>
+            <w:tcW w:w="1357" w:type="dxa"/>
+            <w:tcBorders>
+              <w:top w:val="single" w:sz="4" w:space="0" w:color="000000"/>
+              <w:left w:val="single" w:sz="4" w:space="0" w:color="000000"/>
+              <w:bottom w:val="single" w:sz="4" w:space="0" w:color="000000"/>
+              <w:right w:val="single" w:sz="4" w:space="0" w:color="000000"/>
+            </w:tcBorders>
+            <w:vAlign w:val="center"/>
+          </w:tcPr>
+          <w:p>
+            <w:pPr>
+              <w:spacing w:after="0" w:line="240" w:lineRule="auto"/>
+              <w:rPr>
+                <w:rFonts w:ascii="Times New Roman" w:eastAsia="Times New Roman" w:hAnsi="Times New Roman" w:cs="Times New Roman"/>
+                <w:sz w:val="24"/>
+                <w:szCs w:val="24"/>
+              </w:rPr>
+            </w:pPr>
+            <w:r>
+              <w:rPr>
+                <w:rFonts w:ascii="Times New Roman" w:eastAsia="Times New Roman" w:hAnsi="Times New Roman" w:cs="Times New Roman"/>
+                <w:sz w:val="24"/>
+                <w:szCs w:val="24"/>
+              </w:rPr>
+              <w:t>Progress</w:t>
+            </w:r>
+          </w:p>
+        </w:tc>
+        <w:tc>
+          <w:tcPr>
+            <w:tcW w:w="3928" w:type="dxa"/>
+            <w:tcBorders>
+              <w:top w:val="single" w:sz="4" w:space="0" w:color="000000"/>
+              <w:left w:val="single" w:sz="4" w:space="0" w:color="000000"/>
+              <w:bottom w:val="single" w:sz="4" w:space="0" w:color="000000"/>
+              <w:right w:val="single" w:sz="4" w:space="0" w:color="000000"/>
+            </w:tcBorders>
+            <w:vAlign w:val="center"/>
+          </w:tcPr>
+          <w:p>
+            <w:pPr>
+              <w:spacing w:after="0" w:line="240" w:lineRule="auto"/>
+              <w:rPr>
+                <w:rFonts w:ascii="Times New Roman" w:eastAsia="Times New Roman" w:hAnsi="Times New Roman" w:cs="Times New Roman"/>
+                <w:sz w:val="24"/>
+                <w:szCs w:val="24"/>
+              </w:rPr>
+            </w:pPr>
+            <w:r>
+              <w:t>GET /progress/{user_id}/weekly</w:t>
+            </w:r>
+          </w:p>
+        </w:tc>
+        <w:tc>
+          <w:tcPr>
+            <w:tcW w:w="1572" w:type="dxa"/>
+            <w:tcBorders>
+              <w:top w:val="single" w:sz="4" w:space="0" w:color="000000"/>
+              <w:left w:val="single" w:sz="4" w:space="0" w:color="000000"/>
+              <w:bottom w:val="single" w:sz="4" w:space="0" w:color="000000"/>
+              <w:right w:val="single" w:sz="4" w:space="0" w:color="000000"/>
+            </w:tcBorders>
+            <w:vAlign w:val="center"/>
+          </w:tcPr>
+          <w:p>
+            <w:pPr>
+              <w:spacing w:after="0" w:line="240" w:lineRule="auto"/>
+              <w:rPr>
+                <w:rFonts w:ascii="Times New Roman" w:eastAsia="Times New Roman" w:hAnsi="Times New Roman" w:cs="Times New Roman"/>
+                <w:sz w:val="24"/>
+                <w:szCs w:val="24"/>
+              </w:rPr>
+            </w:pPr>
+            <w:r>
+              <w:rPr>
+                <w:rFonts w:ascii="Times New Roman" w:eastAsia="Times New Roman" w:hAnsi="Times New Roman" w:cs="Times New Roman"/>
+                <w:sz w:val="24"/>
+                <w:szCs w:val="24"/>
+              </w:rPr>
+              <w:t>Weekly progress</w:t>
+            </w:r>
+          </w:p>
+        </w:tc>
+        <w:tc>
+          <w:tcPr>
+            <w:tcW w:w="2688" w:type="dxa"/>
+            <w:tcBorders>
+              <w:top w:val="single" w:sz="4" w:space="0" w:color="000000"/>
+              <w:left w:val="single" w:sz="4" w:space="0" w:color="000000"/>
+              <w:bottom w:val="single" w:sz="4" w:space="0" w:color="000000"/>
+              <w:right w:val="single" w:sz="4" w:space="0" w:color="000000"/>
+            </w:tcBorders>
+            <w:vAlign w:val="center"/>
+          </w:tcPr>
+          <w:p>
+            <w:pPr>
+              <w:spacing w:after="0" w:line="240" w:lineRule="auto"/>
+              <w:rPr>
+                <w:rFonts w:ascii="Times New Roman" w:eastAsia="Times New Roman" w:hAnsi="Times New Roman" w:cs="Times New Roman"/>
+                <w:sz w:val="24"/>
+                <w:szCs w:val="24"/>
+              </w:rPr>
+            </w:pPr>
+            <w:r>
+              <w:rPr>
+                <w:rFonts w:ascii="Times New Roman" w:eastAsia="Times New Roman" w:hAnsi="Times New Roman" w:cs="Times New Roman"/>
+                <w:sz w:val="24"/>
+                <w:szCs w:val="24"/>
+              </w:rPr>
+              <w:t>ALL</w:t>
+            </w:r>
+          </w:p>
+        </w:tc>
+      </w:tr>
+      <w:tr>
+        <w:trPr>
+          <w:jc w:val="center"/>
+        </w:trPr>
+        <w:tc>
+          <w:tcPr>
+            <w:tcW w:w="1357" w:type="dxa"/>
+            <w:tcBorders>
+              <w:top w:val="single" w:sz="4" w:space="0" w:color="000000"/>
+              <w:left w:val="single" w:sz="4" w:space="0" w:color="000000"/>
+              <w:bottom w:val="single" w:sz="4" w:space="0" w:color="000000"/>
+              <w:right w:val="single" w:sz="4" w:space="0" w:color="000000"/>
+            </w:tcBorders>
+            <w:vAlign w:val="center"/>
+          </w:tcPr>
+          <w:p>
+            <w:pPr>
+              <w:spacing w:after="0" w:line="240" w:lineRule="auto"/>
+              <w:rPr>
+                <w:rFonts w:ascii="Times New Roman" w:eastAsia="Times New Roman" w:hAnsi="Times New Roman" w:cs="Times New Roman"/>
+                <w:sz w:val="24"/>
+                <w:szCs w:val="24"/>
+              </w:rPr>
+            </w:pPr>
+            <w:r>
+              <w:rPr>
+                <w:rFonts w:ascii="Times New Roman" w:eastAsia="Times New Roman" w:hAnsi="Times New Roman" w:cs="Times New Roman"/>
+                <w:sz w:val="24"/>
+                <w:szCs w:val="24"/>
+              </w:rPr>
+              <w:t>Progress</w:t>
+            </w:r>
+          </w:p>
+        </w:tc>
+        <w:tc>
+          <w:tcPr>
+            <w:tcW w:w="3928" w:type="dxa"/>
+            <w:tcBorders>
+              <w:top w:val="single" w:sz="4" w:space="0" w:color="000000"/>
+              <w:left w:val="single" w:sz="4" w:space="0" w:color="000000"/>
+              <w:bottom w:val="single" w:sz="4" w:space="0" w:color="000000"/>
+              <w:right w:val="single" w:sz="4" w:space="0" w:color="000000"/>
+            </w:tcBorders>
+            <w:vAlign w:val="center"/>
+          </w:tcPr>
+          <w:p>
+            <w:pPr>
+              <w:spacing w:after="0" w:line="240" w:lineRule="auto"/>
+              <w:rPr>
+                <w:rFonts w:ascii="Times New Roman" w:eastAsia="Times New Roman" w:hAnsi="Times New Roman" w:cs="Times New Roman"/>
+                <w:sz w:val="24"/>
+                <w:szCs w:val="24"/>
+              </w:rPr>
+            </w:pPr>
+            <w:r>
+              <w:t>GET /progress/{user_id}/monthly</w:t>
+            </w:r>
+          </w:p>
+        </w:tc>
+        <w:tc>
+          <w:tcPr>
+            <w:tcW w:w="1572" w:type="dxa"/>
+            <w:tcBorders>
+              <w:top w:val="single" w:sz="4" w:space="0" w:color="000000"/>
+              <w:left w:val="single" w:sz="4" w:space="0" w:color="000000"/>
+              <w:bottom w:val="single" w:sz="4" w:space="0" w:color="000000"/>
+              <w:right w:val="single" w:sz="4" w:space="0" w:color="000000"/>
+            </w:tcBorders>
+            <w:vAlign w:val="center"/>
+          </w:tcPr>
+          <w:p>
+            <w:pPr>
+              <w:spacing w:after="0" w:line="240" w:lineRule="auto"/>
+              <w:rPr>
+                <w:rFonts w:ascii="Times New Roman" w:eastAsia="Times New Roman" w:hAnsi="Times New Roman" w:cs="Times New Roman"/>
+                <w:sz w:val="24"/>
+                <w:szCs w:val="24"/>
+              </w:rPr>
+            </w:pPr>
+            <w:r>
+              <w:rPr>
+                <w:rFonts w:ascii="Times New Roman" w:eastAsia="Times New Roman" w:hAnsi="Times New Roman" w:cs="Times New Roman"/>
+                <w:sz w:val="24"/>
+                <w:szCs w:val="24"/>
+              </w:rPr>
+              <w:t>Refresh JWT</w:t>
+            </w:r>
+          </w:p>
+        </w:tc>
+        <w:tc>
+          <w:tcPr>
+            <w:tcW w:w="2688" w:type="dxa"/>
+            <w:tcBorders>
+              <w:top w:val="single" w:sz="4" w:space="0" w:color="000000"/>
+              <w:left w:val="single" w:sz="4" w:space="0" w:color="000000"/>
+              <w:bottom w:val="single" w:sz="4" w:space="0" w:color="000000"/>
+              <w:right w:val="single" w:sz="4" w:space="0" w:color="000000"/>
+            </w:tcBorders>
+            <w:vAlign w:val="center"/>
+          </w:tcPr>
+          <w:p>
+            <w:pPr>
+              <w:spacing w:after="0" w:line="240" w:lineRule="auto"/>
+              <w:rPr>
+                <w:rFonts w:ascii="Times New Roman" w:eastAsia="Times New Roman" w:hAnsi="Times New Roman" w:cs="Times New Roman"/>
+                <w:sz w:val="24"/>
+                <w:szCs w:val="24"/>
+              </w:rPr>
+            </w:pPr>
+            <w:r>
+              <w:rPr>
+                <w:rFonts w:ascii="Times New Roman" w:eastAsia="Times New Roman" w:hAnsi="Times New Roman" w:cs="Times New Roman"/>
+                <w:sz w:val="24"/>
+                <w:szCs w:val="24"/>
+              </w:rPr>
+              <w:t>ALL</w:t>
+            </w:r>
+          </w:p>
+        </w:tc>
+      </w:tr>
+      <w:tr>
+        <w:trPr>
+          <w:jc w:val="center"/>
+        </w:trPr>
+        <w:tc>
+          <w:tcPr>
+            <w:tcW w:w="1357" w:type="dxa"/>
+            <w:tcBorders>
+              <w:top w:val="single" w:sz="4" w:space="0" w:color="000000"/>
+              <w:left w:val="single" w:sz="4" w:space="0" w:color="000000"/>
+              <w:bottom w:val="single" w:sz="4" w:space="0" w:color="000000"/>
+              <w:right w:val="single" w:sz="4" w:space="0" w:color="000000"/>
+            </w:tcBorders>
+            <w:vAlign w:val="center"/>
+          </w:tcPr>
+          <w:p>
+            <w:pPr>
+              <w:spacing w:after="0" w:line="240" w:lineRule="auto"/>
+              <w:rPr>
+                <w:rFonts w:ascii="Times New Roman" w:eastAsia="Times New Roman" w:hAnsi="Times New Roman" w:cs="Times New Roman"/>
+                <w:sz w:val="24"/>
+                <w:szCs w:val="24"/>
+              </w:rPr>
+            </w:pPr>
+            <w:r>
+              <w:rPr>
+                <w:rFonts w:ascii="Times New Roman" w:eastAsia="Times New Roman" w:hAnsi="Times New Roman" w:cs="Times New Roman"/>
+                <w:sz w:val="24"/>
+                <w:szCs w:val="24"/>
+              </w:rPr>
+              <w:t>Workout</w:t>
+            </w:r>
+          </w:p>
+        </w:tc>
+        <w:tc>
+          <w:tcPr>
+            <w:tcW w:w="3928" w:type="dxa"/>
+            <w:tcBorders>
+              <w:top w:val="single" w:sz="4" w:space="0" w:color="000000"/>
+              <w:left w:val="single" w:sz="4" w:space="0" w:color="000000"/>
+              <w:bottom w:val="single" w:sz="4" w:space="0" w:color="000000"/>
+              <w:right w:val="single" w:sz="4" w:space="0" w:color="000000"/>
+            </w:tcBorders>
+            <w:vAlign w:val="center"/>
+          </w:tcPr>
+          <w:p>
+            <w:pPr>
+              <w:spacing w:after="0" w:line="240" w:lineRule="auto"/>
+              <w:rPr>
+                <w:rFonts w:ascii="Times New Roman" w:eastAsia="Times New Roman" w:hAnsi="Times New Roman" w:cs="Times New Roman"/>
+                <w:sz w:val="24"/>
+                <w:szCs w:val="24"/>
+              </w:rPr>
+            </w:pPr>
+            <w:r>
+              <w:t>POST /progress/workout</w:t>
+            </w:r>
+          </w:p>
+        </w:tc>
+        <w:tc>
+          <w:tcPr>
+            <w:tcW w:w="1572" w:type="dxa"/>
+            <w:tcBorders>
+              <w:top w:val="single" w:sz="4" w:space="0" w:color="000000"/>
+              <w:left w:val="single" w:sz="4" w:space="0" w:color="000000"/>
+              <w:bottom w:val="single" w:sz="4" w:space="0" w:color="000000"/>
+              <w:right w:val="single" w:sz="4" w:space="0" w:color="000000"/>
+            </w:tcBorders>
+            <w:vAlign w:val="center"/>
+          </w:tcPr>
+          <w:p>
+            <w:pPr>
+              <w:spacing w:after="0" w:line="240" w:lineRule="auto"/>
+              <w:rPr>
+                <w:rFonts w:ascii="Times New Roman" w:eastAsia="Times New Roman" w:hAnsi="Times New Roman" w:cs="Times New Roman"/>
+                <w:sz w:val="24"/>
+                <w:szCs w:val="24"/>
+              </w:rPr>
+            </w:pPr>
+            <w:r>
+              <w:rPr>
+                <w:rFonts w:ascii="Times New Roman" w:eastAsia="Times New Roman" w:hAnsi="Times New Roman" w:cs="Times New Roman"/>
+                <w:sz w:val="24"/>
+                <w:szCs w:val="24"/>
+              </w:rPr>
+              <w:t>list users</w:t>
+            </w:r>
+          </w:p>
+        </w:tc>
+        <w:tc>
+          <w:tcPr>
+            <w:tcW w:w="2688" w:type="dxa"/>
+            <w:tcBorders>
+              <w:top w:val="single" w:sz="4" w:space="0" w:color="000000"/>
+              <w:left w:val="single" w:sz="4" w:space="0" w:color="000000"/>
+              <w:bottom w:val="single" w:sz="4" w:space="0" w:color="000000"/>
+              <w:right w:val="single" w:sz="4" w:space="0" w:color="000000"/>
+            </w:tcBorders>
+            <w:vAlign w:val="center"/>
+          </w:tcPr>
+          <w:p>
+            <w:pPr>
+              <w:spacing w:after="0" w:line="240" w:lineRule="auto"/>
+              <w:rPr>
+                <w:rFonts w:ascii="Times New Roman" w:eastAsia="Times New Roman" w:hAnsi="Times New Roman" w:cs="Times New Roman"/>
+                <w:sz w:val="24"/>
+                <w:szCs w:val="24"/>
+              </w:rPr>
+            </w:pPr>
+            <w:r>
+              <w:rPr>
+                <w:rFonts w:ascii="Times New Roman" w:eastAsia="Times New Roman" w:hAnsi="Times New Roman" w:cs="Times New Roman"/>
+                <w:sz w:val="24"/>
+                <w:szCs w:val="24"/>
+              </w:rPr>
+              <w:t>ADMIN</w:t>
+            </w:r>
+          </w:p>
+        </w:tc>
+      </w:tr>
+      <w:tr>
+        <w:trPr>
+          <w:jc w:val="center"/>
+        </w:trPr>
+        <w:tc>
+          <w:tcPr>
+            <w:tcW w:w="1357" w:type="dxa"/>
+            <w:tcBorders>
+              <w:top w:val="single" w:sz="4" w:space="0" w:color="000000"/>
+              <w:left w:val="single" w:sz="4" w:space="0" w:color="000000"/>
+              <w:bottom w:val="single" w:sz="4" w:space="0" w:color="000000"/>
+              <w:right w:val="single" w:sz="4" w:space="0" w:color="000000"/>
+            </w:tcBorders>
+            <w:vAlign w:val="center"/>
+          </w:tcPr>
+          <w:p>
+            <w:pPr>
+              <w:spacing w:after="0" w:line="240" w:lineRule="auto"/>
+              <w:rPr>
+                <w:rFonts w:ascii="Times New Roman" w:eastAsia="Times New Roman" w:hAnsi="Times New Roman" w:cs="Times New Roman"/>
+                <w:sz w:val="24"/>
+                <w:szCs w:val="24"/>
+              </w:rPr>
+            </w:pPr>
+            <w:r>
+              <w:rPr>
+                <w:rFonts w:ascii="Times New Roman" w:eastAsia="Times New Roman" w:hAnsi="Times New Roman" w:cs="Times New Roman"/>
+                <w:sz w:val="24"/>
+                <w:szCs w:val="24"/>
+              </w:rPr>
+              <w:t xml:space="preserve">Nutrition </w:t>
+            </w:r>
+          </w:p>
+        </w:tc>
+        <w:tc>
+          <w:tcPr>
+            <w:tcW w:w="3928" w:type="dxa"/>
+            <w:tcBorders>
+              <w:top w:val="single" w:sz="4" w:space="0" w:color="000000"/>
+              <w:left w:val="single" w:sz="4" w:space="0" w:color="000000"/>
+              <w:bottom w:val="single" w:sz="4" w:space="0" w:color="000000"/>
+              <w:right w:val="single" w:sz="4" w:space="0" w:color="000000"/>
+            </w:tcBorders>
+            <w:vAlign w:val="center"/>
+          </w:tcPr>
+          <w:p>
+            <w:pPr>
+              <w:spacing w:after="0" w:line="240" w:lineRule="auto"/>
+              <w:rPr>
+                <w:rFonts w:ascii="Times New Roman" w:eastAsia="Times New Roman" w:hAnsi="Times New Roman" w:cs="Times New Roman"/>
+                <w:sz w:val="24"/>
+                <w:szCs w:val="24"/>
+              </w:rPr>
+            </w:pPr>
+            <w:r>
+              <w:t>POST /progress/nutrition</w:t>
+            </w:r>
+          </w:p>
+        </w:tc>
+        <w:tc>
+          <w:tcPr>
+            <w:tcW w:w="1572" w:type="dxa"/>
+            <w:tcBorders>
+              <w:top w:val="single" w:sz="4" w:space="0" w:color="000000"/>
+              <w:left w:val="single" w:sz="4" w:space="0" w:color="000000"/>
+              <w:bottom w:val="single" w:sz="4" w:space="0" w:color="000000"/>
+              <w:right w:val="single" w:sz="4" w:space="0" w:color="000000"/>
+            </w:tcBorders>
+            <w:vAlign w:val="center"/>
+          </w:tcPr>
+          <w:p>
+            <w:pPr>
+              <w:spacing w:after="0" w:line="240" w:lineRule="auto"/>
+              <w:rPr>
+                <w:rFonts w:ascii="Times New Roman" w:eastAsia="Times New Roman" w:hAnsi="Times New Roman" w:cs="Times New Roman"/>
+                <w:sz w:val="24"/>
+                <w:szCs w:val="24"/>
+              </w:rPr>
+            </w:pPr>
+            <w:r>
+              <w:rPr>
+                <w:rFonts w:ascii="Times New Roman" w:eastAsia="Times New Roman" w:hAnsi="Times New Roman" w:cs="Times New Roman"/>
+                <w:sz w:val="24"/>
+                <w:szCs w:val="24"/>
+              </w:rPr>
+              <w:t>get user info</w:t>
+            </w:r>
+          </w:p>
+        </w:tc>
+        <w:tc>
+          <w:tcPr>
+            <w:tcW w:w="2688" w:type="dxa"/>
+            <w:tcBorders>
+              <w:top w:val="single" w:sz="4" w:space="0" w:color="000000"/>
+              <w:left w:val="single" w:sz="4" w:space="0" w:color="000000"/>
+              <w:bottom w:val="single" w:sz="4" w:space="0" w:color="000000"/>
+              <w:right w:val="single" w:sz="4" w:space="0" w:color="000000"/>
+            </w:tcBorders>
+            <w:vAlign w:val="center"/>
+          </w:tcPr>
+          <w:p>
+            <w:pPr>
+              <w:spacing w:after="0" w:line="240" w:lineRule="auto"/>
+              <w:rPr>
+                <w:rFonts w:ascii="Times New Roman" w:eastAsia="Times New Roman" w:hAnsi="Times New Roman" w:cs="Times New Roman"/>
+                <w:sz w:val="24"/>
+                <w:szCs w:val="24"/>
+              </w:rPr>
+            </w:pPr>
+            <w:r>
+              <w:rPr>
+                <w:rFonts w:ascii="Times New Roman" w:eastAsia="Times New Roman" w:hAnsi="Times New Roman" w:cs="Times New Roman"/>
+                <w:sz w:val="24"/>
+                <w:szCs w:val="24"/>
+              </w:rPr>
+              <w:t>ALL</w:t>
+            </w:r>
+          </w:p>
+        </w:tc>
+      </w:tr>
+      <w:tr>
+        <w:trPr>
+          <w:jc w:val="center"/>
+        </w:trPr>
+        <w:tc>
+          <w:tcPr>
+            <w:tcW w:w="1357" w:type="dxa"/>
+            <w:tcBorders>
+              <w:top w:val="single" w:sz="4" w:space="0" w:color="000000"/>
+              <w:left w:val="single" w:sz="4" w:space="0" w:color="000000"/>
+              <w:bottom w:val="single" w:sz="4" w:space="0" w:color="000000"/>
+              <w:right w:val="single" w:sz="4" w:space="0" w:color="000000"/>
+            </w:tcBorders>
+            <w:vAlign w:val="center"/>
+          </w:tcPr>
+          <w:p>
+            <w:pPr>
+              <w:spacing w:after="0" w:line="240" w:lineRule="auto"/>
+              <w:rPr>
+                <w:rFonts w:ascii="Times New Roman" w:eastAsia="Times New Roman" w:hAnsi="Times New Roman" w:cs="Times New Roman"/>
+                <w:sz w:val="24"/>
+                <w:szCs w:val="24"/>
+              </w:rPr>
+            </w:pPr>
+            <w:r>
+              <w:rPr>
+                <w:rFonts w:ascii="Times New Roman" w:eastAsia="Times New Roman" w:hAnsi="Times New Roman" w:cs="Times New Roman"/>
+                <w:sz w:val="24"/>
+                <w:szCs w:val="24"/>
+              </w:rPr>
+              <w:t>Steps</w:t>
+            </w:r>
+          </w:p>
+        </w:tc>
+        <w:tc>
+          <w:tcPr>
+            <w:tcW w:w="3928" w:type="dxa"/>
+            <w:tcBorders>
+              <w:top w:val="single" w:sz="4" w:space="0" w:color="000000"/>
+              <w:left w:val="single" w:sz="4" w:space="0" w:color="000000"/>
+              <w:bottom w:val="single" w:sz="4" w:space="0" w:color="000000"/>
+              <w:right w:val="single" w:sz="4" w:space="0" w:color="000000"/>
+            </w:tcBorders>
+            <w:vAlign w:val="center"/>
+          </w:tcPr>
+          <w:p>
+            <w:pPr>
+              <w:spacing w:after="0" w:line="240" w:lineRule="auto"/>
+              <w:rPr>
+                <w:rFonts w:ascii="Times New Roman" w:eastAsia="Times New Roman" w:hAnsi="Times New Roman" w:cs="Times New Roman"/>
+                <w:sz w:val="24"/>
+                <w:szCs w:val="24"/>
+              </w:rPr>
+            </w:pPr>
+            <w:r>
+              <w:t>POST /progress/steps</w:t>
+            </w:r>
+          </w:p>
+        </w:tc>
+        <w:tc>
+          <w:tcPr>
+            <w:tcW w:w="1572" w:type="dxa"/>
+            <w:tcBorders>
+              <w:top w:val="single" w:sz="4" w:space="0" w:color="000000"/>
+              <w:left w:val="single" w:sz="4" w:space="0" w:color="000000"/>
+              <w:bottom w:val="single" w:sz="4" w:space="0" w:color="000000"/>
+              <w:right w:val="single" w:sz="4" w:space="0" w:color="000000"/>
+            </w:tcBorders>
+            <w:vAlign w:val="center"/>
+          </w:tcPr>
+          <w:p>
+            <w:pPr>
+              <w:spacing w:after="0" w:line="240" w:lineRule="auto"/>
+              <w:rPr>
+                <w:rFonts w:ascii="Times New Roman" w:eastAsia="Times New Roman" w:hAnsi="Times New Roman" w:cs="Times New Roman"/>
+                <w:sz w:val="24"/>
+                <w:szCs w:val="24"/>
+              </w:rPr>
+            </w:pPr>
+            <w:r>
+              <w:rPr>
+                <w:rFonts w:ascii="Times New Roman" w:eastAsia="Times New Roman" w:hAnsi="Times New Roman" w:cs="Times New Roman"/>
+                <w:sz w:val="24"/>
+                <w:szCs w:val="24"/>
+              </w:rPr>
+              <w:t>admin create user</w:t>
+            </w:r>
+          </w:p>
+        </w:tc>
+        <w:tc>
+          <w:tcPr>
+            <w:tcW w:w="2688" w:type="dxa"/>
+            <w:tcBorders>
+              <w:top w:val="single" w:sz="4" w:space="0" w:color="000000"/>
+              <w:left w:val="single" w:sz="4" w:space="0" w:color="000000"/>
+              <w:bottom w:val="single" w:sz="4" w:space="0" w:color="000000"/>
+              <w:right w:val="single" w:sz="4" w:space="0" w:color="000000"/>
+            </w:tcBorders>
+            <w:vAlign w:val="center"/>
+          </w:tcPr>
+          <w:p>
+            <w:pPr>
+              <w:spacing w:after="0" w:line="240" w:lineRule="auto"/>
+              <w:rPr>
+                <w:rFonts w:ascii="Times New Roman" w:eastAsia="Times New Roman" w:hAnsi="Times New Roman" w:cs="Times New Roman"/>
+                <w:sz w:val="24"/>
+                <w:szCs w:val="24"/>
+              </w:rPr>
+            </w:pPr>
+            <w:r>
+              <w:rPr>
+                <w:rFonts w:ascii="Times New Roman" w:eastAsia="Times New Roman" w:hAnsi="Times New Roman" w:cs="Times New Roman"/>
+                <w:sz w:val="24"/>
+                <w:szCs w:val="24"/>
+              </w:rPr>
+              <w:t>ADMIN</w:t>
+            </w:r>
+          </w:p>
+        </w:tc>
+      </w:tr>
+      <w:tr>
+        <w:trPr>
+          <w:jc w:val="center"/>
+        </w:trPr>
+        <w:tc>
+          <w:tcPr>
+            <w:tcW w:w="1357" w:type="dxa"/>
+            <w:tcBorders>
+              <w:top w:val="single" w:sz="4" w:space="0" w:color="000000"/>
+              <w:left w:val="single" w:sz="4" w:space="0" w:color="000000"/>
+              <w:bottom w:val="single" w:sz="4" w:space="0" w:color="000000"/>
+              <w:right w:val="single" w:sz="4" w:space="0" w:color="000000"/>
+            </w:tcBorders>
+            <w:vAlign w:val="center"/>
+          </w:tcPr>
+          <w:p>
+            <w:pPr>
+              <w:spacing w:after="0" w:line="240" w:lineRule="auto"/>
+              <w:rPr>
+                <w:rFonts w:ascii="Times New Roman" w:eastAsia="Times New Roman" w:hAnsi="Times New Roman" w:cs="Times New Roman"/>
+                <w:sz w:val="24"/>
+                <w:szCs w:val="24"/>
+              </w:rPr>
+            </w:pPr>
+            <w:r>
+              <w:rPr>
+                <w:rFonts w:ascii="Times New Roman" w:eastAsia="Times New Roman" w:hAnsi="Times New Roman" w:cs="Times New Roman"/>
+                <w:sz w:val="24"/>
+                <w:szCs w:val="24"/>
+              </w:rPr>
+              <w:t>Sleep</w:t>
+            </w:r>
+          </w:p>
+        </w:tc>
+        <w:tc>
+          <w:tcPr>
+            <w:tcW w:w="3928" w:type="dxa"/>
+            <w:tcBorders>
+              <w:top w:val="single" w:sz="4" w:space="0" w:color="000000"/>
+              <w:left w:val="single" w:sz="4" w:space="0" w:color="000000"/>
+              <w:bottom w:val="single" w:sz="4" w:space="0" w:color="000000"/>
+              <w:right w:val="single" w:sz="4" w:space="0" w:color="000000"/>
+            </w:tcBorders>
+            <w:vAlign w:val="center"/>
+          </w:tcPr>
+          <w:p>
+            <w:pPr>
+              <w:spacing w:after="0" w:line="240" w:lineRule="auto"/>
+              <w:rPr>
+                <w:rFonts w:ascii="Times New Roman" w:eastAsia="Times New Roman" w:hAnsi="Times New Roman" w:cs="Times New Roman"/>
+                <w:sz w:val="24"/>
+                <w:szCs w:val="24"/>
+              </w:rPr>
+            </w:pPr>
+            <w:r>
+              <w:t>POST /progress/sleep</w:t>
+            </w:r>
+          </w:p>
+        </w:tc>
+        <w:tc>
+          <w:tcPr>
+            <w:tcW w:w="1572" w:type="dxa"/>
+            <w:tcBorders>
+              <w:top w:val="single" w:sz="4" w:space="0" w:color="000000"/>
+              <w:left w:val="single" w:sz="4" w:space="0" w:color="000000"/>
+              <w:bottom w:val="single" w:sz="4" w:space="0" w:color="000000"/>
+              <w:right w:val="single" w:sz="4" w:space="0" w:color="000000"/>
+            </w:tcBorders>
+            <w:vAlign w:val="center"/>
+          </w:tcPr>
+          <w:p>
+            <w:pPr>
+              <w:spacing w:after="0" w:line="240" w:lineRule="auto"/>
+              <w:rPr>
+                <w:rFonts w:ascii="Times New Roman" w:eastAsia="Times New Roman" w:hAnsi="Times New Roman" w:cs="Times New Roman"/>
+                <w:sz w:val="24"/>
+                <w:szCs w:val="24"/>
+              </w:rPr>
+            </w:pPr>
+            <w:r>
+              <w:rPr>
+                <w:rFonts w:ascii="Times New Roman" w:eastAsia="Times New Roman" w:hAnsi="Times New Roman" w:cs="Times New Roman"/>
+                <w:sz w:val="24"/>
+                <w:szCs w:val="24"/>
+              </w:rPr>
+              <w:t>update user</w:t>
+            </w:r>
+          </w:p>
+        </w:tc>
+        <w:tc>
+          <w:tcPr>
+            <w:tcW w:w="2688" w:type="dxa"/>
+            <w:tcBorders>
+              <w:top w:val="single" w:sz="4" w:space="0" w:color="000000"/>
+              <w:left w:val="single" w:sz="4" w:space="0" w:color="000000"/>
+              <w:bottom w:val="single" w:sz="4" w:space="0" w:color="000000"/>
+              <w:right w:val="single" w:sz="4" w:space="0" w:color="000000"/>
+            </w:tcBorders>
+            <w:vAlign w:val="center"/>
+          </w:tcPr>
+          <w:p>
+            <w:pPr>
+              <w:spacing w:after="0" w:line="240" w:lineRule="auto"/>
+              <w:rPr>
+                <w:rFonts w:ascii="Times New Roman" w:eastAsia="Times New Roman" w:hAnsi="Times New Roman" w:cs="Times New Roman"/>
+                <w:sz w:val="24"/>
+                <w:szCs w:val="24"/>
+              </w:rPr>
+            </w:pPr>
+            <w:r>
+              <w:rPr>
+                <w:rFonts w:ascii="Times New Roman" w:eastAsia="Times New Roman" w:hAnsi="Times New Roman" w:cs="Times New Roman"/>
+                <w:sz w:val="24"/>
+                <w:szCs w:val="24"/>
+              </w:rPr>
+              <w:t>ALL</w:t>
+            </w:r>
+          </w:p>
+        </w:tc>
+      </w:tr>
+      <w:tr>
+        <w:trPr>
+          <w:jc w:val="center"/>
+        </w:trPr>
+        <w:tc>
+          <w:tcPr>
+            <w:tcW w:w="1357" w:type="dxa"/>
+            <w:tcBorders>
+              <w:top w:val="single" w:sz="4" w:space="0" w:color="000000"/>
+              <w:left w:val="single" w:sz="4" w:space="0" w:color="000000"/>
+              <w:bottom w:val="single" w:sz="4" w:space="0" w:color="000000"/>
+              <w:right w:val="single" w:sz="4" w:space="0" w:color="000000"/>
+            </w:tcBorders>
+            <w:vAlign w:val="center"/>
+          </w:tcPr>
+          <w:p>
+            <w:pPr>
+              <w:spacing w:after="0" w:line="240" w:lineRule="auto"/>
+              <w:rPr>
+                <w:rFonts w:ascii="Times New Roman" w:eastAsia="Times New Roman" w:hAnsi="Times New Roman" w:cs="Times New Roman"/>
+                <w:sz w:val="24"/>
+                <w:szCs w:val="24"/>
+              </w:rPr>
+            </w:pPr>
+            <w:r>
+              <w:rPr>
+                <w:rFonts w:ascii="Times New Roman" w:eastAsia="Times New Roman" w:hAnsi="Times New Roman" w:cs="Times New Roman"/>
+                <w:sz w:val="24"/>
+                <w:szCs w:val="24"/>
+              </w:rPr>
+              <w:t>Measurement</w:t>
+            </w:r>
+          </w:p>
+        </w:tc>
+        <w:tc>
+          <w:tcPr>
+            <w:tcW w:w="3928" w:type="dxa"/>
+            <w:tcBorders>
+              <w:top w:val="single" w:sz="4" w:space="0" w:color="000000"/>
+              <w:left w:val="single" w:sz="4" w:space="0" w:color="000000"/>
+              <w:bottom w:val="single" w:sz="4" w:space="0" w:color="000000"/>
+              <w:right w:val="single" w:sz="4" w:space="0" w:color="000000"/>
+            </w:tcBorders>
+            <w:vAlign w:val="center"/>
+          </w:tcPr>
+          <w:p>
+            <w:pPr>
+              <w:spacing w:after="0" w:line="240" w:lineRule="auto"/>
+              <w:rPr>
+                <w:rFonts w:ascii="Times New Roman" w:eastAsia="Times New Roman" w:hAnsi="Times New Roman" w:cs="Times New Roman"/>
+                <w:sz w:val="24"/>
+                <w:szCs w:val="24"/>
+              </w:rPr>
+            </w:pPr>
+            <w:r>
+              <w:t>POST /progress/measurement</w:t>
+            </w:r>
+          </w:p>
+        </w:tc>
+        <w:tc>
+          <w:tcPr>
+            <w:tcW w:w="1572" w:type="dxa"/>
+            <w:tcBorders>
+              <w:top w:val="single" w:sz="4" w:space="0" w:color="000000"/>
+              <w:left w:val="single" w:sz="4" w:space="0" w:color="000000"/>
+              <w:bottom w:val="single" w:sz="4" w:space="0" w:color="000000"/>
+              <w:right w:val="single" w:sz="4" w:space="0" w:color="000000"/>
+            </w:tcBorders>
+            <w:vAlign w:val="center"/>
+          </w:tcPr>
+          <w:p>
+            <w:pPr>
+              <w:spacing w:after="0" w:line="240" w:lineRule="auto"/>
+              <w:rPr>
+                <w:rFonts w:ascii="Times New Roman" w:eastAsia="Times New Roman" w:hAnsi="Times New Roman" w:cs="Times New Roman"/>
+                <w:sz w:val="24"/>
+                <w:szCs w:val="24"/>
+              </w:rPr>
+            </w:pPr>
+            <w:r>
+              <w:rPr>
+                <w:rFonts w:ascii="Times New Roman" w:eastAsia="Times New Roman" w:hAnsi="Times New Roman" w:cs="Times New Roman"/>
+                <w:sz w:val="24"/>
+                <w:szCs w:val="24"/>
+              </w:rPr>
+              <w:t>delete user</w:t>
+            </w:r>
+          </w:p>
+        </w:tc>
+        <w:tc>
+          <w:tcPr>
+            <w:tcW w:w="2688" w:type="dxa"/>
+            <w:tcBorders>
+              <w:top w:val="single" w:sz="4" w:space="0" w:color="000000"/>
+              <w:left w:val="single" w:sz="4" w:space="0" w:color="000000"/>
+              <w:bottom w:val="single" w:sz="4" w:space="0" w:color="000000"/>
+              <w:right w:val="single" w:sz="4" w:space="0" w:color="000000"/>
+            </w:tcBorders>
+            <w:vAlign w:val="center"/>
+          </w:tcPr>
+          <w:p>
+            <w:pPr>
+              <w:spacing w:after="0" w:line="240" w:lineRule="auto"/>
+              <w:rPr>
+                <w:rFonts w:ascii="Times New Roman" w:eastAsia="Times New Roman" w:hAnsi="Times New Roman" w:cs="Times New Roman"/>
+                <w:sz w:val="24"/>
+                <w:szCs w:val="24"/>
+              </w:rPr>
+            </w:pPr>
+            <w:r>
+              <w:rPr>
+                <w:rFonts w:ascii="Times New Roman" w:eastAsia="Times New Roman" w:hAnsi="Times New Roman" w:cs="Times New Roman"/>
+                <w:sz w:val="24"/>
+                <w:szCs w:val="24"/>
+              </w:rPr>
+              <w:t>ALL</w:t>
+            </w:r>
+          </w:p>
+        </w:tc>
+      </w:tr>
+      <w:tr>
+        <w:trPr>
+          <w:jc w:val="center"/>
+        </w:trPr>
+        <w:tc>
+          <w:tcPr>
+            <w:tcW w:w="1357" w:type="dxa"/>
+            <w:tcBorders>
+              <w:top w:val="single" w:sz="4" w:space="0" w:color="000000"/>
+              <w:left w:val="single" w:sz="4" w:space="0" w:color="000000"/>
+              <w:bottom w:val="single" w:sz="4" w:space="0" w:color="000000"/>
+              <w:right w:val="single" w:sz="4" w:space="0" w:color="000000"/>
+            </w:tcBorders>
+            <w:vAlign w:val="center"/>
+          </w:tcPr>
+          <w:p>
+            <w:pPr>
+              <w:spacing w:after="0" w:line="240" w:lineRule="auto"/>
+              <w:rPr>
+                <w:rFonts w:ascii="Times New Roman" w:eastAsia="Times New Roman" w:hAnsi="Times New Roman" w:cs="Times New Roman"/>
+                <w:sz w:val="24"/>
+                <w:szCs w:val="24"/>
+              </w:rPr>
+            </w:pPr>
+            <w:r>
+              <w:rPr>
+                <w:rFonts w:ascii="Times New Roman" w:eastAsia="Times New Roman" w:hAnsi="Times New Roman" w:cs="Times New Roman"/>
+                <w:sz w:val="24"/>
+                <w:szCs w:val="24"/>
+              </w:rPr>
+              <w:t>Measurement</w:t>
+            </w:r>
+          </w:p>
+        </w:tc>
+        <w:tc>
+          <w:tcPr>
+            <w:tcW w:w="3928" w:type="dxa"/>
+            <w:tcBorders>
+              <w:top w:val="single" w:sz="4" w:space="0" w:color="000000"/>
+              <w:left w:val="single" w:sz="4" w:space="0" w:color="000000"/>
+              <w:bottom w:val="single" w:sz="4" w:space="0" w:color="000000"/>
+              <w:right w:val="single" w:sz="4" w:space="0" w:color="000000"/>
+            </w:tcBorders>
+            <w:vAlign w:val="center"/>
+          </w:tcPr>
+          <w:p>
+            <w:pPr>
+              <w:spacing w:after="0" w:line="240" w:lineRule="auto"/>
+              <w:rPr>
+                <w:rFonts w:ascii="Times New Roman" w:eastAsia="Times New Roman" w:hAnsi="Times New Roman" w:cs="Times New Roman"/>
+                <w:sz w:val="24"/>
+                <w:szCs w:val="24"/>
+              </w:rPr>
+            </w:pPr>
+            <w:r>
+              <w:t>GET /progress/{user_id}/measurements</w:t>
+            </w:r>
+          </w:p>
+        </w:tc>
+        <w:tc>
+          <w:tcPr>
+            <w:tcW w:w="1572" w:type="dxa"/>
+            <w:tcBorders>
+              <w:top w:val="single" w:sz="4" w:space="0" w:color="000000"/>
+              <w:left w:val="single" w:sz="4" w:space="0" w:color="000000"/>
+              <w:bottom w:val="single" w:sz="4" w:space="0" w:color="000000"/>
+              <w:right w:val="single" w:sz="4" w:space="0" w:color="000000"/>
+            </w:tcBorders>
+            <w:vAlign w:val="center"/>
+          </w:tcPr>
+          <w:p>
+            <w:pPr>
+              <w:spacing w:after="0" w:line="240" w:lineRule="auto"/>
+              <w:rPr>
+                <w:rFonts w:ascii="Times New Roman" w:eastAsia="Times New Roman" w:hAnsi="Times New Roman" w:cs="Times New Roman"/>
+                <w:sz w:val="24"/>
+                <w:szCs w:val="24"/>
+              </w:rPr>
+            </w:pPr>
+            <w:r>
+              <w:rPr>
+                <w:rFonts w:ascii="Times New Roman" w:eastAsia="Times New Roman" w:hAnsi="Times New Roman" w:cs="Times New Roman"/>
+                <w:sz w:val="24"/>
+                <w:szCs w:val="24"/>
+              </w:rPr>
+              <w:t>list roles</w:t>
+            </w:r>
+          </w:p>
+        </w:tc>
+        <w:tc>
+          <w:tcPr>
+            <w:tcW w:w="2688" w:type="dxa"/>
+            <w:tcBorders>
+              <w:top w:val="single" w:sz="4" w:space="0" w:color="000000"/>
+              <w:left w:val="single" w:sz="4" w:space="0" w:color="000000"/>
+              <w:bottom w:val="single" w:sz="4" w:space="0" w:color="000000"/>
+              <w:right w:val="single" w:sz="4" w:space="0" w:color="000000"/>
+            </w:tcBorders>
+            <w:vAlign w:val="center"/>
+          </w:tcPr>
+          <w:p>
+            <w:pPr>
+              <w:spacing w:after="0" w:line="240" w:lineRule="auto"/>
+              <w:rPr>
+                <w:rFonts w:ascii="Times New Roman" w:eastAsia="Times New Roman" w:hAnsi="Times New Roman" w:cs="Times New Roman"/>
+                <w:sz w:val="24"/>
+                <w:szCs w:val="24"/>
+              </w:rPr>
+            </w:pPr>
+            <w:r>
+              <w:rPr>
+                <w:rFonts w:ascii="Times New Roman" w:eastAsia="Times New Roman" w:hAnsi="Times New Roman" w:cs="Times New Roman"/>
+                <w:sz w:val="24"/>
+                <w:szCs w:val="24"/>
+              </w:rPr>
+              <w:t>ADMIN</w:t>
+            </w:r>
+          </w:p>
+        </w:tc>
+      </w:tr>
+      <w:tr>
+        <w:trPr>
+          <w:jc w:val="center"/>
+        </w:trPr>
+        <w:tc>
+          <w:tcPr>
+            <w:tcW w:w="1357" w:type="dxa"/>
+            <w:tcBorders>
+              <w:top w:val="single" w:sz="4" w:space="0" w:color="000000"/>
+              <w:left w:val="single" w:sz="4" w:space="0" w:color="000000"/>
+              <w:bottom w:val="single" w:sz="4" w:space="0" w:color="000000"/>
+              <w:right w:val="single" w:sz="4" w:space="0" w:color="000000"/>
+            </w:tcBorders>
+            <w:vAlign w:val="center"/>
+          </w:tcPr>
+          <w:p>
+            <w:pPr>
+              <w:spacing w:after="0" w:line="240" w:lineRule="auto"/>
+              <w:rPr>
+                <w:rFonts w:ascii="Times New Roman" w:eastAsia="Times New Roman" w:hAnsi="Times New Roman" w:cs="Times New Roman"/>
+                <w:sz w:val="24"/>
+                <w:szCs w:val="24"/>
+              </w:rPr>
+            </w:pPr>
+            <w:r>
+              <w:rPr>
+                <w:rFonts w:ascii="Times New Roman" w:eastAsia="Times New Roman" w:hAnsi="Times New Roman" w:cs="Times New Roman"/>
+                <w:sz w:val="24"/>
+                <w:szCs w:val="24"/>
+              </w:rPr>
+              <w:t>timeline</w:t>
+            </w:r>
+          </w:p>
+        </w:tc>
+        <w:tc>
+          <w:tcPr>
+            <w:tcW w:w="3928" w:type="dxa"/>
+            <w:tcBorders>
+              <w:top w:val="single" w:sz="4" w:space="0" w:color="000000"/>
+              <w:left w:val="single" w:sz="4" w:space="0" w:color="000000"/>
+              <w:bottom w:val="single" w:sz="4" w:space="0" w:color="000000"/>
+              <w:right w:val="single" w:sz="4" w:space="0" w:color="000000"/>
+            </w:tcBorders>
+            <w:vAlign w:val="center"/>
+          </w:tcPr>
+          <w:p>
+            <w:pPr>
+              <w:spacing w:after="0" w:line="240" w:lineRule="auto"/>
+              <w:rPr>
+                <w:rFonts w:ascii="Times New Roman" w:eastAsia="Times New Roman" w:hAnsi="Times New Roman" w:cs="Times New Roman"/>
+                <w:sz w:val="24"/>
+                <w:szCs w:val="24"/>
+              </w:rPr>
+            </w:pPr>
+            <w:r>
+              <w:t>GET /progress/{user_id}/timeline</w:t>
+            </w:r>
+          </w:p>
+        </w:tc>
+        <w:tc>
+          <w:tcPr>
+            <w:tcW w:w="1572" w:type="dxa"/>
+            <w:tcBorders>
+              <w:top w:val="single" w:sz="4" w:space="0" w:color="000000"/>
+              <w:left w:val="single" w:sz="4" w:space="0" w:color="000000"/>
+              <w:bottom w:val="single" w:sz="4" w:space="0" w:color="000000"/>
+              <w:right w:val="single" w:sz="4" w:space="0" w:color="000000"/>
+            </w:tcBorders>
+            <w:vAlign w:val="center"/>
+          </w:tcPr>
+          <w:p>
+            <w:pPr>
+              <w:spacing w:after="0" w:line="240" w:lineRule="auto"/>
+              <w:rPr>
+                <w:rFonts w:ascii="Times New Roman" w:eastAsia="Times New Roman" w:hAnsi="Times New Roman" w:cs="Times New Roman"/>
+                <w:sz w:val="24"/>
+                <w:szCs w:val="24"/>
+              </w:rPr>
+            </w:pPr>
+            <w:r>
+              <w:rPr>
+                <w:rFonts w:ascii="Times New Roman" w:eastAsia="Times New Roman" w:hAnsi="Times New Roman" w:cs="Times New Roman"/>
+                <w:sz w:val="24"/>
+                <w:szCs w:val="24"/>
+              </w:rPr>
+              <w:t>create role</w:t>
+            </w:r>
+          </w:p>
+        </w:tc>
+        <w:tc>
+          <w:tcPr>
+            <w:tcW w:w="2688" w:type="dxa"/>
+            <w:tcBorders>
+              <w:top w:val="single" w:sz="4" w:space="0" w:color="000000"/>
+              <w:left w:val="single" w:sz="4" w:space="0" w:color="000000"/>
+              <w:bottom w:val="single" w:sz="4" w:space="0" w:color="000000"/>
+              <w:right w:val="single" w:sz="4" w:space="0" w:color="000000"/>
+            </w:tcBorders>
+            <w:vAlign w:val="center"/>
+          </w:tcPr>
+          <w:p>
+            <w:pPr>
+              <w:spacing w:after="0" w:line="240" w:lineRule="auto"/>
+              <w:rPr>
+                <w:rFonts w:ascii="Times New Roman" w:eastAsia="Times New Roman" w:hAnsi="Times New Roman" w:cs="Times New Roman"/>
+                <w:sz w:val="24"/>
+                <w:szCs w:val="24"/>
+              </w:rPr>
+            </w:pPr>
+            <w:r>
+              <w:rPr>
+                <w:rFonts w:ascii="Times New Roman" w:eastAsia="Times New Roman" w:hAnsi="Times New Roman" w:cs="Times New Roman"/>
+                <w:sz w:val="24"/>
+                <w:szCs w:val="24"/>
+              </w:rPr>
+              <w:t>ADMIN</w:t>
+            </w:r>
+          </w:p>
+        </w:tc>
+      </w:tr>
+    </w:tbl>
+    <w:p/>
     <w:sectPr>
-      <w:type w:val="nextPage"/>
       <w:pgSz w:w="11906" w:h="16838"/>
-      <w:pgMar w:left="1440" w:right="1440" w:gutter="0" w:header="0" w:top="1440" w:footer="0" w:bottom="1440"/>
-      <w:pgNumType w:fmt="decimal"/>
-      <w:formProt w:val="false"/>
-      <w:textDirection w:val="lrTb"/>
-      <w:docGrid w:type="default" w:linePitch="360" w:charSpace="0"/>
+      <w:pgMar w:top="1440" w:right="1440" w:bottom="1440" w:left="1440" w:header="0" w:footer="0" w:gutter="0"/>
+      <w:cols w:space="720"/>
+      <w:formProt w:val="0"/>
+      <w:docGrid w:linePitch="360"/>
     </w:sectPr>
   </w:body>
 </w:document>
 </file>
 
 <file path=word/styles.xml><?xml version="1.0" encoding="utf-8"?>
-<w:styles xmlns:w="http://schemas.openxmlformats.org/wordprocessingml/2006/main" xmlns:w14="http://schemas.microsoft.com/office/word/2010/wordml" xmlns:mc="http://schemas.openxmlformats.org/markup-compatibility/2006" mc:Ignorable="w14">
+<w:styles xmlns:mc="http://schemas.openxmlformats.org/markup-compatibility/2006" xmlns:r="http://schemas.openxmlformats.org/officeDocument/2006/relationships" xmlns:w="http://schemas.openxmlformats.org/wordprocessingml/2006/main" xmlns:w14="http://schemas.microsoft.com/office/word/2010/wordml" xmlns:w15="http://schemas.microsoft.com/office/word/2012/wordml" xmlns:w16cex="http://schemas.microsoft.com/office/word/2018/wordml/cex" xmlns:w16cid="http://schemas.microsoft.com/office/word/2016/wordml/cid" xmlns:w16="http://schemas.microsoft.com/office/word/2018/wordml" xmlns:w16sdtdh="http://schemas.microsoft.com/office/word/2020/wordml/sdtdatahash" xmlns:w16se="http://schemas.microsoft.com/office/word/2015/wordml/symex" mc:Ignorable="w14 w15 w16se w16cid w16 w16cex w16sdtdh">
   <w:docDefaults>
     <w:rPrDefault>
       <w:rPr>
-        <w:rFonts w:ascii="Calibri" w:hAnsi="Calibri" w:eastAsia="Calibri" w:cs="" w:asciiTheme="minorHAnsi" w:cstheme="minorBidi" w:eastAsiaTheme="minorHAnsi" w:hAnsiTheme="minorHAnsi"/>
+        <w:rFonts w:asciiTheme="minorHAnsi" w:eastAsiaTheme="minorHAnsi" w:hAnsiTheme="minorHAnsi" w:cstheme="minorBidi"/>
         <w:sz w:val="22"/>
         <w:szCs w:val="22"/>
         <w:lang w:val="en-US" w:eastAsia="en-US" w:bidi="ar-SA"/>
@@ -5382,21 +5995,21 @@
     </w:rPrDefault>
     <w:pPrDefault>
       <w:pPr>
-        <w:suppressAutoHyphens w:val="true"/>
+        <w:suppressAutoHyphens/>
       </w:pPr>
     </w:pPrDefault>
   </w:docDefaults>
   <w:latentStyles w:defLockedState="0" w:defUIPriority="99" w:defSemiHidden="0" w:defUnhideWhenUsed="0" w:defQFormat="0" w:count="376">
     <w:lsdException w:name="Normal" w:uiPriority="0" w:qFormat="1"/>
     <w:lsdException w:name="heading 1" w:uiPriority="9" w:qFormat="1"/>
-    <w:lsdException w:name="heading 2" w:uiPriority="9" w:semiHidden="1" w:unhideWhenUsed="1" w:qFormat="1"/>
-    <w:lsdException w:name="heading 3" w:uiPriority="9" w:semiHidden="1" w:unhideWhenUsed="1" w:qFormat="1"/>
-    <w:lsdException w:name="heading 4" w:uiPriority="9" w:semiHidden="1" w:unhideWhenUsed="1" w:qFormat="1"/>
-    <w:lsdException w:name="heading 5" w:uiPriority="9" w:semiHidden="1" w:unhideWhenUsed="1" w:qFormat="1"/>
-    <w:lsdException w:name="heading 6" w:uiPriority="9" w:semiHidden="1" w:unhideWhenUsed="1" w:qFormat="1"/>
-    <w:lsdException w:name="heading 7" w:uiPriority="9" w:semiHidden="1" w:unhideWhenUsed="1" w:qFormat="1"/>
-    <w:lsdException w:name="heading 8" w:uiPriority="9" w:semiHidden="1" w:unhideWhenUsed="1" w:qFormat="1"/>
-    <w:lsdException w:name="heading 9" w:uiPriority="9" w:semiHidden="1" w:unhideWhenUsed="1" w:qFormat="1"/>
+    <w:lsdException w:name="heading 2" w:semiHidden="1" w:uiPriority="9" w:unhideWhenUsed="1" w:qFormat="1"/>
+    <w:lsdException w:name="heading 3" w:semiHidden="1" w:uiPriority="9" w:unhideWhenUsed="1" w:qFormat="1"/>
+    <w:lsdException w:name="heading 4" w:semiHidden="1" w:uiPriority="9" w:unhideWhenUsed="1" w:qFormat="1"/>
+    <w:lsdException w:name="heading 5" w:semiHidden="1" w:uiPriority="9" w:unhideWhenUsed="1" w:qFormat="1"/>
+    <w:lsdException w:name="heading 6" w:semiHidden="1" w:uiPriority="9" w:unhideWhenUsed="1" w:qFormat="1"/>
+    <w:lsdException w:name="heading 7" w:semiHidden="1" w:uiPriority="9" w:unhideWhenUsed="1" w:qFormat="1"/>
+    <w:lsdException w:name="heading 8" w:semiHidden="1" w:uiPriority="9" w:unhideWhenUsed="1" w:qFormat="1"/>
+    <w:lsdException w:name="heading 9" w:semiHidden="1" w:uiPriority="9" w:unhideWhenUsed="1" w:qFormat="1"/>
     <w:lsdException w:name="index 1" w:semiHidden="1" w:unhideWhenUsed="1"/>
     <w:lsdException w:name="index 2" w:semiHidden="1" w:unhideWhenUsed="1"/>
     <w:lsdException w:name="index 3" w:semiHidden="1" w:unhideWhenUsed="1"/>
@@ -5406,22 +6019,22 @@
     <w:lsdException w:name="index 7" w:semiHidden="1" w:unhideWhenUsed="1"/>
     <w:lsdException w:name="index 8" w:semiHidden="1" w:unhideWhenUsed="1"/>
     <w:lsdException w:name="index 9" w:semiHidden="1" w:unhideWhenUsed="1"/>
-    <w:lsdException w:name="toc 1" w:uiPriority="39" w:semiHidden="1" w:unhideWhenUsed="1"/>
-    <w:lsdException w:name="toc 2" w:uiPriority="39" w:semiHidden="1" w:unhideWhenUsed="1"/>
-    <w:lsdException w:name="toc 3" w:uiPriority="39" w:semiHidden="1" w:unhideWhenUsed="1"/>
-    <w:lsdException w:name="toc 4" w:uiPriority="39" w:semiHidden="1" w:unhideWhenUsed="1"/>
-    <w:lsdException w:name="toc 5" w:uiPriority="39" w:semiHidden="1" w:unhideWhenUsed="1"/>
-    <w:lsdException w:name="toc 6" w:uiPriority="39" w:semiHidden="1" w:unhideWhenUsed="1"/>
-    <w:lsdException w:name="toc 7" w:uiPriority="39" w:semiHidden="1" w:unhideWhenUsed="1"/>
-    <w:lsdException w:name="toc 8" w:uiPriority="39" w:semiHidden="1" w:unhideWhenUsed="1"/>
-    <w:lsdException w:name="toc 9" w:uiPriority="39" w:semiHidden="1" w:unhideWhenUsed="1"/>
+    <w:lsdException w:name="toc 1" w:semiHidden="1" w:uiPriority="39" w:unhideWhenUsed="1"/>
+    <w:lsdException w:name="toc 2" w:semiHidden="1" w:uiPriority="39" w:unhideWhenUsed="1"/>
+    <w:lsdException w:name="toc 3" w:semiHidden="1" w:uiPriority="39" w:unhideWhenUsed="1"/>
+    <w:lsdException w:name="toc 4" w:semiHidden="1" w:uiPriority="39" w:unhideWhenUsed="1"/>
+    <w:lsdException w:name="toc 5" w:semiHidden="1" w:uiPriority="39" w:unhideWhenUsed="1"/>
+    <w:lsdException w:name="toc 6" w:semiHidden="1" w:uiPriority="39" w:unhideWhenUsed="1"/>
+    <w:lsdException w:name="toc 7" w:semiHidden="1" w:uiPriority="39" w:unhideWhenUsed="1"/>
+    <w:lsdException w:name="toc 8" w:semiHidden="1" w:uiPriority="39" w:unhideWhenUsed="1"/>
+    <w:lsdException w:name="toc 9" w:semiHidden="1" w:uiPriority="39" w:unhideWhenUsed="1"/>
     <w:lsdException w:name="Normal Indent" w:semiHidden="1" w:unhideWhenUsed="1"/>
     <w:lsdException w:name="footnote text" w:semiHidden="1" w:unhideWhenUsed="1"/>
     <w:lsdException w:name="annotation text" w:semiHidden="1" w:unhideWhenUsed="1"/>
     <w:lsdException w:name="header" w:semiHidden="1" w:unhideWhenUsed="1"/>
     <w:lsdException w:name="footer" w:semiHidden="1" w:unhideWhenUsed="1"/>
     <w:lsdException w:name="index heading" w:semiHidden="1" w:unhideWhenUsed="1"/>
-    <w:lsdException w:name="caption" w:uiPriority="35" w:semiHidden="1" w:unhideWhenUsed="1" w:qFormat="1"/>
+    <w:lsdException w:name="caption" w:semiHidden="1" w:uiPriority="35" w:unhideWhenUsed="1" w:qFormat="1"/>
     <w:lsdException w:name="table of figures" w:semiHidden="1" w:unhideWhenUsed="1"/>
     <w:lsdException w:name="envelope address" w:semiHidden="1" w:unhideWhenUsed="1"/>
     <w:lsdException w:name="envelope return" w:semiHidden="1" w:unhideWhenUsed="1"/>
@@ -5452,7 +6065,7 @@
     <w:lsdException w:name="Title" w:uiPriority="10" w:qFormat="1"/>
     <w:lsdException w:name="Closing" w:semiHidden="1" w:unhideWhenUsed="1"/>
     <w:lsdException w:name="Signature" w:semiHidden="1" w:unhideWhenUsed="1"/>
-    <w:lsdException w:name="Default Paragraph Font" w:uiPriority="1" w:semiHidden="1" w:unhideWhenUsed="1"/>
+    <w:lsdException w:name="Default Paragraph Font" w:semiHidden="1" w:uiPriority="1" w:unhideWhenUsed="1"/>
     <w:lsdException w:name="Body Text" w:semiHidden="1" w:unhideWhenUsed="1"/>
     <w:lsdException w:name="Body Text Indent" w:semiHidden="1" w:unhideWhenUsed="1"/>
     <w:lsdException w:name="List Continue" w:semiHidden="1" w:unhideWhenUsed="1"/>
@@ -5652,8 +6265,8 @@
     <w:lsdException w:name="Subtle Reference" w:uiPriority="31" w:qFormat="1"/>
     <w:lsdException w:name="Intense Reference" w:uiPriority="32" w:qFormat="1"/>
     <w:lsdException w:name="Book Title" w:uiPriority="33" w:qFormat="1"/>
-    <w:lsdException w:name="Bibliography" w:uiPriority="37" w:semiHidden="1" w:unhideWhenUsed="1"/>
-    <w:lsdException w:name="TOC Heading" w:uiPriority="39" w:semiHidden="1" w:unhideWhenUsed="1" w:qFormat="1"/>
+    <w:lsdException w:name="Bibliography" w:semiHidden="1" w:uiPriority="37" w:unhideWhenUsed="1"/>
+    <w:lsdException w:name="TOC Heading" w:semiHidden="1" w:uiPriority="39" w:unhideWhenUsed="1" w:qFormat="1"/>
     <w:lsdException w:name="Plain Table 1" w:uiPriority="41"/>
     <w:lsdException w:name="Plain Table 2" w:uiPriority="42"/>
     <w:lsdException w:name="Plain Table 3" w:uiPriority="43"/>
@@ -5764,58 +6377,66 @@
     <w:lsdException w:name="Unresolved Mention" w:semiHidden="1" w:unhideWhenUsed="1"/>
     <w:lsdException w:name="Smart Link" w:semiHidden="1" w:unhideWhenUsed="1"/>
   </w:latentStyles>
-  <w:style w:type="paragraph" w:styleId="Normal" w:default="1">
+  <w:style w:type="paragraph" w:default="1" w:styleId="Normal">
     <w:name w:val="Normal"/>
     <w:qFormat/>
+    <w:rsid w:val="005F18E0"/>
     <w:pPr>
-      <w:widowControl/>
-      <w:suppressAutoHyphens w:val="true"/>
-      <w:bidi w:val="0"/>
-      <w:spacing w:lineRule="auto" w:line="259" w:before="0" w:after="160"/>
-      <w:jc w:val="left"/>
+      <w:spacing w:after="160" w:line="259" w:lineRule="auto"/>
     </w:pPr>
-    <w:rPr>
-      <w:rFonts w:ascii="Calibri" w:hAnsi="Calibri" w:eastAsia="Calibri" w:cs="" w:asciiTheme="minorHAnsi" w:cstheme="minorBidi" w:eastAsiaTheme="minorHAnsi" w:hAnsiTheme="minorHAnsi"/>
-      <w:color w:val="auto"/>
-      <w:kern w:val="0"/>
-      <w:sz w:val="22"/>
-      <w:szCs w:val="22"/>
-      <w:lang w:val="en-US" w:eastAsia="en-US" w:bidi="ar-SA"/>
-    </w:rPr>
   </w:style>
-  <w:style w:type="character" w:styleId="DefaultParagraphFont" w:default="1">
+  <w:style w:type="character" w:default="1" w:styleId="DefaultParagraphFont">
     <w:name w:val="Default Paragraph Font"/>
     <w:uiPriority w:val="1"/>
     <w:semiHidden/>
     <w:unhideWhenUsed/>
-    <w:qFormat/>
-    <w:rPr/>
   </w:style>
-  <w:style w:type="character" w:styleId="SourceText">
+  <w:style w:type="table" w:default="1" w:styleId="TableNormal">
+    <w:name w:val="Normal Table"/>
+    <w:uiPriority w:val="99"/>
+    <w:semiHidden/>
+    <w:unhideWhenUsed/>
+    <w:tblPr>
+      <w:tblInd w:w="0" w:type="dxa"/>
+      <w:tblCellMar>
+        <w:top w:w="0" w:type="dxa"/>
+        <w:left w:w="108" w:type="dxa"/>
+        <w:bottom w:w="0" w:type="dxa"/>
+        <w:right w:w="108" w:type="dxa"/>
+      </w:tblCellMar>
+    </w:tblPr>
+  </w:style>
+  <w:style w:type="numbering" w:default="1" w:styleId="NoList">
+    <w:name w:val="No List"/>
+    <w:uiPriority w:val="99"/>
+    <w:semiHidden/>
+    <w:unhideWhenUsed/>
+  </w:style>
+  <w:style w:type="character" w:customStyle="1" w:styleId="SourceText">
     <w:name w:val="Source Text"/>
     <w:qFormat/>
     <w:rPr>
-      <w:rFonts w:ascii="Liberation Mono" w:hAnsi="Liberation Mono" w:eastAsia="Liberation Mono" w:cs="Liberation Mono"/>
+      <w:rFonts w:ascii="Liberation Mono" w:eastAsia="Liberation Mono" w:hAnsi="Liberation Mono" w:cs="Liberation Mono"/>
     </w:rPr>
   </w:style>
-  <w:style w:type="character" w:styleId="Bullets">
+  <w:style w:type="character" w:customStyle="1" w:styleId="Bullets">
     <w:name w:val="Bullets"/>
     <w:qFormat/>
     <w:rPr>
-      <w:rFonts w:ascii="OpenSymbol" w:hAnsi="OpenSymbol" w:eastAsia="OpenSymbol" w:cs="OpenSymbol"/>
+      <w:rFonts w:ascii="OpenSymbol" w:eastAsia="OpenSymbol" w:hAnsi="OpenSymbol" w:cs="OpenSymbol"/>
     </w:rPr>
   </w:style>
-  <w:style w:type="paragraph" w:styleId="Heading">
+  <w:style w:type="paragraph" w:customStyle="1" w:styleId="Heading">
     <w:name w:val="Heading"/>
     <w:basedOn w:val="Normal"/>
     <w:next w:val="BodyText"/>
     <w:qFormat/>
     <w:pPr>
-      <w:keepNext w:val="true"/>
+      <w:keepNext/>
       <w:spacing w:before="240" w:after="120"/>
     </w:pPr>
     <w:rPr>
-      <w:rFonts w:ascii="Liberation Sans" w:hAnsi="Liberation Sans" w:eastAsia="Noto Sans CJK SC" w:cs="Noto Sans Devanagari"/>
+      <w:rFonts w:ascii="Liberation Sans" w:eastAsia="Noto Sans CJK SC" w:hAnsi="Liberation Sans" w:cs="Noto Sans Devanagari"/>
       <w:sz w:val="28"/>
       <w:szCs w:val="28"/>
     </w:rPr>
@@ -5824,14 +6445,12 @@
     <w:name w:val="Body Text"/>
     <w:basedOn w:val="Normal"/>
     <w:pPr>
-      <w:spacing w:lineRule="auto" w:line="276" w:before="0" w:after="140"/>
+      <w:spacing w:after="140" w:line="276" w:lineRule="auto"/>
     </w:pPr>
-    <w:rPr/>
   </w:style>
   <w:style w:type="paragraph" w:styleId="List">
     <w:name w:val="List"/>
     <w:basedOn w:val="BodyText"/>
-    <w:pPr/>
     <w:rPr>
       <w:rFonts w:cs="Noto Sans Devanagari"/>
     </w:rPr>
@@ -5852,7 +6471,7 @@
       <w:szCs w:val="24"/>
     </w:rPr>
   </w:style>
-  <w:style w:type="paragraph" w:styleId="Index">
+  <w:style w:type="paragraph" w:customStyle="1" w:styleId="Index">
     <w:name w:val="Index"/>
     <w:basedOn w:val="Normal"/>
     <w:qFormat/>
@@ -5868,30 +6487,26 @@
     <w:basedOn w:val="Normal"/>
     <w:uiPriority w:val="34"/>
     <w:qFormat/>
-    <w:rsid w:val="0032161d"/>
+    <w:rsid w:val="0032161D"/>
     <w:pPr>
-      <w:spacing w:before="0" w:after="160"/>
       <w:ind w:left="720"/>
       <w:contextualSpacing/>
     </w:pPr>
-    <w:rPr/>
   </w:style>
-  <w:style w:type="paragraph" w:styleId="TableContents">
+  <w:style w:type="paragraph" w:customStyle="1" w:styleId="TableContents">
     <w:name w:val="Table Contents"/>
     <w:basedOn w:val="Normal"/>
     <w:qFormat/>
     <w:pPr>
-      <w:widowControl w:val="false"/>
+      <w:widowControl w:val="0"/>
       <w:suppressLineNumbers/>
     </w:pPr>
-    <w:rPr/>
   </w:style>
-  <w:style w:type="paragraph" w:styleId="TableHeading">
+  <w:style w:type="paragraph" w:customStyle="1" w:styleId="TableHeading">
     <w:name w:val="Table Heading"/>
     <w:basedOn w:val="TableContents"/>
     <w:qFormat/>
     <w:pPr>
-      <w:suppressLineNumbers/>
       <w:jc w:val="center"/>
     </w:pPr>
     <w:rPr>
@@ -5899,79 +6514,58 @@
       <w:bCs/>
     </w:rPr>
   </w:style>
-  <w:style w:type="numbering" w:styleId="NoList" w:default="1">
-    <w:name w:val="No List"/>
-    <w:uiPriority w:val="99"/>
-    <w:semiHidden/>
-    <w:unhideWhenUsed/>
-    <w:qFormat/>
-  </w:style>
-  <w:style w:type="table" w:default="1" w:styleId="TableNormal">
-    <w:name w:val="Normal Table"/>
-    <w:uiPriority w:val="99"/>
-    <w:semiHidden/>
-    <w:unhideWhenUsed/>
-    <w:tblPr>
-      <w:tblCellMar>
-        <w:top w:w="0" w:type="dxa"/>
-        <w:left w:w="108" w:type="dxa"/>
-        <w:bottom w:w="0" w:type="dxa"/>
-        <w:right w:w="108" w:type="dxa"/>
-      </w:tblCellMar>
-    </w:tblPr>
-  </w:style>
 </w:styles>
 </file>
 
 <file path=word/theme/theme1.xml><?xml version="1.0" encoding="utf-8"?>
-<a:theme xmlns:a="http://schemas.openxmlformats.org/drawingml/2006/main" xmlns:r="http://schemas.openxmlformats.org/officeDocument/2006/relationships" name="Office Theme">
+<a:theme xmlns:a="http://schemas.openxmlformats.org/drawingml/2006/main" name="Office Theme">
   <a:themeElements>
     <a:clrScheme name="Office">
       <a:dk1>
         <a:srgbClr val="000000"/>
       </a:dk1>
       <a:lt1>
-        <a:srgbClr val="ffffff"/>
+        <a:srgbClr val="FFFFFF"/>
       </a:lt1>
       <a:dk2>
-        <a:srgbClr val="44546a"/>
+        <a:srgbClr val="44546A"/>
       </a:dk2>
       <a:lt2>
-        <a:srgbClr val="e7e6e6"/>
+        <a:srgbClr val="E7E6E6"/>
       </a:lt2>
       <a:accent1>
-        <a:srgbClr val="4472c4"/>
+        <a:srgbClr val="4472C4"/>
       </a:accent1>
       <a:accent2>
-        <a:srgbClr val="ed7d31"/>
+        <a:srgbClr val="ED7D31"/>
       </a:accent2>
       <a:accent3>
-        <a:srgbClr val="a5a5a5"/>
+        <a:srgbClr val="A5A5A5"/>
       </a:accent3>
       <a:accent4>
-        <a:srgbClr val="ffc000"/>
+        <a:srgbClr val="FFC000"/>
       </a:accent4>
       <a:accent5>
-        <a:srgbClr val="5b9bd5"/>
+        <a:srgbClr val="5B9BD5"/>
       </a:accent5>
       <a:accent6>
-        <a:srgbClr val="70ad47"/>
+        <a:srgbClr val="70AD47"/>
       </a:accent6>
       <a:hlink>
-        <a:srgbClr val="0563c1"/>
+        <a:srgbClr val="0563C1"/>
       </a:hlink>
       <a:folHlink>
-        <a:srgbClr val="954f72"/>
+        <a:srgbClr val="954F72"/>
       </a:folHlink>
     </a:clrScheme>
     <a:fontScheme name="Office">
       <a:majorFont>
-        <a:latin typeface="Calibri Light" panose="020F0302020204030204" pitchFamily="0" charset="1"/>
+        <a:latin typeface="Calibri Light" panose="020F0302020204030204"/>
         <a:ea typeface=""/>
         <a:cs typeface=""/>
       </a:majorFont>
       <a:minorFont>
-        <a:latin typeface="Calibri" panose="020F0502020204030204" pitchFamily="0" charset="1"/>
+        <a:latin typeface="Calibri" panose="020F0502020204030204"/>
         <a:ea typeface=""/>
         <a:cs typeface=""/>
       </a:minorFont>
@@ -6003,7 +6597,7 @@
             </a:gs>
           </a:gsLst>
           <a:lin ang="5400000" scaled="0"/>
-          <a:tileRect l="0" t="0" r="0" b="0"/>
+          <a:tileRect/>
         </a:gradFill>
         <a:gradFill>
           <a:gsLst>
@@ -6027,7 +6621,7 @@
             </a:gs>
           </a:gsLst>
           <a:lin ang="5400000" scaled="0"/>
-          <a:tileRect l="0" t="0" r="0" b="0"/>
+          <a:tileRect/>
         </a:gradFill>
       </a:fillStyleLst>
       <a:lnStyleLst>
@@ -6087,10 +6681,12 @@
             </a:gs>
           </a:gsLst>
           <a:lin ang="5400000" scaled="0"/>
-          <a:tileRect l="0" t="0" r="0" b="0"/>
+          <a:tileRect/>
         </a:gradFill>
       </a:bgFillStyleLst>
     </a:fmtScheme>
   </a:themeElements>
+  <a:objectDefaults/>
+  <a:extraClrSchemeLst/>
 </a:theme>
 </file>